--- a/arb/docx/32.content.docx
+++ b/arb/docx/32.content.docx
@@ -32,23 +32,6 @@
     </w:p>
     <w:p>
       <w:pPr>
-        <w:pStyle w:val="Heading2"/>
-        <w:bidi/>
-      </w:pPr>
-      <w:r>
-        <w:rPr>
-          <w:lang w:val="ar_AE" w:bidi="ar_AE"/>
-        </w:rPr>
-        <w:t>License Information</w:t>
-      </w:r>
-      <w:r>
-        <w:rPr>
-          <w:lang w:val="ar_AE" w:bidi="ar_AE"/>
-        </w:rPr>
-      </w:r>
-    </w:p>
-    <w:p>
-      <w:pPr>
         <w:bidi/>
       </w:pPr>
       <w:r>
@@ -61,19 +44,23 @@
           <w:b/>
           <w:lang w:val="ar_AE" w:bidi="ar_AE"/>
         </w:rPr>
-        <w:t>ملاحظات الدراسة (تينديل)</w:t>
-      </w:r>
-      <w:r>
-        <w:rPr>
-          <w:lang w:val="ar_AE" w:bidi="ar_AE"/>
-        </w:rPr>
-        <w:t xml:space="preserve"> (Arabic) is based on</w:t>
-      </w:r>
-      <w:r>
-        <w:rPr>
-          <w:lang w:val="ar_AE" w:bidi="ar_AE"/>
-        </w:rPr>
-        <w:t xml:space="preserve">: </w:t>
+        <w:t>Aquifer Open Study Notes</w:t>
+      </w:r>
+    </w:p>
+    <w:p>
+      <w:pPr>
+        <w:bidi/>
+      </w:pPr>
+      <w:r>
+        <w:rPr>
+          <w:lang w:val="ar_AE" w:bidi="ar_AE"/>
+        </w:rPr>
+      </w:r>
+      <w:r>
+        <w:rPr>
+          <w:lang w:val="ar_AE" w:bidi="ar_AE"/>
+        </w:rPr>
+        <w:t xml:space="preserve">This work is an adaptation of </w:t>
       </w:r>
       <w:r>
         <w:rPr>
@@ -85,64 +72,35 @@
         <w:rPr>
           <w:lang w:val="ar_AE" w:bidi="ar_AE"/>
         </w:rPr>
-        <w:t xml:space="preserve">, </w:t>
-      </w:r>
-      <w:hyperlink r:id="rId13">
-        <w:r>
-          <w:rPr>
-            <w:lang w:val="ar_AE" w:bidi="ar_AE"/>
-          </w:rPr>
-          <w:rPr>
-            <w:color w:val="0000EE"/>
-            <w:u w:val="single"/>
-          </w:rPr>
-          <w:t>Tyndale House Publishers</w:t>
-        </w:r>
-      </w:hyperlink>
-      <w:r>
-        <w:rPr>
-          <w:lang w:val="ar_AE" w:bidi="ar_AE"/>
-        </w:rPr>
-        <w:t xml:space="preserve">, 2019, which is licensed under a </w:t>
-      </w:r>
-      <w:hyperlink r:id="rId14">
-        <w:r>
-          <w:rPr>
-            <w:lang w:val="ar_AE" w:bidi="ar_AE"/>
-          </w:rPr>
-          <w:rPr>
-            <w:color w:val="0000EE"/>
-            <w:u w:val="single"/>
-          </w:rPr>
-          <w:t>CC BY-SA 4.0 license</w:t>
-        </w:r>
-      </w:hyperlink>
-      <w:r>
-        <w:rPr>
-          <w:lang w:val="ar_AE" w:bidi="ar_AE"/>
-        </w:rPr>
-        <w:t>.</w:t>
-      </w:r>
-      <w:r>
-        <w:rPr>
-          <w:lang w:val="ar_AE" w:bidi="ar_AE"/>
-        </w:rPr>
-      </w:r>
-    </w:p>
-    <w:p>
-      <w:pPr>
-        <w:bidi/>
-      </w:pPr>
-      <w:r>
-        <w:rPr>
-          <w:lang w:val="ar_AE" w:bidi="ar_AE"/>
-        </w:rPr>
-      </w:r>
-      <w:r>
-        <w:rPr>
-          <w:lang w:val="ar_AE" w:bidi="ar_AE"/>
-        </w:rPr>
-        <w:t>This PDF version is provided under the same license.</w:t>
+        <w:t xml:space="preserve"> © 2023 Tyndale House Publishers, licensed under the CC BY-SA 4.0 license. The adaptation, </w:t>
+      </w:r>
+      <w:r>
+        <w:rPr>
+          <w:lang w:val="ar_AE" w:bidi="ar_AE"/>
+        </w:rPr>
+        <w:t>Aquifer Open Study Notes</w:t>
+      </w:r>
+      <w:r>
+        <w:rPr>
+          <w:lang w:val="ar_AE" w:bidi="ar_AE"/>
+        </w:rPr>
+        <w:t>, was created by Mission Mutual and is also licensed under CC BY-SA 4.0.</w:t>
+      </w:r>
+    </w:p>
+    <w:p>
+      <w:pPr>
+        <w:bidi/>
+      </w:pPr>
+      <w:r>
+        <w:rPr>
+          <w:lang w:val="ar_AE" w:bidi="ar_AE"/>
+        </w:rPr>
+      </w:r>
+      <w:r>
+        <w:rPr>
+          <w:lang w:val="ar_AE" w:bidi="ar_AE"/>
+        </w:rPr>
+        <w:t>This resource has been adapted into multiple languages, including English, Tok Pisin, Arabic (عربي), French (Français), Hindi (हिंदी), Indonesian (Bahasa Indonesia), Portuguese (Português), Russian (Русский), Spanish (Español), Swahili (Kiswahili), and Simplified Chinese (简体中文).</w:t>
       </w:r>
       <w:r>
         <w:rPr>
@@ -317,7 +275,7 @@
         </w:rPr>
         <w:t xml:space="preserve">كان يونان بن أمتّاي من جتّ-حافر، وهي بلدة تقع على الحدود بين أراضي سبطي نفتالي وزبولون. وقد خدم في مملكة إسرائيل الشمالية في أثناء حكم يرُبعام الثاني (793–753 قبل الميلاد؛ انظر </w:t>
       </w:r>
-      <w:hyperlink r:id="rId15">
+      <w:hyperlink r:id="rId13">
         <w:r>
           <w:rPr>
             <w:lang w:val="ar_AE" w:bidi="ar_AE"/>
@@ -441,7 +399,7 @@
         </w:rPr>
         <w:t xml:space="preserve">بحلول عصر يونان، شهدت نينوى تاريخًا عريقًا ممتدًا (انظر </w:t>
       </w:r>
-      <w:hyperlink r:id="rId16">
+      <w:hyperlink r:id="rId14">
         <w:r>
           <w:rPr>
             <w:lang w:val="ar_AE" w:bidi="ar_AE"/>
@@ -459,7 +417,7 @@
         </w:rPr>
         <w:t xml:space="preserve">). إذ بقيت من أهم المدن في الإمبراطورية الآشورية إلى أن دُمرت عام 612 قبل الميلاد (انظر </w:t>
       </w:r>
-      <w:hyperlink r:id="rId17">
+      <w:hyperlink r:id="rId15">
         <w:r>
           <w:rPr>
             <w:lang w:val="ar_AE" w:bidi="ar_AE"/>
@@ -542,7 +500,7 @@
         </w:rPr>
         <w:t>إن محاولة يونان الهرب من الرب كانت بلا جدوى. فلا يمكن لأحد أن يهرب من وجهه (</w:t>
       </w:r>
-      <w:hyperlink r:id="rId18">
+      <w:hyperlink r:id="rId16">
         <w:r>
           <w:rPr>
             <w:lang w:val="ar_AE" w:bidi="ar_AE"/>
@@ -560,7 +518,7 @@
         </w:rPr>
         <w:t>) أو يعصي مشيئته دون تحمل العواقب (</w:t>
       </w:r>
-      <w:hyperlink r:id="rId19">
+      <w:hyperlink r:id="rId17">
         <w:r>
           <w:rPr>
             <w:lang w:val="ar_AE" w:bidi="ar_AE"/>
@@ -578,7 +536,7 @@
         </w:rPr>
         <w:t>). ومع ذلك، يمكننا أن نتفهم تردده في الذَّهاب إلى نينوى؛ فقد كانت أشور عدوًا لإسرائيل ومعروفة بوحشيتها (</w:t>
       </w:r>
-      <w:hyperlink r:id="rId20">
+      <w:hyperlink r:id="rId18">
         <w:r>
           <w:rPr>
             <w:lang w:val="ar_AE" w:bidi="ar_AE"/>
@@ -596,7 +554,7 @@
         </w:rPr>
         <w:t xml:space="preserve">؛ انظر أيضًا </w:t>
       </w:r>
-      <w:hyperlink r:id="rId21">
+      <w:hyperlink r:id="rId19">
         <w:r>
           <w:rPr>
             <w:lang w:val="ar_AE" w:bidi="ar_AE"/>
@@ -614,7 +572,7 @@
         </w:rPr>
         <w:t>). لم يرد يونان أن يتاح لهؤلاء الأممين فرصة التوبة والنجاة (</w:t>
       </w:r>
-      <w:hyperlink r:id="rId22">
+      <w:hyperlink r:id="rId20">
         <w:r>
           <w:rPr>
             <w:lang w:val="ar_AE" w:bidi="ar_AE"/>
@@ -632,7 +590,7 @@
         </w:rPr>
         <w:t>). • كانت يافا مدينة مرفئية رئيسة على ساحل البحر الأبيض المتوسط (</w:t>
       </w:r>
-      <w:hyperlink r:id="rId23">
+      <w:hyperlink r:id="rId21">
         <w:r>
           <w:rPr>
             <w:lang w:val="ar_AE" w:bidi="ar_AE"/>
@@ -650,7 +608,7 @@
         </w:rPr>
         <w:t xml:space="preserve">؛ </w:t>
       </w:r>
-      <w:hyperlink r:id="rId24">
+      <w:hyperlink r:id="rId22">
         <w:r>
           <w:rPr>
             <w:lang w:val="ar_AE" w:bidi="ar_AE"/>
@@ -734,7 +692,7 @@
         </w:rPr>
         <w:t xml:space="preserve">إن سيادة الله على الطبيعة موضوع محوري في كل سفر يونان (انظر </w:t>
       </w:r>
-      <w:hyperlink r:id="rId25">
+      <w:hyperlink r:id="rId23">
         <w:r>
           <w:rPr>
             <w:lang w:val="ar_AE" w:bidi="ar_AE"/>
@@ -752,7 +710,7 @@
         </w:rPr>
         <w:t xml:space="preserve">، </w:t>
       </w:r>
-      <w:hyperlink r:id="rId26">
+      <w:hyperlink r:id="rId24">
         <w:r>
           <w:rPr>
             <w:lang w:val="ar_AE" w:bidi="ar_AE"/>
@@ -770,7 +728,7 @@
         </w:rPr>
         <w:t xml:space="preserve"> </w:t>
       </w:r>
-      <w:hyperlink r:id="rId27">
+      <w:hyperlink r:id="rId25">
         <w:r>
           <w:rPr>
             <w:lang w:val="ar_AE" w:bidi="ar_AE"/>
@@ -788,7 +746,7 @@
         </w:rPr>
         <w:t xml:space="preserve"> </w:t>
       </w:r>
-      <w:hyperlink r:id="rId28">
+      <w:hyperlink r:id="rId26">
         <w:r>
           <w:rPr>
             <w:lang w:val="ar_AE" w:bidi="ar_AE"/>
@@ -806,7 +764,7 @@
         </w:rPr>
         <w:t xml:space="preserve"> </w:t>
       </w:r>
-      <w:hyperlink r:id="rId29">
+      <w:hyperlink r:id="rId27">
         <w:r>
           <w:rPr>
             <w:lang w:val="ar_AE" w:bidi="ar_AE"/>
@@ -824,7 +782,7 @@
         </w:rPr>
         <w:t xml:space="preserve"> </w:t>
       </w:r>
-      <w:hyperlink r:id="rId30">
+      <w:hyperlink r:id="rId28">
         <w:r>
           <w:rPr>
             <w:lang w:val="ar_AE" w:bidi="ar_AE"/>
@@ -842,7 +800,7 @@
         </w:rPr>
         <w:t xml:space="preserve"> </w:t>
       </w:r>
-      <w:hyperlink r:id="rId31">
+      <w:hyperlink r:id="rId29">
         <w:r>
           <w:rPr>
             <w:lang w:val="ar_AE" w:bidi="ar_AE"/>
@@ -913,7 +871,7 @@
         </w:rPr>
         <w:t>يُحتمل أن النوم الثقيل الذي غلب على يونان كان بتدبير من الله، حتى تبلغ الأزمة ذروتها، ويظهر عجز آلهة البحارة عن تقديم العون (</w:t>
       </w:r>
-      <w:hyperlink r:id="rId32">
+      <w:hyperlink r:id="rId30">
         <w:r>
           <w:rPr>
             <w:lang w:val="ar_AE" w:bidi="ar_AE"/>
@@ -984,7 +942,7 @@
         </w:rPr>
         <w:t xml:space="preserve">سمح الله بإجراء القرعة لأغراض معينة (انظر </w:t>
       </w:r>
-      <w:hyperlink r:id="rId33">
+      <w:hyperlink r:id="rId31">
         <w:r>
           <w:rPr>
             <w:lang w:val="ar_AE" w:bidi="ar_AE"/>
@@ -1002,7 +960,7 @@
         </w:rPr>
         <w:t xml:space="preserve">؛ </w:t>
       </w:r>
-      <w:hyperlink r:id="rId34">
+      <w:hyperlink r:id="rId32">
         <w:r>
           <w:rPr>
             <w:lang w:val="ar_AE" w:bidi="ar_AE"/>
@@ -1020,7 +978,7 @@
         </w:rPr>
         <w:t xml:space="preserve">؛ </w:t>
       </w:r>
-      <w:hyperlink r:id="rId35">
+      <w:hyperlink r:id="rId33">
         <w:r>
           <w:rPr>
             <w:lang w:val="ar_AE" w:bidi="ar_AE"/>
@@ -1038,7 +996,7 @@
         </w:rPr>
         <w:t xml:space="preserve">؛ </w:t>
       </w:r>
-      <w:hyperlink r:id="rId36">
+      <w:hyperlink r:id="rId34">
         <w:r>
           <w:rPr>
             <w:lang w:val="ar_AE" w:bidi="ar_AE"/>
@@ -1056,7 +1014,7 @@
         </w:rPr>
         <w:t>)؛ غير أن ممارسة العرافة عمومًا، كما كانت شائعة في ثقافات العالم القديم، تُعد أمرًا مكروهًا لدى الرب (</w:t>
       </w:r>
-      <w:hyperlink r:id="rId37">
+      <w:hyperlink r:id="rId35">
         <w:r>
           <w:rPr>
             <w:lang w:val="ar_AE" w:bidi="ar_AE"/>
@@ -1145,7 +1103,7 @@
         </w:rPr>
         <w:t xml:space="preserve">: انظر أيضًا </w:t>
       </w:r>
-      <w:hyperlink r:id="rId38">
+      <w:hyperlink r:id="rId36">
         <w:r>
           <w:rPr>
             <w:lang w:val="ar_AE" w:bidi="ar_AE"/>
@@ -1163,7 +1121,7 @@
         </w:rPr>
         <w:t xml:space="preserve">؛ </w:t>
       </w:r>
-      <w:hyperlink r:id="rId39">
+      <w:hyperlink r:id="rId37">
         <w:r>
           <w:rPr>
             <w:lang w:val="ar_AE" w:bidi="ar_AE"/>
@@ -1181,7 +1139,7 @@
         </w:rPr>
         <w:t xml:space="preserve">؛ </w:t>
       </w:r>
-      <w:hyperlink r:id="rId40">
+      <w:hyperlink r:id="rId38">
         <w:r>
           <w:rPr>
             <w:lang w:val="ar_AE" w:bidi="ar_AE"/>
@@ -1225,7 +1183,7 @@
         </w:rPr>
         <w:t xml:space="preserve"> وله السيادة المطلقة عليهما. كانت المعتقدات السائدة آنذاك أن العديد من الآلهة لها ولاية أو سلطة في مجالات بعينها وتضطلع بمهام محددة لفرض سيطرتها. أما لقب "إله السماوات" فهو يشير إلى ارتفاع هذا الإله فوق جميع الآلهة، حيث إن السماء هي أسمى العوالم. ولطالما يؤكد العهد القديم أن الرب وحده هو الإله الحق (انظر، على سبيل المثال، </w:t>
       </w:r>
-      <w:hyperlink r:id="rId41">
+      <w:hyperlink r:id="rId39">
         <w:r>
           <w:rPr>
             <w:lang w:val="ar_AE" w:bidi="ar_AE"/>
@@ -1243,7 +1201,7 @@
         </w:rPr>
         <w:t xml:space="preserve">)، بينما في بعض الأحيان يستخدم تعبيرات تُظهر تفوقه وسموه على الآلهة الزائفة التي كانت تسيطر على خيالات الشعوب الوثنية (انظر </w:t>
       </w:r>
-      <w:hyperlink r:id="rId42">
+      <w:hyperlink r:id="rId40">
         <w:r>
           <w:rPr>
             <w:lang w:val="ar_AE" w:bidi="ar_AE"/>
@@ -1438,7 +1396,7 @@
         </w:rPr>
         <w:t xml:space="preserve">فخاف الرجال....خوفًا عظيمًا: إن إظهار الله لسلطانه على البحر الهائج دفع البحارة إلى تقديم العبادة له. مع أن تقديم الذبائح والنذور هو جزء من طقوس العبادة في إسرائيل (مثلًا، </w:t>
       </w:r>
-      <w:hyperlink r:id="rId43">
+      <w:hyperlink r:id="rId41">
         <w:r>
           <w:rPr>
             <w:lang w:val="ar_AE" w:bidi="ar_AE"/>
@@ -1521,7 +1479,7 @@
         </w:rPr>
         <w:t>يرى بعض النُقاد أن نجاة يونان من الموت في جوف الحوت أمر مستحيل. لكن هذا التشكيك يتعارض مع أحد المحاور اللاهوتية الرئيسة في هذا السفر - وهو سيادة الله المطلقة على الطبيعة. فإذا كنا نؤمن أن الله موجود، وخالق للطبيعة ومتحكم فيها (</w:t>
       </w:r>
-      <w:hyperlink r:id="rId26">
+      <w:hyperlink r:id="rId24">
         <w:r>
           <w:rPr>
             <w:lang w:val="ar_AE" w:bidi="ar_AE"/>
@@ -1539,7 +1497,7 @@
         </w:rPr>
         <w:t xml:space="preserve">، </w:t>
       </w:r>
-      <w:hyperlink r:id="rId44">
+      <w:hyperlink r:id="rId42">
         <w:r>
           <w:rPr>
             <w:lang w:val="ar_AE" w:bidi="ar_AE"/>
@@ -1557,7 +1515,7 @@
         </w:rPr>
         <w:t xml:space="preserve">؛ انظر أيضًا </w:t>
       </w:r>
-      <w:hyperlink r:id="rId45">
+      <w:hyperlink r:id="rId43">
         <w:r>
           <w:rPr>
             <w:lang w:val="ar_AE" w:bidi="ar_AE"/>
@@ -1587,7 +1545,7 @@
         </w:rPr>
         <w:t xml:space="preserve">(قارن </w:t>
       </w:r>
-      <w:hyperlink r:id="rId46">
+      <w:hyperlink r:id="rId44">
         <w:r>
           <w:rPr>
             <w:lang w:val="ar_AE" w:bidi="ar_AE"/>
@@ -1605,7 +1563,7 @@
         </w:rPr>
         <w:t>). من ناحية أخرى، هناك أنواع معينة من الكائنات البحرية ضخمة بما يكفي لتفي بالغرض (مثل الحيتان والقروش)، وقد سُجلت حوادث مماثلة في العصر الحديث. • أشار يسوع لاحقًا إلى مكوث يونان في جوف الحوت ثلاثة أيام وثلاث ليالٍ عند التنبؤ بمدة بقائه في القبر (</w:t>
       </w:r>
-      <w:hyperlink r:id="rId47">
+      <w:hyperlink r:id="rId45">
         <w:r>
           <w:rPr>
             <w:lang w:val="ar_AE" w:bidi="ar_AE"/>
@@ -1623,7 +1581,7 @@
         </w:rPr>
         <w:t xml:space="preserve">). • كلمة "أعد" هنا هي الأولى من أربع مرات ترد فيها نفس الكلمة العبرية في السفر (انظر </w:t>
       </w:r>
-      <w:hyperlink r:id="rId48">
+      <w:hyperlink r:id="rId46">
         <w:r>
           <w:rPr>
             <w:lang w:val="ar_AE" w:bidi="ar_AE"/>
@@ -1641,7 +1599,7 @@
         </w:rPr>
         <w:t xml:space="preserve">، </w:t>
       </w:r>
-      <w:hyperlink r:id="rId49">
+      <w:hyperlink r:id="rId47">
         <w:r>
           <w:rPr>
             <w:lang w:val="ar_AE" w:bidi="ar_AE"/>
@@ -1659,7 +1617,7 @@
         </w:rPr>
         <w:t xml:space="preserve">، </w:t>
       </w:r>
-      <w:hyperlink r:id="rId50">
+      <w:hyperlink r:id="rId48">
         <w:r>
           <w:rPr>
             <w:lang w:val="ar_AE" w:bidi="ar_AE"/>
@@ -1796,7 +1754,7 @@
         </w:rPr>
         <w:t xml:space="preserve">): كان يُعتقد أن الهاوية هي مقر الأموات (انظر </w:t>
       </w:r>
-      <w:hyperlink r:id="rId51">
+      <w:hyperlink r:id="rId49">
         <w:r>
           <w:rPr>
             <w:lang w:val="ar_AE" w:bidi="ar_AE"/>
@@ -1814,7 +1772,7 @@
         </w:rPr>
         <w:t xml:space="preserve">؛ </w:t>
       </w:r>
-      <w:hyperlink r:id="rId52">
+      <w:hyperlink r:id="rId50">
         <w:r>
           <w:rPr>
             <w:lang w:val="ar_AE" w:bidi="ar_AE"/>
@@ -1885,7 +1843,7 @@
         </w:rPr>
         <w:t>نادى يونان الرب في ضيقه، وهو على شفَا الغرق، طالبًا معونته وحياة من لدنه وإشراق وجهه عليه من جديد. ومن المفارقة أن يتهم يونان الرب بطرده من حضرته، حين كان هو نفسه قد فر من وجه الرب إلى ترشيش (</w:t>
       </w:r>
-      <w:hyperlink r:id="rId53">
+      <w:hyperlink r:id="rId51">
         <w:r>
           <w:rPr>
             <w:lang w:val="ar_AE" w:bidi="ar_AE"/>
@@ -1915,7 +1873,7 @@
         </w:rPr>
         <w:t xml:space="preserve">: يحتمل أن يكون يونان واثقًا من نجاته وبذلك فإنه يشير إلى أنه سيعود ليتعبد مجددًا في هيكل أورشليم، أو أنه كان ينادي الرب في هيكله من أعماق البحر (قارن </w:t>
       </w:r>
-      <w:hyperlink r:id="rId54">
+      <w:hyperlink r:id="rId52">
         <w:r>
           <w:rPr>
             <w:lang w:val="ar_AE" w:bidi="ar_AE"/>
@@ -1998,7 +1956,7 @@
         </w:rPr>
         <w:t xml:space="preserve">) تظهر مفاهيم قديمة للعالم السفلي، حيث يُعتقد أن الموتى في أعماق الأرض (انظر أيضًا </w:t>
       </w:r>
-      <w:hyperlink r:id="rId55">
+      <w:hyperlink r:id="rId53">
         <w:r>
           <w:rPr>
             <w:lang w:val="ar_AE" w:bidi="ar_AE"/>
@@ -2101,7 +2059,7 @@
         </w:rPr>
         <w:t>ذكرت الرب: في هذا السياق، تعني عبارة يونان "وجهت قلبي إلى الرب في الصلاة." • فجاءت إليك صلاتي إلى هيكل قدسك: رُغم أن الله حاضر في كل مكان وفي كل زمان، فإن الهيكل كان يُعد موضع سُكنى الله الخاص في عبادة بني إسرائيل، (</w:t>
       </w:r>
-      <w:hyperlink r:id="rId18">
+      <w:hyperlink r:id="rId16">
         <w:r>
           <w:rPr>
             <w:lang w:val="ar_AE" w:bidi="ar_AE"/>
@@ -2119,7 +2077,7 @@
         </w:rPr>
         <w:t xml:space="preserve"> </w:t>
       </w:r>
-      <w:hyperlink r:id="rId56">
+      <w:hyperlink r:id="rId54">
         <w:r>
           <w:rPr>
             <w:lang w:val="ar_AE" w:bidi="ar_AE"/>
@@ -2190,7 +2148,7 @@
         </w:rPr>
         <w:t xml:space="preserve">نلاحظ تشابهًا بين خاتمة تسبحة يونان وما ورد في </w:t>
       </w:r>
-      <w:hyperlink r:id="rId44">
+      <w:hyperlink r:id="rId42">
         <w:r>
           <w:rPr>
             <w:lang w:val="ar_AE" w:bidi="ar_AE"/>
@@ -2261,7 +2219,7 @@
         </w:rPr>
         <w:t xml:space="preserve">يبدأ الجزء الثاني من السفر بنفس الطريقة التي بدأ بها الجزء الأول (انظر </w:t>
       </w:r>
-      <w:hyperlink r:id="rId57">
+      <w:hyperlink r:id="rId55">
         <w:r>
           <w:rPr>
             <w:lang w:val="ar_AE" w:bidi="ar_AE"/>
@@ -2396,7 +2354,7 @@
         </w:rPr>
         <w:t>أما نينوى فكانت مدينة عظيمة لله مسيرة ثلاثة أيام: فقد أراد الله أن يخلص هذه المدينة الشاسعة المليئة بالموارد البشرية والطبيعية بدلًا من إهلاكها (</w:t>
       </w:r>
-      <w:hyperlink r:id="rId58">
+      <w:hyperlink r:id="rId56">
         <w:r>
           <w:rPr>
             <w:lang w:val="ar_AE" w:bidi="ar_AE"/>
@@ -2414,7 +2372,7 @@
         </w:rPr>
         <w:t xml:space="preserve">). وهذا بالضبط ما قاومه يونان بشدة (انظر </w:t>
       </w:r>
-      <w:hyperlink r:id="rId22">
+      <w:hyperlink r:id="rId20">
         <w:r>
           <w:rPr>
             <w:lang w:val="ar_AE" w:bidi="ar_AE"/>
@@ -2432,7 +2390,7 @@
         </w:rPr>
         <w:t xml:space="preserve">، </w:t>
       </w:r>
-      <w:hyperlink r:id="rId59">
+      <w:hyperlink r:id="rId57">
         <w:r>
           <w:rPr>
             <w:lang w:val="ar_AE" w:bidi="ar_AE"/>
@@ -2509,7 +2467,7 @@
         </w:rPr>
         <w:t xml:space="preserve">! لم تتضمن رسالة يونان - على ما يبدو - أي شرط أو احتمال للنجاة - مثل "ولكن إذا تبتم، فإن الله لن يفنيكم" (لاحظ حَيْرة الملك في </w:t>
       </w:r>
-      <w:hyperlink r:id="rId60">
+      <w:hyperlink r:id="rId58">
         <w:r>
           <w:rPr>
             <w:lang w:val="ar_AE" w:bidi="ar_AE"/>
@@ -2527,7 +2485,7 @@
         </w:rPr>
         <w:t>). غير أن يونان كان يعلم تمامًا برغبة الله في توبة الناس لا إهلاكهم (</w:t>
       </w:r>
-      <w:hyperlink r:id="rId61">
+      <w:hyperlink r:id="rId59">
         <w:r>
           <w:rPr>
             <w:lang w:val="ar_AE" w:bidi="ar_AE"/>
@@ -2545,7 +2503,7 @@
         </w:rPr>
         <w:t xml:space="preserve">؛ </w:t>
       </w:r>
-      <w:hyperlink r:id="rId22">
+      <w:hyperlink r:id="rId20">
         <w:r>
           <w:rPr>
             <w:lang w:val="ar_AE" w:bidi="ar_AE"/>
@@ -2616,7 +2574,7 @@
         </w:rPr>
         <w:t xml:space="preserve">للمرة الثانية في هذا السفر القصير، يستجيب الوثنيون استجابة إيجابية لنداء الرب (قارن </w:t>
       </w:r>
-      <w:hyperlink r:id="rId44">
+      <w:hyperlink r:id="rId42">
         <w:r>
           <w:rPr>
             <w:lang w:val="ar_AE" w:bidi="ar_AE"/>
@@ -2634,7 +2592,7 @@
         </w:rPr>
         <w:t xml:space="preserve">). • في إسرائيل القديمة، كان الصيام غالبًا ما يقترن بالصلاة والتوبة في أوقات الشدة (انظر </w:t>
       </w:r>
-      <w:hyperlink r:id="rId62">
+      <w:hyperlink r:id="rId60">
         <w:r>
           <w:rPr>
             <w:lang w:val="ar_AE" w:bidi="ar_AE"/>
@@ -2652,7 +2610,7 @@
         </w:rPr>
         <w:t xml:space="preserve">؛ </w:t>
       </w:r>
-      <w:hyperlink r:id="rId63">
+      <w:hyperlink r:id="rId61">
         <w:r>
           <w:rPr>
             <w:lang w:val="ar_AE" w:bidi="ar_AE"/>
@@ -2670,7 +2628,7 @@
         </w:rPr>
         <w:t xml:space="preserve">). أما ارتداء المُسوح والجلوس على الرماد فكانا يعبران عن الحداد والتوبة العميقة (انظر </w:t>
       </w:r>
-      <w:hyperlink r:id="rId64">
+      <w:hyperlink r:id="rId62">
         <w:r>
           <w:rPr>
             <w:lang w:val="ar_AE" w:bidi="ar_AE"/>
@@ -2688,7 +2646,7 @@
         </w:rPr>
         <w:t xml:space="preserve">؛ </w:t>
       </w:r>
-      <w:hyperlink r:id="rId65">
+      <w:hyperlink r:id="rId63">
         <w:r>
           <w:rPr>
             <w:lang w:val="ar_AE" w:bidi="ar_AE"/>
@@ -2706,7 +2664,7 @@
         </w:rPr>
         <w:t xml:space="preserve">؛ </w:t>
       </w:r>
-      <w:hyperlink r:id="rId66">
+      <w:hyperlink r:id="rId64">
         <w:r>
           <w:rPr>
             <w:lang w:val="ar_AE" w:bidi="ar_AE"/>
@@ -2724,7 +2682,7 @@
         </w:rPr>
         <w:t>). ويبدو أن الآشوريين اتبعوا طقوسًا مماثلة، حيث أتاحت هذه الممارسات للمشاركين التعبير عن ندمهم بشكل ملموس يراه الجميع، والله نفسه • وقد صارت توبة أهل نينوى لاحقًا مثالًا صارخًا لإدانة أصحاب القلوب القاسية في أيام يسوع (</w:t>
       </w:r>
-      <w:hyperlink r:id="rId67">
+      <w:hyperlink r:id="rId65">
         <w:r>
           <w:rPr>
             <w:lang w:val="ar_AE" w:bidi="ar_AE"/>
@@ -2806,7 +2764,7 @@
         </w:rPr>
         <w:t xml:space="preserve">يُحتمل أن ملك نينوى المذكور هنا إما حاكمًا غير معروف للمدينة أو ربما كان ملك آشور نفسه، الذي ربما اتخذ نينوى مقرًا دائمًا لحكمه (قارن </w:t>
       </w:r>
-      <w:hyperlink r:id="rId68">
+      <w:hyperlink r:id="rId66">
         <w:r>
           <w:rPr>
             <w:lang w:val="ar_AE" w:bidi="ar_AE"/>
@@ -2946,7 +2904,7 @@
         </w:rPr>
         <w:t>: لو لم يتب أهل نينوى، لأهلكهم الله (</w:t>
       </w:r>
-      <w:hyperlink r:id="rId69">
+      <w:hyperlink r:id="rId67">
         <w:r>
           <w:rPr>
             <w:lang w:val="ar_AE" w:bidi="ar_AE"/>
@@ -2964,7 +2922,7 @@
         </w:rPr>
         <w:t xml:space="preserve">). لكنه كان مستعدًا أن يقبل توبتهم بالرحمة (انظر </w:t>
       </w:r>
-      <w:hyperlink r:id="rId22">
+      <w:hyperlink r:id="rId20">
         <w:r>
           <w:rPr>
             <w:lang w:val="ar_AE" w:bidi="ar_AE"/>
@@ -2982,7 +2940,7 @@
         </w:rPr>
         <w:t xml:space="preserve">، </w:t>
       </w:r>
-      <w:hyperlink r:id="rId58">
+      <w:hyperlink r:id="rId56">
         <w:r>
           <w:rPr>
             <w:lang w:val="ar_AE" w:bidi="ar_AE"/>
@@ -3000,7 +2958,7 @@
         </w:rPr>
         <w:t xml:space="preserve">). من منظور الله، هذا التحول لم يكن تراجعًا عن قصده الأصلي، لأن الرحمة جزء أساس من طبيعته. كما أن تغيير موقفه لا يُعبر عن أي شيء خاص بعلمه المسبق. فالتقليد الكنسي يؤكد علم الله المسبق والكامل بالأحداث المستقبلية (انظر </w:t>
       </w:r>
-      <w:hyperlink r:id="rId70">
+      <w:hyperlink r:id="rId68">
         <w:r>
           <w:rPr>
             <w:lang w:val="ar_AE" w:bidi="ar_AE"/>
@@ -3018,7 +2976,7 @@
         </w:rPr>
         <w:t xml:space="preserve"> </w:t>
       </w:r>
-      <w:hyperlink r:id="rId71">
+      <w:hyperlink r:id="rId69">
         <w:r>
           <w:rPr>
             <w:lang w:val="ar_AE" w:bidi="ar_AE"/>
@@ -3036,7 +2994,7 @@
         </w:rPr>
         <w:t xml:space="preserve">؛ </w:t>
       </w:r>
-      <w:hyperlink r:id="rId72">
+      <w:hyperlink r:id="rId70">
         <w:r>
           <w:rPr>
             <w:lang w:val="ar_AE" w:bidi="ar_AE"/>
@@ -3054,7 +3012,7 @@
         </w:rPr>
         <w:t xml:space="preserve">؛ </w:t>
       </w:r>
-      <w:hyperlink r:id="rId73">
+      <w:hyperlink r:id="rId71">
         <w:r>
           <w:rPr>
             <w:lang w:val="ar_AE" w:bidi="ar_AE"/>
@@ -3202,7 +3160,7 @@
         </w:rPr>
         <w:t xml:space="preserve">يتخذ السرد منعطفًا غير متوقع. يونان، الذي ذاق بنفسه مراحم الله، يشتكي الآن من رحمته التي أجزلها للآشوريين. بيد أن عناد النبي بهذه الطريقة إنما يزيد من عظمة نعمة الله (انظر كيف أجاب الله في </w:t>
       </w:r>
-      <w:hyperlink r:id="rId74">
+      <w:hyperlink r:id="rId72">
         <w:r>
           <w:rPr>
             <w:lang w:val="ar_AE" w:bidi="ar_AE"/>
@@ -3284,7 +3242,7 @@
         </w:rPr>
         <w:t>يصرّح يونان بدافعه الأصلي لهروبه من وجه الرب (</w:t>
       </w:r>
-      <w:hyperlink r:id="rId53">
+      <w:hyperlink r:id="rId51">
         <w:r>
           <w:rPr>
             <w:lang w:val="ar_AE" w:bidi="ar_AE"/>
@@ -3302,7 +3260,7 @@
         </w:rPr>
         <w:t xml:space="preserve">): فقد علم أن الرب لن يهلك أهل نينوى الأشرار إذا تابوا. • لأني علمت: يقتبس يونان عمليًا من </w:t>
       </w:r>
-      <w:hyperlink r:id="rId75">
+      <w:hyperlink r:id="rId73">
         <w:r>
           <w:rPr>
             <w:lang w:val="ar_AE" w:bidi="ar_AE"/>
@@ -3320,7 +3278,7 @@
         </w:rPr>
         <w:t xml:space="preserve">، وهو المقطع الذي يشير إلى العهد بين إسرائيل والرب. حتى في العهد القديم، كان الله مهتمًا بنشر الخلاص لجميع الشعوب (قارن </w:t>
       </w:r>
-      <w:hyperlink r:id="rId76">
+      <w:hyperlink r:id="rId74">
         <w:r>
           <w:rPr>
             <w:lang w:val="ar_AE" w:bidi="ar_AE"/>
@@ -3391,7 +3349,7 @@
         </w:rPr>
         <w:t xml:space="preserve">عوضًا عن قَبُول إرادة الله، رغب يونان في الموت (انظر أيضًا </w:t>
       </w:r>
-      <w:hyperlink r:id="rId77">
+      <w:hyperlink r:id="rId75">
         <w:r>
           <w:rPr>
             <w:lang w:val="ar_AE" w:bidi="ar_AE"/>
@@ -3409,7 +3367,7 @@
         </w:rPr>
         <w:t>)، وكان انتظاره على أمل أن تُدمر المدينة (</w:t>
       </w:r>
-      <w:hyperlink r:id="rId78">
+      <w:hyperlink r:id="rId76">
         <w:r>
           <w:rPr>
             <w:lang w:val="ar_AE" w:bidi="ar_AE"/>
@@ -3480,7 +3438,7 @@
         </w:rPr>
         <w:t>يأتي رد الرب في أسلوب سؤال بلاغي. والإجابة الضمنية هي "بالتأكيد لا!" والدرس العملي التالي في (</w:t>
       </w:r>
-      <w:hyperlink r:id="rId79">
+      <w:hyperlink r:id="rId77">
         <w:r>
           <w:rPr>
             <w:lang w:val="ar_AE" w:bidi="ar_AE"/>
@@ -3562,7 +3520,7 @@
         </w:rPr>
         <w:t xml:space="preserve">"الرب" هو اسم الله في العهد الذي أقامه مع إسرائيل (انظر، على سبيل المثال، </w:t>
       </w:r>
-      <w:hyperlink r:id="rId80">
+      <w:hyperlink r:id="rId78">
         <w:r>
           <w:rPr>
             <w:lang w:val="ar_AE" w:bidi="ar_AE"/>
@@ -3645,7 +3603,7 @@
         </w:rPr>
         <w:t xml:space="preserve">أناس يعيشون في ظلام روحي: أشرق الله برحمته نور كلمته النبوية على مدينة فاسدة. ليس كل من يواجه نور الله يستجيب استجابة إيجابية (قارن </w:t>
       </w:r>
-      <w:hyperlink r:id="rId81">
+      <w:hyperlink r:id="rId79">
         <w:r>
           <w:rPr>
             <w:lang w:val="ar_AE" w:bidi="ar_AE"/>

--- a/arb/docx/32.content.docx
+++ b/arb/docx/32.content.docx
@@ -178,13 +178,6 @@
         <w:rPr>
           <w:lang w:val="ar_AE" w:bidi="ar_AE"/>
         </w:rPr>
-      </w:r>
-      <w:r>
-        <w:rPr>
-          <w:i/>
-          <w:lang w:val="ar_AE" w:bidi="ar_AE"/>
-        </w:rPr>
-        <w:t>يونان 1: 1, يونان 1: 1–2: 10, يونان 1: 2, يونان 1: 3, يونان 1 :4, يونان 1: 5–6, يونان 1 :7–8, يونان 1: 9, يونان 1: 12, يونان 1: 13–14, يونان 1: 16, يونان 1: 17, يونان 2: 1–9, يونان 2: 2, يونان 2: 4, يونان 2: 6, يونان 2: 7, يونان 2 :8–9, يونان 3: 1 - 2, يونان 3: 1–4: 11, يونان 3: 3, يونان 3: 4, يونان 3 :5–6, يونان 3: 6, يونان 3: 7–8, يونان 3: 10, يونان 4: 1, يونان 4 :1–7, يونان 4: 2, اليونان 4: 3–5, يونان 4: 4, يونان 4: 6, يونان 4: 11</w:t>
       </w:r>
       <w:r>
         <w:rPr>

--- a/arb/docx/32.content.docx
+++ b/arb/docx/32.content.docx
@@ -163,21 +163,6 @@
           <w:lang w:val="ar_AE" w:bidi="ar_AE"/>
         </w:rPr>
         <w:t>JON</w:t>
-      </w:r>
-      <w:r>
-        <w:rPr>
-          <w:lang w:val="ar_AE" w:bidi="ar_AE"/>
-        </w:rPr>
-      </w:r>
-    </w:p>
-    <w:p>
-      <w:pPr>
-        <w:bidi/>
-      </w:pPr>
-      <w:r>
-        <w:rPr>
-          <w:lang w:val="ar_AE" w:bidi="ar_AE"/>
-        </w:rPr>
       </w:r>
       <w:r>
         <w:rPr>

--- a/arb/docx/32.content.docx
+++ b/arb/docx/32.content.docx
@@ -22,7 +22,7 @@
         <w:rPr>
           <w:lang w:val="ar_AE" w:bidi="ar_AE"/>
         </w:rPr>
-        <w:t>Resource: ملاحظات الدراسة (تينديل)</w:t>
+        <w:t>Resource: Tyndale Open Study Notes</w:t>
       </w:r>
       <w:r>
         <w:rPr>
@@ -122,7 +122,7 @@
         <w:rPr>
           <w:lang w:val="ar_AE" w:bidi="ar_AE"/>
         </w:rPr>
-        <w:t>ملاحظات الدراسة (تينديل)</w:t>
+        <w:t>Tyndale Open Study Notes</w:t>
       </w:r>
     </w:p>
     <w:p>

--- a/arb/docx/32.content.docx
+++ b/arb/docx/32.content.docx
@@ -22,7 +22,7 @@
         <w:rPr>
           <w:lang w:val="ar_AE" w:bidi="ar_AE"/>
         </w:rPr>
-        <w:t>Resource: Tyndale Open Study Notes</w:t>
+        <w:t>Resource: Aquifer Open Study Notes</w:t>
       </w:r>
       <w:r>
         <w:rPr>
@@ -122,7 +122,7 @@
         <w:rPr>
           <w:lang w:val="ar_AE" w:bidi="ar_AE"/>
         </w:rPr>
-        <w:t>Tyndale Open Study Notes</w:t>
+        <w:t>Aquifer Open Study Notes</w:t>
       </w:r>
     </w:p>
     <w:p>

--- a/arb/docx/32.content.docx
+++ b/arb/docx/32.content.docx
@@ -9,6 +9,8 @@
       </w:pPr>
       <w:r>
         <w:rPr>
+          <w:rtl/>
+          <w:cs/>
           <w:lang w:val="ar_AE" w:bidi="ar_AE"/>
         </w:rPr>
       </w:r>
@@ -20,28 +22,36 @@
       </w:pPr>
       <w:r>
         <w:rPr>
+          <w:rtl/>
+          <w:cs/>
           <w:lang w:val="ar_AE" w:bidi="ar_AE"/>
         </w:rPr>
         <w:t>Resource: Aquifer Open Study Notes</w:t>
       </w:r>
       <w:r>
         <w:rPr>
-          <w:lang w:val="ar_AE" w:bidi="ar_AE"/>
-        </w:rPr>
-      </w:r>
-    </w:p>
-    <w:p>
-      <w:pPr>
-        <w:bidi/>
-      </w:pPr>
-      <w:r>
-        <w:rPr>
+          <w:rtl/>
+          <w:cs/>
+          <w:lang w:val="ar_AE" w:bidi="ar_AE"/>
+        </w:rPr>
+      </w:r>
+    </w:p>
+    <w:p>
+      <w:pPr>
+        <w:bidi/>
+      </w:pPr>
+      <w:r>
+        <w:rPr>
+          <w:rtl/>
+          <w:cs/>
           <w:lang w:val="ar_AE" w:bidi="ar_AE"/>
         </w:rPr>
       </w:r>
       <w:r>
         <w:rPr>
           <w:b/>
+          <w:rtl/>
+          <w:cs/>
           <w:lang w:val="ar_AE" w:bidi="ar_AE"/>
         </w:rPr>
         <w:t>Aquifer Open Study Notes</w:t>
@@ -53,35 +63,47 @@
       </w:pPr>
       <w:r>
         <w:rPr>
-          <w:lang w:val="ar_AE" w:bidi="ar_AE"/>
-        </w:rPr>
-      </w:r>
-      <w:r>
-        <w:rPr>
+          <w:rtl/>
+          <w:cs/>
+          <w:lang w:val="ar_AE" w:bidi="ar_AE"/>
+        </w:rPr>
+      </w:r>
+      <w:r>
+        <w:rPr>
+          <w:rtl/>
+          <w:cs/>
           <w:lang w:val="ar_AE" w:bidi="ar_AE"/>
         </w:rPr>
         <w:t xml:space="preserve">This work is an adaptation of </w:t>
       </w:r>
       <w:r>
         <w:rPr>
+          <w:rtl/>
+          <w:cs/>
           <w:lang w:val="ar_AE" w:bidi="ar_AE"/>
         </w:rPr>
         <w:t>Tyndale Open Study Notes</w:t>
       </w:r>
       <w:r>
         <w:rPr>
+          <w:rtl/>
+          <w:cs/>
           <w:lang w:val="ar_AE" w:bidi="ar_AE"/>
         </w:rPr>
         <w:t xml:space="preserve"> © 2023 Tyndale House Publishers, licensed under the CC BY-SA 4.0 license. The adaptation, </w:t>
       </w:r>
       <w:r>
         <w:rPr>
+          <w:rtl/>
+          <w:cs/>
           <w:lang w:val="ar_AE" w:bidi="ar_AE"/>
         </w:rPr>
         <w:t>Aquifer Open Study Notes</w:t>
       </w:r>
       <w:r>
         <w:rPr>
+          <w:rtl/>
+          <w:cs/>
           <w:lang w:val="ar_AE" w:bidi="ar_AE"/>
         </w:rPr>
         <w:t>, was created by Mission Mutual and is also licensed under CC BY-SA 4.0.</w:t>
@@ -93,22 +115,30 @@
       </w:pPr>
       <w:r>
         <w:rPr>
-          <w:lang w:val="ar_AE" w:bidi="ar_AE"/>
-        </w:rPr>
-      </w:r>
-      <w:r>
-        <w:rPr>
+          <w:rtl/>
+          <w:cs/>
+          <w:lang w:val="ar_AE" w:bidi="ar_AE"/>
+        </w:rPr>
+      </w:r>
+      <w:r>
+        <w:rPr>
+          <w:rtl/>
+          <w:cs/>
           <w:lang w:val="ar_AE" w:bidi="ar_AE"/>
         </w:rPr>
         <w:t>This resource has been adapted into multiple languages, including English, Tok Pisin, Arabic (عربي), French (Français), Hindi (हिंदी), Indonesian (Bahasa Indonesia), Portuguese (Português), Russian (Русский), Spanish (Español), Swahili (Kiswahili), and Simplified Chinese (简体中文).</w:t>
       </w:r>
       <w:r>
         <w:rPr>
-          <w:lang w:val="ar_AE" w:bidi="ar_AE"/>
-        </w:rPr>
-      </w:r>
-      <w:r>
-        <w:rPr>
+          <w:rtl/>
+          <w:cs/>
+          <w:lang w:val="ar_AE" w:bidi="ar_AE"/>
+        </w:rPr>
+      </w:r>
+      <w:r>
+        <w:rPr>
+          <w:rtl/>
+          <w:cs/>
           <w:lang w:val="ar_AE" w:bidi="ar_AE"/>
         </w:rPr>
       </w:r>
@@ -120,6 +150,8 @@
       </w:pPr>
       <w:r>
         <w:rPr>
+          <w:rtl/>
+          <w:cs/>
           <w:lang w:val="ar_AE" w:bidi="ar_AE"/>
         </w:rPr>
         <w:t>Aquifer Open Study Notes</w:t>
@@ -149,6 +181,8 @@
       </w:pPr>
       <w:r>
         <w:rPr>
+          <w:rtl/>
+          <w:cs/>
           <w:lang w:val="ar_AE" w:bidi="ar_AE"/>
         </w:rPr>
       </w:r>
@@ -160,38 +194,50 @@
       </w:pPr>
       <w:r>
         <w:rPr>
+          <w:rtl/>
+          <w:cs/>
           <w:lang w:val="ar_AE" w:bidi="ar_AE"/>
         </w:rPr>
         <w:t>JON</w:t>
       </w:r>
       <w:r>
         <w:rPr>
-          <w:lang w:val="ar_AE" w:bidi="ar_AE"/>
-        </w:rPr>
-      </w:r>
-    </w:p>
-    <w:p>
-      <w:pPr>
-        <w:bidi/>
-      </w:pPr>
-      <w:r>
-        <w:rPr>
-          <w:lang w:val="ar_AE" w:bidi="ar_AE"/>
-        </w:rPr>
-      </w:r>
-      <w:r>
-        <w:rPr>
+          <w:rtl/>
+          <w:cs/>
+          <w:lang w:val="ar_AE" w:bidi="ar_AE"/>
+        </w:rPr>
+      </w:r>
+    </w:p>
+    <w:p>
+      <w:pPr>
+        <w:bidi/>
+      </w:pPr>
+      <w:r>
+        <w:rPr>
+          <w:rtl/>
+          <w:cs/>
+          <w:lang w:val="ar_AE" w:bidi="ar_AE"/>
+        </w:rPr>
+      </w:r>
+      <w:r>
+        <w:rPr>
+          <w:rtl/>
+          <w:cs/>
           <w:lang w:val="ar_AE" w:bidi="ar_AE"/>
         </w:rPr>
         <w:t xml:space="preserve"> </w:t>
       </w:r>
       <w:r>
         <w:rPr>
-          <w:lang w:val="ar_AE" w:bidi="ar_AE"/>
-        </w:rPr>
-      </w:r>
-      <w:r>
-        <w:rPr>
+          <w:rtl/>
+          <w:cs/>
+          <w:lang w:val="ar_AE" w:bidi="ar_AE"/>
+        </w:rPr>
+      </w:r>
+      <w:r>
+        <w:rPr>
+          <w:rtl/>
+          <w:cs/>
           <w:lang w:val="ar_AE" w:bidi="ar_AE"/>
         </w:rPr>
       </w:r>
@@ -217,6 +263,8 @@
       </w:pPr>
       <w:r>
         <w:rPr>
+          <w:rtl/>
+          <w:cs/>
           <w:lang w:val="ar_AE" w:bidi="ar_AE"/>
         </w:rPr>
       </w:r>
@@ -228,27 +276,35 @@
       </w:pPr>
       <w:r>
         <w:rPr>
+          <w:rtl/>
+          <w:cs/>
           <w:lang w:val="ar_AE" w:bidi="ar_AE"/>
         </w:rPr>
         <w:t>يونان 1: 1</w:t>
       </w:r>
       <w:r>
         <w:rPr>
-          <w:lang w:val="ar_AE" w:bidi="ar_AE"/>
-        </w:rPr>
-      </w:r>
-    </w:p>
-    <w:p>
-      <w:pPr>
-        <w:bidi/>
-      </w:pPr>
-      <w:r>
-        <w:rPr>
-          <w:lang w:val="ar_AE" w:bidi="ar_AE"/>
-        </w:rPr>
-      </w:r>
-      <w:r>
-        <w:rPr>
+          <w:rtl/>
+          <w:cs/>
+          <w:lang w:val="ar_AE" w:bidi="ar_AE"/>
+        </w:rPr>
+      </w:r>
+    </w:p>
+    <w:p>
+      <w:pPr>
+        <w:bidi/>
+      </w:pPr>
+      <w:r>
+        <w:rPr>
+          <w:rtl/>
+          <w:cs/>
+          <w:lang w:val="ar_AE" w:bidi="ar_AE"/>
+        </w:rPr>
+      </w:r>
+      <w:r>
+        <w:rPr>
+          <w:rtl/>
+          <w:cs/>
           <w:lang w:val="ar_AE" w:bidi="ar_AE"/>
         </w:rPr>
         <w:t xml:space="preserve">كان يونان بن أمتّاي من جتّ-حافر، وهي بلدة تقع على الحدود بين أراضي سبطي نفتالي وزبولون. وقد خدم في مملكة إسرائيل الشمالية في أثناء حكم يرُبعام الثاني (793–753 قبل الميلاد؛ انظر </w:t>
@@ -256,6 +312,8 @@
       <w:hyperlink r:id="rId13">
         <w:r>
           <w:rPr>
+            <w:rtl/>
+            <w:cs/>
             <w:lang w:val="ar_AE" w:bidi="ar_AE"/>
           </w:rPr>
           <w:rPr>
@@ -267,27 +325,35 @@
       </w:hyperlink>
       <w:r>
         <w:rPr>
+          <w:rtl/>
+          <w:cs/>
           <w:lang w:val="ar_AE" w:bidi="ar_AE"/>
         </w:rPr>
         <w:t>).</w:t>
       </w:r>
       <w:r>
         <w:rPr>
-          <w:lang w:val="ar_AE" w:bidi="ar_AE"/>
-        </w:rPr>
-      </w:r>
-      <w:r>
-        <w:rPr>
-          <w:lang w:val="ar_AE" w:bidi="ar_AE"/>
-        </w:rPr>
-      </w:r>
-    </w:p>
-    <w:p>
-      <w:pPr>
-        <w:bidi/>
-      </w:pPr>
-      <w:r>
-        <w:rPr>
+          <w:rtl/>
+          <w:cs/>
+          <w:lang w:val="ar_AE" w:bidi="ar_AE"/>
+        </w:rPr>
+      </w:r>
+      <w:r>
+        <w:rPr>
+          <w:rtl/>
+          <w:cs/>
+          <w:lang w:val="ar_AE" w:bidi="ar_AE"/>
+        </w:rPr>
+      </w:r>
+    </w:p>
+    <w:p>
+      <w:pPr>
+        <w:bidi/>
+      </w:pPr>
+      <w:r>
+        <w:rPr>
+          <w:rtl/>
+          <w:cs/>
           <w:lang w:val="ar_AE" w:bidi="ar_AE"/>
         </w:rPr>
       </w:r>
@@ -299,48 +365,62 @@
       </w:pPr>
       <w:r>
         <w:rPr>
+          <w:rtl/>
+          <w:cs/>
           <w:lang w:val="ar_AE" w:bidi="ar_AE"/>
         </w:rPr>
         <w:t>يونان 1: 1–2: 10</w:t>
       </w:r>
       <w:r>
         <w:rPr>
-          <w:lang w:val="ar_AE" w:bidi="ar_AE"/>
-        </w:rPr>
-      </w:r>
-    </w:p>
-    <w:p>
-      <w:pPr>
-        <w:bidi/>
-      </w:pPr>
-      <w:r>
-        <w:rPr>
-          <w:lang w:val="ar_AE" w:bidi="ar_AE"/>
-        </w:rPr>
-      </w:r>
-      <w:r>
-        <w:rPr>
+          <w:rtl/>
+          <w:cs/>
+          <w:lang w:val="ar_AE" w:bidi="ar_AE"/>
+        </w:rPr>
+      </w:r>
+    </w:p>
+    <w:p>
+      <w:pPr>
+        <w:bidi/>
+      </w:pPr>
+      <w:r>
+        <w:rPr>
+          <w:rtl/>
+          <w:cs/>
+          <w:lang w:val="ar_AE" w:bidi="ar_AE"/>
+        </w:rPr>
+      </w:r>
+      <w:r>
+        <w:rPr>
+          <w:rtl/>
+          <w:cs/>
           <w:lang w:val="ar_AE" w:bidi="ar_AE"/>
         </w:rPr>
         <w:t>في بادئ الأمر، رفض يونان تكليف الرب له بتحذير أهل نينوى من الدينونة التي ستقع عليهم بسبب شرورهم.</w:t>
       </w:r>
       <w:r>
         <w:rPr>
-          <w:lang w:val="ar_AE" w:bidi="ar_AE"/>
-        </w:rPr>
-      </w:r>
-      <w:r>
-        <w:rPr>
-          <w:lang w:val="ar_AE" w:bidi="ar_AE"/>
-        </w:rPr>
-      </w:r>
-    </w:p>
-    <w:p>
-      <w:pPr>
-        <w:bidi/>
-      </w:pPr>
-      <w:r>
-        <w:rPr>
+          <w:rtl/>
+          <w:cs/>
+          <w:lang w:val="ar_AE" w:bidi="ar_AE"/>
+        </w:rPr>
+      </w:r>
+      <w:r>
+        <w:rPr>
+          <w:rtl/>
+          <w:cs/>
+          <w:lang w:val="ar_AE" w:bidi="ar_AE"/>
+        </w:rPr>
+      </w:r>
+    </w:p>
+    <w:p>
+      <w:pPr>
+        <w:bidi/>
+      </w:pPr>
+      <w:r>
+        <w:rPr>
+          <w:rtl/>
+          <w:cs/>
           <w:lang w:val="ar_AE" w:bidi="ar_AE"/>
         </w:rPr>
       </w:r>
@@ -352,27 +432,35 @@
       </w:pPr>
       <w:r>
         <w:rPr>
+          <w:rtl/>
+          <w:cs/>
           <w:lang w:val="ar_AE" w:bidi="ar_AE"/>
         </w:rPr>
         <w:t>يونان 1: 2</w:t>
       </w:r>
       <w:r>
         <w:rPr>
-          <w:lang w:val="ar_AE" w:bidi="ar_AE"/>
-        </w:rPr>
-      </w:r>
-    </w:p>
-    <w:p>
-      <w:pPr>
-        <w:bidi/>
-      </w:pPr>
-      <w:r>
-        <w:rPr>
-          <w:lang w:val="ar_AE" w:bidi="ar_AE"/>
-        </w:rPr>
-      </w:r>
-      <w:r>
-        <w:rPr>
+          <w:rtl/>
+          <w:cs/>
+          <w:lang w:val="ar_AE" w:bidi="ar_AE"/>
+        </w:rPr>
+      </w:r>
+    </w:p>
+    <w:p>
+      <w:pPr>
+        <w:bidi/>
+      </w:pPr>
+      <w:r>
+        <w:rPr>
+          <w:rtl/>
+          <w:cs/>
+          <w:lang w:val="ar_AE" w:bidi="ar_AE"/>
+        </w:rPr>
+      </w:r>
+      <w:r>
+        <w:rPr>
+          <w:rtl/>
+          <w:cs/>
           <w:lang w:val="ar_AE" w:bidi="ar_AE"/>
         </w:rPr>
         <w:t xml:space="preserve">بحلول عصر يونان، شهدت نينوى تاريخًا عريقًا ممتدًا (انظر </w:t>
@@ -380,6 +468,8 @@
       <w:hyperlink r:id="rId14">
         <w:r>
           <w:rPr>
+            <w:rtl/>
+            <w:cs/>
             <w:lang w:val="ar_AE" w:bidi="ar_AE"/>
           </w:rPr>
           <w:rPr>
@@ -391,6 +481,8 @@
       </w:hyperlink>
       <w:r>
         <w:rPr>
+          <w:rtl/>
+          <w:cs/>
           <w:lang w:val="ar_AE" w:bidi="ar_AE"/>
         </w:rPr>
         <w:t xml:space="preserve">). إذ بقيت من أهم المدن في الإمبراطورية الآشورية إلى أن دُمرت عام 612 قبل الميلاد (انظر </w:t>
@@ -398,6 +490,8 @@
       <w:hyperlink r:id="rId15">
         <w:r>
           <w:rPr>
+            <w:rtl/>
+            <w:cs/>
             <w:lang w:val="ar_AE" w:bidi="ar_AE"/>
           </w:rPr>
           <w:rPr>
@@ -409,39 +503,51 @@
       </w:hyperlink>
       <w:r>
         <w:rPr>
+          <w:rtl/>
+          <w:cs/>
           <w:lang w:val="ar_AE" w:bidi="ar_AE"/>
         </w:rPr>
         <w:t xml:space="preserve">). تقع أطلال نينوى قرب مدينة المَوصِل الحديثة في العراق. • مدينة عظيمة: انظر </w:t>
       </w:r>
       <w:r>
         <w:rPr>
+          <w:rtl/>
+          <w:cs/>
           <w:lang w:val="ar_AE" w:bidi="ar_AE"/>
         </w:rPr>
         <w:t>الملاحظة الدراسية على 3:3</w:t>
       </w:r>
       <w:r>
         <w:rPr>
+          <w:rtl/>
+          <w:cs/>
           <w:lang w:val="ar_AE" w:bidi="ar_AE"/>
         </w:rPr>
         <w:t>.</w:t>
       </w:r>
       <w:r>
         <w:rPr>
-          <w:lang w:val="ar_AE" w:bidi="ar_AE"/>
-        </w:rPr>
-      </w:r>
-      <w:r>
-        <w:rPr>
-          <w:lang w:val="ar_AE" w:bidi="ar_AE"/>
-        </w:rPr>
-      </w:r>
-    </w:p>
-    <w:p>
-      <w:pPr>
-        <w:bidi/>
-      </w:pPr>
-      <w:r>
-        <w:rPr>
+          <w:rtl/>
+          <w:cs/>
+          <w:lang w:val="ar_AE" w:bidi="ar_AE"/>
+        </w:rPr>
+      </w:r>
+      <w:r>
+        <w:rPr>
+          <w:rtl/>
+          <w:cs/>
+          <w:lang w:val="ar_AE" w:bidi="ar_AE"/>
+        </w:rPr>
+      </w:r>
+    </w:p>
+    <w:p>
+      <w:pPr>
+        <w:bidi/>
+      </w:pPr>
+      <w:r>
+        <w:rPr>
+          <w:rtl/>
+          <w:cs/>
           <w:lang w:val="ar_AE" w:bidi="ar_AE"/>
         </w:rPr>
       </w:r>
@@ -453,27 +559,35 @@
       </w:pPr>
       <w:r>
         <w:rPr>
+          <w:rtl/>
+          <w:cs/>
           <w:lang w:val="ar_AE" w:bidi="ar_AE"/>
         </w:rPr>
         <w:t>يونان 1: 3</w:t>
       </w:r>
       <w:r>
         <w:rPr>
-          <w:lang w:val="ar_AE" w:bidi="ar_AE"/>
-        </w:rPr>
-      </w:r>
-    </w:p>
-    <w:p>
-      <w:pPr>
-        <w:bidi/>
-      </w:pPr>
-      <w:r>
-        <w:rPr>
-          <w:lang w:val="ar_AE" w:bidi="ar_AE"/>
-        </w:rPr>
-      </w:r>
-      <w:r>
-        <w:rPr>
+          <w:rtl/>
+          <w:cs/>
+          <w:lang w:val="ar_AE" w:bidi="ar_AE"/>
+        </w:rPr>
+      </w:r>
+    </w:p>
+    <w:p>
+      <w:pPr>
+        <w:bidi/>
+      </w:pPr>
+      <w:r>
+        <w:rPr>
+          <w:rtl/>
+          <w:cs/>
+          <w:lang w:val="ar_AE" w:bidi="ar_AE"/>
+        </w:rPr>
+      </w:r>
+      <w:r>
+        <w:rPr>
+          <w:rtl/>
+          <w:cs/>
           <w:lang w:val="ar_AE" w:bidi="ar_AE"/>
         </w:rPr>
         <w:t>إن محاولة يونان الهرب من الرب كانت بلا جدوى. فلا يمكن لأحد أن يهرب من وجهه (</w:t>
@@ -481,6 +595,8 @@
       <w:hyperlink r:id="rId16">
         <w:r>
           <w:rPr>
+            <w:rtl/>
+            <w:cs/>
             <w:lang w:val="ar_AE" w:bidi="ar_AE"/>
           </w:rPr>
           <w:rPr>
@@ -492,6 +608,8 @@
       </w:hyperlink>
       <w:r>
         <w:rPr>
+          <w:rtl/>
+          <w:cs/>
           <w:lang w:val="ar_AE" w:bidi="ar_AE"/>
         </w:rPr>
         <w:t>) أو يعصي مشيئته دون تحمل العواقب (</w:t>
@@ -499,6 +617,8 @@
       <w:hyperlink r:id="rId17">
         <w:r>
           <w:rPr>
+            <w:rtl/>
+            <w:cs/>
             <w:lang w:val="ar_AE" w:bidi="ar_AE"/>
           </w:rPr>
           <w:rPr>
@@ -510,6 +630,8 @@
       </w:hyperlink>
       <w:r>
         <w:rPr>
+          <w:rtl/>
+          <w:cs/>
           <w:lang w:val="ar_AE" w:bidi="ar_AE"/>
         </w:rPr>
         <w:t>). ومع ذلك، يمكننا أن نتفهم تردده في الذَّهاب إلى نينوى؛ فقد كانت أشور عدوًا لإسرائيل ومعروفة بوحشيتها (</w:t>
@@ -517,6 +639,8 @@
       <w:hyperlink r:id="rId18">
         <w:r>
           <w:rPr>
+            <w:rtl/>
+            <w:cs/>
             <w:lang w:val="ar_AE" w:bidi="ar_AE"/>
           </w:rPr>
           <w:rPr>
@@ -528,6 +652,8 @@
       </w:hyperlink>
       <w:r>
         <w:rPr>
+          <w:rtl/>
+          <w:cs/>
           <w:lang w:val="ar_AE" w:bidi="ar_AE"/>
         </w:rPr>
         <w:t xml:space="preserve">؛ انظر أيضًا </w:t>
@@ -535,6 +661,8 @@
       <w:hyperlink r:id="rId19">
         <w:r>
           <w:rPr>
+            <w:rtl/>
+            <w:cs/>
             <w:lang w:val="ar_AE" w:bidi="ar_AE"/>
           </w:rPr>
           <w:rPr>
@@ -546,6 +674,8 @@
       </w:hyperlink>
       <w:r>
         <w:rPr>
+          <w:rtl/>
+          <w:cs/>
           <w:lang w:val="ar_AE" w:bidi="ar_AE"/>
         </w:rPr>
         <w:t>). لم يرد يونان أن يتاح لهؤلاء الأممين فرصة التوبة والنجاة (</w:t>
@@ -553,6 +683,8 @@
       <w:hyperlink r:id="rId20">
         <w:r>
           <w:rPr>
+            <w:rtl/>
+            <w:cs/>
             <w:lang w:val="ar_AE" w:bidi="ar_AE"/>
           </w:rPr>
           <w:rPr>
@@ -564,6 +696,8 @@
       </w:hyperlink>
       <w:r>
         <w:rPr>
+          <w:rtl/>
+          <w:cs/>
           <w:lang w:val="ar_AE" w:bidi="ar_AE"/>
         </w:rPr>
         <w:t>). • كانت يافا مدينة مرفئية رئيسة على ساحل البحر الأبيض المتوسط (</w:t>
@@ -571,6 +705,8 @@
       <w:hyperlink r:id="rId21">
         <w:r>
           <w:rPr>
+            <w:rtl/>
+            <w:cs/>
             <w:lang w:val="ar_AE" w:bidi="ar_AE"/>
           </w:rPr>
           <w:rPr>
@@ -582,6 +718,8 @@
       </w:hyperlink>
       <w:r>
         <w:rPr>
+          <w:rtl/>
+          <w:cs/>
           <w:lang w:val="ar_AE" w:bidi="ar_AE"/>
         </w:rPr>
         <w:t xml:space="preserve">؛ </w:t>
@@ -589,6 +727,8 @@
       <w:hyperlink r:id="rId22">
         <w:r>
           <w:rPr>
+            <w:rtl/>
+            <w:cs/>
             <w:lang w:val="ar_AE" w:bidi="ar_AE"/>
           </w:rPr>
           <w:rPr>
@@ -600,6 +740,8 @@
       </w:hyperlink>
       <w:r>
         <w:rPr>
+          <w:rtl/>
+          <w:cs/>
           <w:lang w:val="ar_AE" w:bidi="ar_AE"/>
         </w:rPr>
         <w:t xml:space="preserve">)، وهي الآن ضاحية من ضواحي تل أبيب الحديثة. • ترشيش، ربما كانت مدينة مرفئية لتارتيسوس في إسبانيا، ما يعني أن يونان كان يحاول الفرار إلى أبعد مكان ممكن في الاتجاه المعاكس من نينوى. ويُحتمل أيضًا أنها تشير إلى طرسوس في آسيا الصغرى. فيمَا يرى البعض أن </w:t>
@@ -607,33 +749,43 @@
       <w:r>
         <w:rPr>
           <w:i/>
+          <w:rtl/>
+          <w:cs/>
           <w:lang w:val="ar_AE" w:bidi="ar_AE"/>
         </w:rPr>
         <w:t>ترشيش</w:t>
       </w:r>
       <w:r>
         <w:rPr>
+          <w:rtl/>
+          <w:cs/>
           <w:lang w:val="ar_AE" w:bidi="ar_AE"/>
         </w:rPr>
         <w:t xml:space="preserve"> تشير عمومًا إلى البحر أو إلى أي وجهة يمكن الوصول إليها عبره.</w:t>
       </w:r>
       <w:r>
         <w:rPr>
-          <w:lang w:val="ar_AE" w:bidi="ar_AE"/>
-        </w:rPr>
-      </w:r>
-      <w:r>
-        <w:rPr>
-          <w:lang w:val="ar_AE" w:bidi="ar_AE"/>
-        </w:rPr>
-      </w:r>
-    </w:p>
-    <w:p>
-      <w:pPr>
-        <w:bidi/>
-      </w:pPr>
-      <w:r>
-        <w:rPr>
+          <w:rtl/>
+          <w:cs/>
+          <w:lang w:val="ar_AE" w:bidi="ar_AE"/>
+        </w:rPr>
+      </w:r>
+      <w:r>
+        <w:rPr>
+          <w:rtl/>
+          <w:cs/>
+          <w:lang w:val="ar_AE" w:bidi="ar_AE"/>
+        </w:rPr>
+      </w:r>
+    </w:p>
+    <w:p>
+      <w:pPr>
+        <w:bidi/>
+      </w:pPr>
+      <w:r>
+        <w:rPr>
+          <w:rtl/>
+          <w:cs/>
           <w:lang w:val="ar_AE" w:bidi="ar_AE"/>
         </w:rPr>
       </w:r>
@@ -645,27 +797,35 @@
       </w:pPr>
       <w:r>
         <w:rPr>
+          <w:rtl/>
+          <w:cs/>
           <w:lang w:val="ar_AE" w:bidi="ar_AE"/>
         </w:rPr>
         <w:t>يونان 1 :4</w:t>
       </w:r>
       <w:r>
         <w:rPr>
-          <w:lang w:val="ar_AE" w:bidi="ar_AE"/>
-        </w:rPr>
-      </w:r>
-    </w:p>
-    <w:p>
-      <w:pPr>
-        <w:bidi/>
-      </w:pPr>
-      <w:r>
-        <w:rPr>
-          <w:lang w:val="ar_AE" w:bidi="ar_AE"/>
-        </w:rPr>
-      </w:r>
-      <w:r>
-        <w:rPr>
+          <w:rtl/>
+          <w:cs/>
+          <w:lang w:val="ar_AE" w:bidi="ar_AE"/>
+        </w:rPr>
+      </w:r>
+    </w:p>
+    <w:p>
+      <w:pPr>
+        <w:bidi/>
+      </w:pPr>
+      <w:r>
+        <w:rPr>
+          <w:rtl/>
+          <w:cs/>
+          <w:lang w:val="ar_AE" w:bidi="ar_AE"/>
+        </w:rPr>
+      </w:r>
+      <w:r>
+        <w:rPr>
+          <w:rtl/>
+          <w:cs/>
           <w:lang w:val="ar_AE" w:bidi="ar_AE"/>
         </w:rPr>
         <w:t xml:space="preserve">إن سيادة الله على الطبيعة موضوع محوري في كل سفر يونان (انظر </w:t>
@@ -673,6 +833,8 @@
       <w:hyperlink r:id="rId23">
         <w:r>
           <w:rPr>
+            <w:rtl/>
+            <w:cs/>
             <w:lang w:val="ar_AE" w:bidi="ar_AE"/>
           </w:rPr>
           <w:rPr>
@@ -684,6 +846,8 @@
       </w:hyperlink>
       <w:r>
         <w:rPr>
+          <w:rtl/>
+          <w:cs/>
           <w:lang w:val="ar_AE" w:bidi="ar_AE"/>
         </w:rPr>
         <w:t xml:space="preserve">، </w:t>
@@ -691,6 +855,8 @@
       <w:hyperlink r:id="rId24">
         <w:r>
           <w:rPr>
+            <w:rtl/>
+            <w:cs/>
             <w:lang w:val="ar_AE" w:bidi="ar_AE"/>
           </w:rPr>
           <w:rPr>
@@ -702,6 +868,8 @@
       </w:hyperlink>
       <w:r>
         <w:rPr>
+          <w:rtl/>
+          <w:cs/>
           <w:lang w:val="ar_AE" w:bidi="ar_AE"/>
         </w:rPr>
         <w:t xml:space="preserve"> </w:t>
@@ -709,6 +877,8 @@
       <w:hyperlink r:id="rId25">
         <w:r>
           <w:rPr>
+            <w:rtl/>
+            <w:cs/>
             <w:lang w:val="ar_AE" w:bidi="ar_AE"/>
           </w:rPr>
           <w:rPr>
@@ -720,6 +890,8 @@
       </w:hyperlink>
       <w:r>
         <w:rPr>
+          <w:rtl/>
+          <w:cs/>
           <w:lang w:val="ar_AE" w:bidi="ar_AE"/>
         </w:rPr>
         <w:t xml:space="preserve"> </w:t>
@@ -727,6 +899,8 @@
       <w:hyperlink r:id="rId26">
         <w:r>
           <w:rPr>
+            <w:rtl/>
+            <w:cs/>
             <w:lang w:val="ar_AE" w:bidi="ar_AE"/>
           </w:rPr>
           <w:rPr>
@@ -738,6 +912,8 @@
       </w:hyperlink>
       <w:r>
         <w:rPr>
+          <w:rtl/>
+          <w:cs/>
           <w:lang w:val="ar_AE" w:bidi="ar_AE"/>
         </w:rPr>
         <w:t xml:space="preserve"> </w:t>
@@ -745,6 +921,8 @@
       <w:hyperlink r:id="rId27">
         <w:r>
           <w:rPr>
+            <w:rtl/>
+            <w:cs/>
             <w:lang w:val="ar_AE" w:bidi="ar_AE"/>
           </w:rPr>
           <w:rPr>
@@ -756,6 +934,8 @@
       </w:hyperlink>
       <w:r>
         <w:rPr>
+          <w:rtl/>
+          <w:cs/>
           <w:lang w:val="ar_AE" w:bidi="ar_AE"/>
         </w:rPr>
         <w:t xml:space="preserve"> </w:t>
@@ -763,6 +943,8 @@
       <w:hyperlink r:id="rId28">
         <w:r>
           <w:rPr>
+            <w:rtl/>
+            <w:cs/>
             <w:lang w:val="ar_AE" w:bidi="ar_AE"/>
           </w:rPr>
           <w:rPr>
@@ -774,6 +956,8 @@
       </w:hyperlink>
       <w:r>
         <w:rPr>
+          <w:rtl/>
+          <w:cs/>
           <w:lang w:val="ar_AE" w:bidi="ar_AE"/>
         </w:rPr>
         <w:t xml:space="preserve"> </w:t>
@@ -781,6 +965,8 @@
       <w:hyperlink r:id="rId29">
         <w:r>
           <w:rPr>
+            <w:rtl/>
+            <w:cs/>
             <w:lang w:val="ar_AE" w:bidi="ar_AE"/>
           </w:rPr>
           <w:rPr>
@@ -792,27 +978,35 @@
       </w:hyperlink>
       <w:r>
         <w:rPr>
+          <w:rtl/>
+          <w:cs/>
           <w:lang w:val="ar_AE" w:bidi="ar_AE"/>
         </w:rPr>
         <w:t>).</w:t>
       </w:r>
       <w:r>
         <w:rPr>
-          <w:lang w:val="ar_AE" w:bidi="ar_AE"/>
-        </w:rPr>
-      </w:r>
-      <w:r>
-        <w:rPr>
-          <w:lang w:val="ar_AE" w:bidi="ar_AE"/>
-        </w:rPr>
-      </w:r>
-    </w:p>
-    <w:p>
-      <w:pPr>
-        <w:bidi/>
-      </w:pPr>
-      <w:r>
-        <w:rPr>
+          <w:rtl/>
+          <w:cs/>
+          <w:lang w:val="ar_AE" w:bidi="ar_AE"/>
+        </w:rPr>
+      </w:r>
+      <w:r>
+        <w:rPr>
+          <w:rtl/>
+          <w:cs/>
+          <w:lang w:val="ar_AE" w:bidi="ar_AE"/>
+        </w:rPr>
+      </w:r>
+    </w:p>
+    <w:p>
+      <w:pPr>
+        <w:bidi/>
+      </w:pPr>
+      <w:r>
+        <w:rPr>
+          <w:rtl/>
+          <w:cs/>
           <w:lang w:val="ar_AE" w:bidi="ar_AE"/>
         </w:rPr>
       </w:r>
@@ -824,27 +1018,35 @@
       </w:pPr>
       <w:r>
         <w:rPr>
+          <w:rtl/>
+          <w:cs/>
           <w:lang w:val="ar_AE" w:bidi="ar_AE"/>
         </w:rPr>
         <w:t>يونان 1: 5–6</w:t>
       </w:r>
       <w:r>
         <w:rPr>
-          <w:lang w:val="ar_AE" w:bidi="ar_AE"/>
-        </w:rPr>
-      </w:r>
-    </w:p>
-    <w:p>
-      <w:pPr>
-        <w:bidi/>
-      </w:pPr>
-      <w:r>
-        <w:rPr>
-          <w:lang w:val="ar_AE" w:bidi="ar_AE"/>
-        </w:rPr>
-      </w:r>
-      <w:r>
-        <w:rPr>
+          <w:rtl/>
+          <w:cs/>
+          <w:lang w:val="ar_AE" w:bidi="ar_AE"/>
+        </w:rPr>
+      </w:r>
+    </w:p>
+    <w:p>
+      <w:pPr>
+        <w:bidi/>
+      </w:pPr>
+      <w:r>
+        <w:rPr>
+          <w:rtl/>
+          <w:cs/>
+          <w:lang w:val="ar_AE" w:bidi="ar_AE"/>
+        </w:rPr>
+      </w:r>
+      <w:r>
+        <w:rPr>
+          <w:rtl/>
+          <w:cs/>
           <w:lang w:val="ar_AE" w:bidi="ar_AE"/>
         </w:rPr>
         <w:t>يُحتمل أن النوم الثقيل الذي غلب على يونان كان بتدبير من الله، حتى تبلغ الأزمة ذروتها، ويظهر عجز آلهة البحارة عن تقديم العون (</w:t>
@@ -852,6 +1054,8 @@
       <w:hyperlink r:id="rId30">
         <w:r>
           <w:rPr>
+            <w:rtl/>
+            <w:cs/>
             <w:lang w:val="ar_AE" w:bidi="ar_AE"/>
           </w:rPr>
           <w:rPr>
@@ -863,27 +1067,35 @@
       </w:hyperlink>
       <w:r>
         <w:rPr>
+          <w:rtl/>
+          <w:cs/>
           <w:lang w:val="ar_AE" w:bidi="ar_AE"/>
         </w:rPr>
         <w:t>).</w:t>
       </w:r>
       <w:r>
         <w:rPr>
-          <w:lang w:val="ar_AE" w:bidi="ar_AE"/>
-        </w:rPr>
-      </w:r>
-      <w:r>
-        <w:rPr>
-          <w:lang w:val="ar_AE" w:bidi="ar_AE"/>
-        </w:rPr>
-      </w:r>
-    </w:p>
-    <w:p>
-      <w:pPr>
-        <w:bidi/>
-      </w:pPr>
-      <w:r>
-        <w:rPr>
+          <w:rtl/>
+          <w:cs/>
+          <w:lang w:val="ar_AE" w:bidi="ar_AE"/>
+        </w:rPr>
+      </w:r>
+      <w:r>
+        <w:rPr>
+          <w:rtl/>
+          <w:cs/>
+          <w:lang w:val="ar_AE" w:bidi="ar_AE"/>
+        </w:rPr>
+      </w:r>
+    </w:p>
+    <w:p>
+      <w:pPr>
+        <w:bidi/>
+      </w:pPr>
+      <w:r>
+        <w:rPr>
+          <w:rtl/>
+          <w:cs/>
           <w:lang w:val="ar_AE" w:bidi="ar_AE"/>
         </w:rPr>
       </w:r>
@@ -895,27 +1107,35 @@
       </w:pPr>
       <w:r>
         <w:rPr>
+          <w:rtl/>
+          <w:cs/>
           <w:lang w:val="ar_AE" w:bidi="ar_AE"/>
         </w:rPr>
         <w:t>يونان 1 :7–8</w:t>
       </w:r>
       <w:r>
         <w:rPr>
-          <w:lang w:val="ar_AE" w:bidi="ar_AE"/>
-        </w:rPr>
-      </w:r>
-    </w:p>
-    <w:p>
-      <w:pPr>
-        <w:bidi/>
-      </w:pPr>
-      <w:r>
-        <w:rPr>
-          <w:lang w:val="ar_AE" w:bidi="ar_AE"/>
-        </w:rPr>
-      </w:r>
-      <w:r>
-        <w:rPr>
+          <w:rtl/>
+          <w:cs/>
+          <w:lang w:val="ar_AE" w:bidi="ar_AE"/>
+        </w:rPr>
+      </w:r>
+    </w:p>
+    <w:p>
+      <w:pPr>
+        <w:bidi/>
+      </w:pPr>
+      <w:r>
+        <w:rPr>
+          <w:rtl/>
+          <w:cs/>
+          <w:lang w:val="ar_AE" w:bidi="ar_AE"/>
+        </w:rPr>
+      </w:r>
+      <w:r>
+        <w:rPr>
+          <w:rtl/>
+          <w:cs/>
           <w:lang w:val="ar_AE" w:bidi="ar_AE"/>
         </w:rPr>
         <w:t xml:space="preserve">سمح الله بإجراء القرعة لأغراض معينة (انظر </w:t>
@@ -923,6 +1143,8 @@
       <w:hyperlink r:id="rId31">
         <w:r>
           <w:rPr>
+            <w:rtl/>
+            <w:cs/>
             <w:lang w:val="ar_AE" w:bidi="ar_AE"/>
           </w:rPr>
           <w:rPr>
@@ -934,6 +1156,8 @@
       </w:hyperlink>
       <w:r>
         <w:rPr>
+          <w:rtl/>
+          <w:cs/>
           <w:lang w:val="ar_AE" w:bidi="ar_AE"/>
         </w:rPr>
         <w:t xml:space="preserve">؛ </w:t>
@@ -941,6 +1165,8 @@
       <w:hyperlink r:id="rId32">
         <w:r>
           <w:rPr>
+            <w:rtl/>
+            <w:cs/>
             <w:lang w:val="ar_AE" w:bidi="ar_AE"/>
           </w:rPr>
           <w:rPr>
@@ -952,6 +1178,8 @@
       </w:hyperlink>
       <w:r>
         <w:rPr>
+          <w:rtl/>
+          <w:cs/>
           <w:lang w:val="ar_AE" w:bidi="ar_AE"/>
         </w:rPr>
         <w:t xml:space="preserve">؛ </w:t>
@@ -959,6 +1187,8 @@
       <w:hyperlink r:id="rId33">
         <w:r>
           <w:rPr>
+            <w:rtl/>
+            <w:cs/>
             <w:lang w:val="ar_AE" w:bidi="ar_AE"/>
           </w:rPr>
           <w:rPr>
@@ -970,6 +1200,8 @@
       </w:hyperlink>
       <w:r>
         <w:rPr>
+          <w:rtl/>
+          <w:cs/>
           <w:lang w:val="ar_AE" w:bidi="ar_AE"/>
         </w:rPr>
         <w:t xml:space="preserve">؛ </w:t>
@@ -977,6 +1209,8 @@
       <w:hyperlink r:id="rId34">
         <w:r>
           <w:rPr>
+            <w:rtl/>
+            <w:cs/>
             <w:lang w:val="ar_AE" w:bidi="ar_AE"/>
           </w:rPr>
           <w:rPr>
@@ -988,6 +1222,8 @@
       </w:hyperlink>
       <w:r>
         <w:rPr>
+          <w:rtl/>
+          <w:cs/>
           <w:lang w:val="ar_AE" w:bidi="ar_AE"/>
         </w:rPr>
         <w:t>)؛ غير أن ممارسة العرافة عمومًا، كما كانت شائعة في ثقافات العالم القديم، تُعد أمرًا مكروهًا لدى الرب (</w:t>
@@ -995,6 +1231,8 @@
       <w:hyperlink r:id="rId35">
         <w:r>
           <w:rPr>
+            <w:rtl/>
+            <w:cs/>
             <w:lang w:val="ar_AE" w:bidi="ar_AE"/>
           </w:rPr>
           <w:rPr>
@@ -1006,39 +1244,51 @@
       </w:hyperlink>
       <w:r>
         <w:rPr>
+          <w:rtl/>
+          <w:cs/>
           <w:lang w:val="ar_AE" w:bidi="ar_AE"/>
         </w:rPr>
         <w:t xml:space="preserve">). • </w:t>
       </w:r>
       <w:r>
         <w:rPr>
+          <w:rtl/>
+          <w:cs/>
           <w:lang w:val="ar_AE" w:bidi="ar_AE"/>
         </w:rPr>
         <w:t>لِنَعْرِف بِسَبَب مَنْ هَذِه ٱلْبَلِيَّة</w:t>
       </w:r>
       <w:r>
         <w:rPr>
+          <w:rtl/>
+          <w:cs/>
           <w:lang w:val="ar_AE" w:bidi="ar_AE"/>
         </w:rPr>
         <w:t>: كان الاعتقاد السائد في الشرق الأدنى القديم أن البلايا تقع نتيجة غضب أحد الآلهة.</w:t>
       </w:r>
       <w:r>
         <w:rPr>
-          <w:lang w:val="ar_AE" w:bidi="ar_AE"/>
-        </w:rPr>
-      </w:r>
-      <w:r>
-        <w:rPr>
-          <w:lang w:val="ar_AE" w:bidi="ar_AE"/>
-        </w:rPr>
-      </w:r>
-    </w:p>
-    <w:p>
-      <w:pPr>
-        <w:bidi/>
-      </w:pPr>
-      <w:r>
-        <w:rPr>
+          <w:rtl/>
+          <w:cs/>
+          <w:lang w:val="ar_AE" w:bidi="ar_AE"/>
+        </w:rPr>
+      </w:r>
+      <w:r>
+        <w:rPr>
+          <w:rtl/>
+          <w:cs/>
+          <w:lang w:val="ar_AE" w:bidi="ar_AE"/>
+        </w:rPr>
+      </w:r>
+    </w:p>
+    <w:p>
+      <w:pPr>
+        <w:bidi/>
+      </w:pPr>
+      <w:r>
+        <w:rPr>
+          <w:rtl/>
+          <w:cs/>
           <w:lang w:val="ar_AE" w:bidi="ar_AE"/>
         </w:rPr>
       </w:r>
@@ -1050,33 +1300,43 @@
       </w:pPr>
       <w:r>
         <w:rPr>
+          <w:rtl/>
+          <w:cs/>
           <w:lang w:val="ar_AE" w:bidi="ar_AE"/>
         </w:rPr>
         <w:t>يونان 1: 9</w:t>
       </w:r>
       <w:r>
         <w:rPr>
-          <w:lang w:val="ar_AE" w:bidi="ar_AE"/>
-        </w:rPr>
-      </w:r>
-    </w:p>
-    <w:p>
-      <w:pPr>
-        <w:bidi/>
-      </w:pPr>
-      <w:r>
-        <w:rPr>
-          <w:lang w:val="ar_AE" w:bidi="ar_AE"/>
-        </w:rPr>
-      </w:r>
-      <w:r>
-        <w:rPr>
+          <w:rtl/>
+          <w:cs/>
+          <w:lang w:val="ar_AE" w:bidi="ar_AE"/>
+        </w:rPr>
+      </w:r>
+    </w:p>
+    <w:p>
+      <w:pPr>
+        <w:bidi/>
+      </w:pPr>
+      <w:r>
+        <w:rPr>
+          <w:rtl/>
+          <w:cs/>
+          <w:lang w:val="ar_AE" w:bidi="ar_AE"/>
+        </w:rPr>
+      </w:r>
+      <w:r>
+        <w:rPr>
+          <w:rtl/>
+          <w:cs/>
           <w:lang w:val="ar_AE" w:bidi="ar_AE"/>
         </w:rPr>
         <w:t>عِبْرَانِيٌّ</w:t>
       </w:r>
       <w:r>
         <w:rPr>
+          <w:rtl/>
+          <w:cs/>
           <w:lang w:val="ar_AE" w:bidi="ar_AE"/>
         </w:rPr>
         <w:t xml:space="preserve">: انظر أيضًا </w:t>
@@ -1084,6 +1344,8 @@
       <w:hyperlink r:id="rId36">
         <w:r>
           <w:rPr>
+            <w:rtl/>
+            <w:cs/>
             <w:lang w:val="ar_AE" w:bidi="ar_AE"/>
           </w:rPr>
           <w:rPr>
@@ -1095,6 +1357,8 @@
       </w:hyperlink>
       <w:r>
         <w:rPr>
+          <w:rtl/>
+          <w:cs/>
           <w:lang w:val="ar_AE" w:bidi="ar_AE"/>
         </w:rPr>
         <w:t xml:space="preserve">؛ </w:t>
@@ -1102,6 +1366,8 @@
       <w:hyperlink r:id="rId37">
         <w:r>
           <w:rPr>
+            <w:rtl/>
+            <w:cs/>
             <w:lang w:val="ar_AE" w:bidi="ar_AE"/>
           </w:rPr>
           <w:rPr>
@@ -1113,6 +1379,8 @@
       </w:hyperlink>
       <w:r>
         <w:rPr>
+          <w:rtl/>
+          <w:cs/>
           <w:lang w:val="ar_AE" w:bidi="ar_AE"/>
         </w:rPr>
         <w:t xml:space="preserve">؛ </w:t>
@@ -1120,6 +1388,8 @@
       <w:hyperlink r:id="rId38">
         <w:r>
           <w:rPr>
+            <w:rtl/>
+            <w:cs/>
             <w:lang w:val="ar_AE" w:bidi="ar_AE"/>
           </w:rPr>
           <w:rPr>
@@ -1131,6 +1401,8 @@
       </w:hyperlink>
       <w:r>
         <w:rPr>
+          <w:rtl/>
+          <w:cs/>
           <w:lang w:val="ar_AE" w:bidi="ar_AE"/>
         </w:rPr>
         <w:t>. • كان يونان يعبد الرب</w:t>
@@ -1138,12 +1410,16 @@
       <w:r>
         <w:rPr>
           <w:i/>
+          <w:rtl/>
+          <w:cs/>
           <w:lang w:val="ar_AE" w:bidi="ar_AE"/>
         </w:rPr>
         <w:t>،</w:t>
       </w:r>
       <w:r>
         <w:rPr>
+          <w:rtl/>
+          <w:cs/>
           <w:lang w:val="ar_AE" w:bidi="ar_AE"/>
         </w:rPr>
         <w:t xml:space="preserve"> الذي على عكس آلهة البحارة الزائفة، هو خالق البحر والبر</w:t>
@@ -1151,12 +1427,16 @@
       <w:r>
         <w:rPr>
           <w:i/>
+          <w:rtl/>
+          <w:cs/>
           <w:lang w:val="ar_AE" w:bidi="ar_AE"/>
         </w:rPr>
         <w:t>،</w:t>
       </w:r>
       <w:r>
         <w:rPr>
+          <w:rtl/>
+          <w:cs/>
           <w:lang w:val="ar_AE" w:bidi="ar_AE"/>
         </w:rPr>
         <w:t xml:space="preserve"> وله السيادة المطلقة عليهما. كانت المعتقدات السائدة آنذاك أن العديد من الآلهة لها ولاية أو سلطة في مجالات بعينها وتضطلع بمهام محددة لفرض سيطرتها. أما لقب "إله السماوات" فهو يشير إلى ارتفاع هذا الإله فوق جميع الآلهة، حيث إن السماء هي أسمى العوالم. ولطالما يؤكد العهد القديم أن الرب وحده هو الإله الحق (انظر، على سبيل المثال، </w:t>
@@ -1164,6 +1444,8 @@
       <w:hyperlink r:id="rId39">
         <w:r>
           <w:rPr>
+            <w:rtl/>
+            <w:cs/>
             <w:lang w:val="ar_AE" w:bidi="ar_AE"/>
           </w:rPr>
           <w:rPr>
@@ -1175,6 +1457,8 @@
       </w:hyperlink>
       <w:r>
         <w:rPr>
+          <w:rtl/>
+          <w:cs/>
           <w:lang w:val="ar_AE" w:bidi="ar_AE"/>
         </w:rPr>
         <w:t xml:space="preserve">)، بينما في بعض الأحيان يستخدم تعبيرات تُظهر تفوقه وسموه على الآلهة الزائفة التي كانت تسيطر على خيالات الشعوب الوثنية (انظر </w:t>
@@ -1182,6 +1466,8 @@
       <w:hyperlink r:id="rId40">
         <w:r>
           <w:rPr>
+            <w:rtl/>
+            <w:cs/>
             <w:lang w:val="ar_AE" w:bidi="ar_AE"/>
           </w:rPr>
           <w:rPr>
@@ -1193,27 +1479,35 @@
       </w:hyperlink>
       <w:r>
         <w:rPr>
+          <w:rtl/>
+          <w:cs/>
           <w:lang w:val="ar_AE" w:bidi="ar_AE"/>
         </w:rPr>
         <w:t>).</w:t>
       </w:r>
       <w:r>
         <w:rPr>
-          <w:lang w:val="ar_AE" w:bidi="ar_AE"/>
-        </w:rPr>
-      </w:r>
-      <w:r>
-        <w:rPr>
-          <w:lang w:val="ar_AE" w:bidi="ar_AE"/>
-        </w:rPr>
-      </w:r>
-    </w:p>
-    <w:p>
-      <w:pPr>
-        <w:bidi/>
-      </w:pPr>
-      <w:r>
-        <w:rPr>
+          <w:rtl/>
+          <w:cs/>
+          <w:lang w:val="ar_AE" w:bidi="ar_AE"/>
+        </w:rPr>
+      </w:r>
+      <w:r>
+        <w:rPr>
+          <w:rtl/>
+          <w:cs/>
+          <w:lang w:val="ar_AE" w:bidi="ar_AE"/>
+        </w:rPr>
+      </w:r>
+    </w:p>
+    <w:p>
+      <w:pPr>
+        <w:bidi/>
+      </w:pPr>
+      <w:r>
+        <w:rPr>
+          <w:rtl/>
+          <w:cs/>
           <w:lang w:val="ar_AE" w:bidi="ar_AE"/>
         </w:rPr>
       </w:r>
@@ -1225,54 +1519,70 @@
       </w:pPr>
       <w:r>
         <w:rPr>
+          <w:rtl/>
+          <w:cs/>
           <w:lang w:val="ar_AE" w:bidi="ar_AE"/>
         </w:rPr>
         <w:t>يونان 1: 12</w:t>
       </w:r>
       <w:r>
         <w:rPr>
-          <w:lang w:val="ar_AE" w:bidi="ar_AE"/>
-        </w:rPr>
-      </w:r>
-    </w:p>
-    <w:p>
-      <w:pPr>
-        <w:bidi/>
-      </w:pPr>
-      <w:r>
-        <w:rPr>
-          <w:lang w:val="ar_AE" w:bidi="ar_AE"/>
-        </w:rPr>
-      </w:r>
-      <w:r>
-        <w:rPr>
+          <w:rtl/>
+          <w:cs/>
+          <w:lang w:val="ar_AE" w:bidi="ar_AE"/>
+        </w:rPr>
+      </w:r>
+    </w:p>
+    <w:p>
+      <w:pPr>
+        <w:bidi/>
+      </w:pPr>
+      <w:r>
+        <w:rPr>
+          <w:rtl/>
+          <w:cs/>
+          <w:lang w:val="ar_AE" w:bidi="ar_AE"/>
+        </w:rPr>
+      </w:r>
+      <w:r>
+        <w:rPr>
+          <w:rtl/>
+          <w:cs/>
           <w:lang w:val="ar_AE" w:bidi="ar_AE"/>
         </w:rPr>
         <w:t>ٱطْرَحُونِي</w:t>
       </w:r>
       <w:r>
         <w:rPr>
+          <w:rtl/>
+          <w:cs/>
           <w:lang w:val="ar_AE" w:bidi="ar_AE"/>
         </w:rPr>
         <w:t>: يثير هدوء يونان الدهشة وهو يوجه البحارة لفعل هذا الأمر. فقد بدا أنه فضل مواجهة الموت برباطة جأش على أن يتيح للآشوريين، الذين يبغضهم، فرصة للتوبة.</w:t>
       </w:r>
       <w:r>
         <w:rPr>
-          <w:lang w:val="ar_AE" w:bidi="ar_AE"/>
-        </w:rPr>
-      </w:r>
-      <w:r>
-        <w:rPr>
-          <w:lang w:val="ar_AE" w:bidi="ar_AE"/>
-        </w:rPr>
-      </w:r>
-    </w:p>
-    <w:p>
-      <w:pPr>
-        <w:bidi/>
-      </w:pPr>
-      <w:r>
-        <w:rPr>
+          <w:rtl/>
+          <w:cs/>
+          <w:lang w:val="ar_AE" w:bidi="ar_AE"/>
+        </w:rPr>
+      </w:r>
+      <w:r>
+        <w:rPr>
+          <w:rtl/>
+          <w:cs/>
+          <w:lang w:val="ar_AE" w:bidi="ar_AE"/>
+        </w:rPr>
+      </w:r>
+    </w:p>
+    <w:p>
+      <w:pPr>
+        <w:bidi/>
+      </w:pPr>
+      <w:r>
+        <w:rPr>
+          <w:rtl/>
+          <w:cs/>
           <w:lang w:val="ar_AE" w:bidi="ar_AE"/>
         </w:rPr>
       </w:r>
@@ -1284,60 +1594,78 @@
       </w:pPr>
       <w:r>
         <w:rPr>
+          <w:rtl/>
+          <w:cs/>
           <w:lang w:val="ar_AE" w:bidi="ar_AE"/>
         </w:rPr>
         <w:t>يونان 1: 13–14</w:t>
       </w:r>
       <w:r>
         <w:rPr>
-          <w:lang w:val="ar_AE" w:bidi="ar_AE"/>
-        </w:rPr>
-      </w:r>
-    </w:p>
-    <w:p>
-      <w:pPr>
-        <w:bidi/>
-      </w:pPr>
-      <w:r>
-        <w:rPr>
-          <w:lang w:val="ar_AE" w:bidi="ar_AE"/>
-        </w:rPr>
-      </w:r>
-      <w:r>
-        <w:rPr>
+          <w:rtl/>
+          <w:cs/>
+          <w:lang w:val="ar_AE" w:bidi="ar_AE"/>
+        </w:rPr>
+      </w:r>
+    </w:p>
+    <w:p>
+      <w:pPr>
+        <w:bidi/>
+      </w:pPr>
+      <w:r>
+        <w:rPr>
+          <w:rtl/>
+          <w:cs/>
+          <w:lang w:val="ar_AE" w:bidi="ar_AE"/>
+        </w:rPr>
+      </w:r>
+      <w:r>
+        <w:rPr>
+          <w:rtl/>
+          <w:cs/>
           <w:lang w:val="ar_AE" w:bidi="ar_AE"/>
         </w:rPr>
         <w:t>و</w:t>
       </w:r>
       <w:r>
         <w:rPr>
+          <w:rtl/>
+          <w:cs/>
           <w:lang w:val="ar_AE" w:bidi="ar_AE"/>
         </w:rPr>
         <w:t>لَكِنَّ ٱلرِّجَالَ جَذَفُوا:</w:t>
       </w:r>
       <w:r>
         <w:rPr>
+          <w:rtl/>
+          <w:cs/>
           <w:lang w:val="ar_AE" w:bidi="ar_AE"/>
         </w:rPr>
         <w:t xml:space="preserve"> فقد اتضح الآن أن يونان هو المذنب أمام الرب، لكن يبدو أن البحارة كانوا قلقين من أن يغضبوا الرب أكثر إذا قتلوا أحد أنبيائه.</w:t>
       </w:r>
       <w:r>
         <w:rPr>
-          <w:lang w:val="ar_AE" w:bidi="ar_AE"/>
-        </w:rPr>
-      </w:r>
-      <w:r>
-        <w:rPr>
-          <w:lang w:val="ar_AE" w:bidi="ar_AE"/>
-        </w:rPr>
-      </w:r>
-    </w:p>
-    <w:p>
-      <w:pPr>
-        <w:bidi/>
-      </w:pPr>
-      <w:r>
-        <w:rPr>
+          <w:rtl/>
+          <w:cs/>
+          <w:lang w:val="ar_AE" w:bidi="ar_AE"/>
+        </w:rPr>
+      </w:r>
+      <w:r>
+        <w:rPr>
+          <w:rtl/>
+          <w:cs/>
+          <w:lang w:val="ar_AE" w:bidi="ar_AE"/>
+        </w:rPr>
+      </w:r>
+    </w:p>
+    <w:p>
+      <w:pPr>
+        <w:bidi/>
+      </w:pPr>
+      <w:r>
+        <w:rPr>
+          <w:rtl/>
+          <w:cs/>
           <w:lang w:val="ar_AE" w:bidi="ar_AE"/>
         </w:rPr>
       </w:r>
@@ -1349,27 +1677,35 @@
       </w:pPr>
       <w:r>
         <w:rPr>
+          <w:rtl/>
+          <w:cs/>
           <w:lang w:val="ar_AE" w:bidi="ar_AE"/>
         </w:rPr>
         <w:t>يونان 1: 16</w:t>
       </w:r>
       <w:r>
         <w:rPr>
-          <w:lang w:val="ar_AE" w:bidi="ar_AE"/>
-        </w:rPr>
-      </w:r>
-    </w:p>
-    <w:p>
-      <w:pPr>
-        <w:bidi/>
-      </w:pPr>
-      <w:r>
-        <w:rPr>
-          <w:lang w:val="ar_AE" w:bidi="ar_AE"/>
-        </w:rPr>
-      </w:r>
-      <w:r>
-        <w:rPr>
+          <w:rtl/>
+          <w:cs/>
+          <w:lang w:val="ar_AE" w:bidi="ar_AE"/>
+        </w:rPr>
+      </w:r>
+    </w:p>
+    <w:p>
+      <w:pPr>
+        <w:bidi/>
+      </w:pPr>
+      <w:r>
+        <w:rPr>
+          <w:rtl/>
+          <w:cs/>
+          <w:lang w:val="ar_AE" w:bidi="ar_AE"/>
+        </w:rPr>
+      </w:r>
+      <w:r>
+        <w:rPr>
+          <w:rtl/>
+          <w:cs/>
           <w:lang w:val="ar_AE" w:bidi="ar_AE"/>
         </w:rPr>
         <w:t xml:space="preserve">فخاف الرجال....خوفًا عظيمًا: إن إظهار الله لسلطانه على البحر الهائج دفع البحارة إلى تقديم العبادة له. مع أن تقديم الذبائح والنذور هو جزء من طقوس العبادة في إسرائيل (مثلًا، </w:t>
@@ -1377,6 +1713,8 @@
       <w:hyperlink r:id="rId41">
         <w:r>
           <w:rPr>
+            <w:rtl/>
+            <w:cs/>
             <w:lang w:val="ar_AE" w:bidi="ar_AE"/>
           </w:rPr>
           <w:rPr>
@@ -1388,39 +1726,51 @@
       </w:hyperlink>
       <w:r>
         <w:rPr>
+          <w:rtl/>
+          <w:cs/>
           <w:lang w:val="ar_AE" w:bidi="ar_AE"/>
         </w:rPr>
         <w:t xml:space="preserve">)، فمن المستبعد أن البحارة تحولوا تمامًا عن عبادة آلهتهم الزائفة؛ بل يُحتمل أنهم أضافوا إله إسرائيل إلى قائمة آلهتهم. والمفارقة اللافتة للنظر أن البحارة الوثنيين هم من أظهروا توقيرًا للرب، في حين أن نبيه، الذي أساء إليه، يبدو أنه هوى إلى أعماق الموت (قارن </w:t>
       </w:r>
       <w:r>
         <w:rPr>
+          <w:rtl/>
+          <w:cs/>
           <w:lang w:val="ar_AE" w:bidi="ar_AE"/>
         </w:rPr>
         <w:t>الملاحظة الدراسية على يونان 2:8–9</w:t>
       </w:r>
       <w:r>
         <w:rPr>
+          <w:rtl/>
+          <w:cs/>
           <w:lang w:val="ar_AE" w:bidi="ar_AE"/>
         </w:rPr>
         <w:t>).</w:t>
       </w:r>
       <w:r>
         <w:rPr>
-          <w:lang w:val="ar_AE" w:bidi="ar_AE"/>
-        </w:rPr>
-      </w:r>
-      <w:r>
-        <w:rPr>
-          <w:lang w:val="ar_AE" w:bidi="ar_AE"/>
-        </w:rPr>
-      </w:r>
-    </w:p>
-    <w:p>
-      <w:pPr>
-        <w:bidi/>
-      </w:pPr>
-      <w:r>
-        <w:rPr>
+          <w:rtl/>
+          <w:cs/>
+          <w:lang w:val="ar_AE" w:bidi="ar_AE"/>
+        </w:rPr>
+      </w:r>
+      <w:r>
+        <w:rPr>
+          <w:rtl/>
+          <w:cs/>
+          <w:lang w:val="ar_AE" w:bidi="ar_AE"/>
+        </w:rPr>
+      </w:r>
+    </w:p>
+    <w:p>
+      <w:pPr>
+        <w:bidi/>
+      </w:pPr>
+      <w:r>
+        <w:rPr>
+          <w:rtl/>
+          <w:cs/>
           <w:lang w:val="ar_AE" w:bidi="ar_AE"/>
         </w:rPr>
       </w:r>
@@ -1432,27 +1782,35 @@
       </w:pPr>
       <w:r>
         <w:rPr>
+          <w:rtl/>
+          <w:cs/>
           <w:lang w:val="ar_AE" w:bidi="ar_AE"/>
         </w:rPr>
         <w:t>يونان 1: 17</w:t>
       </w:r>
       <w:r>
         <w:rPr>
-          <w:lang w:val="ar_AE" w:bidi="ar_AE"/>
-        </w:rPr>
-      </w:r>
-    </w:p>
-    <w:p>
-      <w:pPr>
-        <w:bidi/>
-      </w:pPr>
-      <w:r>
-        <w:rPr>
-          <w:lang w:val="ar_AE" w:bidi="ar_AE"/>
-        </w:rPr>
-      </w:r>
-      <w:r>
-        <w:rPr>
+          <w:rtl/>
+          <w:cs/>
+          <w:lang w:val="ar_AE" w:bidi="ar_AE"/>
+        </w:rPr>
+      </w:r>
+    </w:p>
+    <w:p>
+      <w:pPr>
+        <w:bidi/>
+      </w:pPr>
+      <w:r>
+        <w:rPr>
+          <w:rtl/>
+          <w:cs/>
+          <w:lang w:val="ar_AE" w:bidi="ar_AE"/>
+        </w:rPr>
+      </w:r>
+      <w:r>
+        <w:rPr>
+          <w:rtl/>
+          <w:cs/>
           <w:lang w:val="ar_AE" w:bidi="ar_AE"/>
         </w:rPr>
         <w:t>يرى بعض النُقاد أن نجاة يونان من الموت في جوف الحوت أمر مستحيل. لكن هذا التشكيك يتعارض مع أحد المحاور اللاهوتية الرئيسة في هذا السفر - وهو سيادة الله المطلقة على الطبيعة. فإذا كنا نؤمن أن الله موجود، وخالق للطبيعة ومتحكم فيها (</w:t>
@@ -1460,6 +1818,8 @@
       <w:hyperlink r:id="rId24">
         <w:r>
           <w:rPr>
+            <w:rtl/>
+            <w:cs/>
             <w:lang w:val="ar_AE" w:bidi="ar_AE"/>
           </w:rPr>
           <w:rPr>
@@ -1471,6 +1831,8 @@
       </w:hyperlink>
       <w:r>
         <w:rPr>
+          <w:rtl/>
+          <w:cs/>
           <w:lang w:val="ar_AE" w:bidi="ar_AE"/>
         </w:rPr>
         <w:t xml:space="preserve">، </w:t>
@@ -1478,6 +1840,8 @@
       <w:hyperlink r:id="rId42">
         <w:r>
           <w:rPr>
+            <w:rtl/>
+            <w:cs/>
             <w:lang w:val="ar_AE" w:bidi="ar_AE"/>
           </w:rPr>
           <w:rPr>
@@ -1489,6 +1853,8 @@
       </w:hyperlink>
       <w:r>
         <w:rPr>
+          <w:rtl/>
+          <w:cs/>
           <w:lang w:val="ar_AE" w:bidi="ar_AE"/>
         </w:rPr>
         <w:t xml:space="preserve">؛ انظر أيضًا </w:t>
@@ -1496,6 +1862,8 @@
       <w:hyperlink r:id="rId43">
         <w:r>
           <w:rPr>
+            <w:rtl/>
+            <w:cs/>
             <w:lang w:val="ar_AE" w:bidi="ar_AE"/>
           </w:rPr>
           <w:rPr>
@@ -1507,18 +1875,24 @@
       </w:hyperlink>
       <w:r>
         <w:rPr>
+          <w:rtl/>
+          <w:cs/>
           <w:lang w:val="ar_AE" w:bidi="ar_AE"/>
         </w:rPr>
         <w:t xml:space="preserve">)، فإن حدوث هذه معجزة بهذا الحجم ليس مستبعدًا. يعرض السفر هذه الحادثة باعتبارها واقعة تاريخية حقيقية. • لا يذكر النص نوع السمكة، ثم أن تحديد نوعها ليس شرطًا لإثبات مصداقية الحدث. في ضوء قدرة الله الإبداعية، فمن الممكن أن الله قد أعد وهيأ خصيصًا السمكة التي ابتلعت يونان من أجل هذه الحادثة بعينها. إذا كان الله موجودًا، وقادرًا على صنع المعجزات، </w:t>
       </w:r>
       <w:r>
         <w:rPr>
+          <w:rtl/>
+          <w:cs/>
           <w:lang w:val="ar_AE" w:bidi="ar_AE"/>
         </w:rPr>
         <w:t xml:space="preserve">فإن تحديات توفير الأكسجين ليونان وحمايته من العصارات الهضمية تصبحان غير ذات أهمية </w:t>
       </w:r>
       <w:r>
         <w:rPr>
+          <w:rtl/>
+          <w:cs/>
           <w:lang w:val="ar_AE" w:bidi="ar_AE"/>
         </w:rPr>
         <w:t xml:space="preserve">(قارن </w:t>
@@ -1526,6 +1900,8 @@
       <w:hyperlink r:id="rId44">
         <w:r>
           <w:rPr>
+            <w:rtl/>
+            <w:cs/>
             <w:lang w:val="ar_AE" w:bidi="ar_AE"/>
           </w:rPr>
           <w:rPr>
@@ -1537,6 +1913,8 @@
       </w:hyperlink>
       <w:r>
         <w:rPr>
+          <w:rtl/>
+          <w:cs/>
           <w:lang w:val="ar_AE" w:bidi="ar_AE"/>
         </w:rPr>
         <w:t>). من ناحية أخرى، هناك أنواع معينة من الكائنات البحرية ضخمة بما يكفي لتفي بالغرض (مثل الحيتان والقروش)، وقد سُجلت حوادث مماثلة في العصر الحديث. • أشار يسوع لاحقًا إلى مكوث يونان في جوف الحوت ثلاثة أيام وثلاث ليالٍ عند التنبؤ بمدة بقائه في القبر (</w:t>
@@ -1544,6 +1922,8 @@
       <w:hyperlink r:id="rId45">
         <w:r>
           <w:rPr>
+            <w:rtl/>
+            <w:cs/>
             <w:lang w:val="ar_AE" w:bidi="ar_AE"/>
           </w:rPr>
           <w:rPr>
@@ -1555,6 +1935,8 @@
       </w:hyperlink>
       <w:r>
         <w:rPr>
+          <w:rtl/>
+          <w:cs/>
           <w:lang w:val="ar_AE" w:bidi="ar_AE"/>
         </w:rPr>
         <w:t xml:space="preserve">). • كلمة "أعد" هنا هي الأولى من أربع مرات ترد فيها نفس الكلمة العبرية في السفر (انظر </w:t>
@@ -1562,6 +1944,8 @@
       <w:hyperlink r:id="rId46">
         <w:r>
           <w:rPr>
+            <w:rtl/>
+            <w:cs/>
             <w:lang w:val="ar_AE" w:bidi="ar_AE"/>
           </w:rPr>
           <w:rPr>
@@ -1573,6 +1957,8 @@
       </w:hyperlink>
       <w:r>
         <w:rPr>
+          <w:rtl/>
+          <w:cs/>
           <w:lang w:val="ar_AE" w:bidi="ar_AE"/>
         </w:rPr>
         <w:t xml:space="preserve">، </w:t>
@@ -1580,6 +1966,8 @@
       <w:hyperlink r:id="rId47">
         <w:r>
           <w:rPr>
+            <w:rtl/>
+            <w:cs/>
             <w:lang w:val="ar_AE" w:bidi="ar_AE"/>
           </w:rPr>
           <w:rPr>
@@ -1591,6 +1979,8 @@
       </w:hyperlink>
       <w:r>
         <w:rPr>
+          <w:rtl/>
+          <w:cs/>
           <w:lang w:val="ar_AE" w:bidi="ar_AE"/>
         </w:rPr>
         <w:t xml:space="preserve">، </w:t>
@@ -1598,6 +1988,8 @@
       <w:hyperlink r:id="rId48">
         <w:r>
           <w:rPr>
+            <w:rtl/>
+            <w:cs/>
             <w:lang w:val="ar_AE" w:bidi="ar_AE"/>
           </w:rPr>
           <w:rPr>
@@ -1609,27 +2001,35 @@
       </w:hyperlink>
       <w:r>
         <w:rPr>
+          <w:rtl/>
+          <w:cs/>
           <w:lang w:val="ar_AE" w:bidi="ar_AE"/>
         </w:rPr>
         <w:t>). وجميعها تبرز سهولة سيطرة الله على قُوَى الطبيعة.</w:t>
       </w:r>
       <w:r>
         <w:rPr>
-          <w:lang w:val="ar_AE" w:bidi="ar_AE"/>
-        </w:rPr>
-      </w:r>
-      <w:r>
-        <w:rPr>
-          <w:lang w:val="ar_AE" w:bidi="ar_AE"/>
-        </w:rPr>
-      </w:r>
-    </w:p>
-    <w:p>
-      <w:pPr>
-        <w:bidi/>
-      </w:pPr>
-      <w:r>
-        <w:rPr>
+          <w:rtl/>
+          <w:cs/>
+          <w:lang w:val="ar_AE" w:bidi="ar_AE"/>
+        </w:rPr>
+      </w:r>
+      <w:r>
+        <w:rPr>
+          <w:rtl/>
+          <w:cs/>
+          <w:lang w:val="ar_AE" w:bidi="ar_AE"/>
+        </w:rPr>
+      </w:r>
+    </w:p>
+    <w:p>
+      <w:pPr>
+        <w:bidi/>
+      </w:pPr>
+      <w:r>
+        <w:rPr>
+          <w:rtl/>
+          <w:cs/>
           <w:lang w:val="ar_AE" w:bidi="ar_AE"/>
         </w:rPr>
       </w:r>
@@ -1641,48 +2041,62 @@
       </w:pPr>
       <w:r>
         <w:rPr>
+          <w:rtl/>
+          <w:cs/>
           <w:lang w:val="ar_AE" w:bidi="ar_AE"/>
         </w:rPr>
         <w:t>يونان 2: 1–9</w:t>
       </w:r>
       <w:r>
         <w:rPr>
-          <w:lang w:val="ar_AE" w:bidi="ar_AE"/>
-        </w:rPr>
-      </w:r>
-    </w:p>
-    <w:p>
-      <w:pPr>
-        <w:bidi/>
-      </w:pPr>
-      <w:r>
-        <w:rPr>
-          <w:lang w:val="ar_AE" w:bidi="ar_AE"/>
-        </w:rPr>
-      </w:r>
-      <w:r>
-        <w:rPr>
+          <w:rtl/>
+          <w:cs/>
+          <w:lang w:val="ar_AE" w:bidi="ar_AE"/>
+        </w:rPr>
+      </w:r>
+    </w:p>
+    <w:p>
+      <w:pPr>
+        <w:bidi/>
+      </w:pPr>
+      <w:r>
+        <w:rPr>
+          <w:rtl/>
+          <w:cs/>
+          <w:lang w:val="ar_AE" w:bidi="ar_AE"/>
+        </w:rPr>
+      </w:r>
+      <w:r>
+        <w:rPr>
+          <w:rtl/>
+          <w:cs/>
           <w:lang w:val="ar_AE" w:bidi="ar_AE"/>
         </w:rPr>
         <w:t>إدراكًا أن الرب قد أنقذ يونان برحمته بإرسال الحوت، نظَّم يونان هذه الصلاة في شكل مزمور. يشير بناؤها الدقيق، المتماشي مع نمط ترنيمة الشكر الفردية، بأنها قد كُتبت لاحقًا بعد الحادثة، حين كان يونان يسترجع مشاعره ومخاوفه.</w:t>
       </w:r>
       <w:r>
         <w:rPr>
-          <w:lang w:val="ar_AE" w:bidi="ar_AE"/>
-        </w:rPr>
-      </w:r>
-      <w:r>
-        <w:rPr>
-          <w:lang w:val="ar_AE" w:bidi="ar_AE"/>
-        </w:rPr>
-      </w:r>
-    </w:p>
-    <w:p>
-      <w:pPr>
-        <w:bidi/>
-      </w:pPr>
-      <w:r>
-        <w:rPr>
+          <w:rtl/>
+          <w:cs/>
+          <w:lang w:val="ar_AE" w:bidi="ar_AE"/>
+        </w:rPr>
+      </w:r>
+      <w:r>
+        <w:rPr>
+          <w:rtl/>
+          <w:cs/>
+          <w:lang w:val="ar_AE" w:bidi="ar_AE"/>
+        </w:rPr>
+      </w:r>
+    </w:p>
+    <w:p>
+      <w:pPr>
+        <w:bidi/>
+      </w:pPr>
+      <w:r>
+        <w:rPr>
+          <w:rtl/>
+          <w:cs/>
           <w:lang w:val="ar_AE" w:bidi="ar_AE"/>
         </w:rPr>
       </w:r>
@@ -1694,27 +2108,35 @@
       </w:pPr>
       <w:r>
         <w:rPr>
+          <w:rtl/>
+          <w:cs/>
           <w:lang w:val="ar_AE" w:bidi="ar_AE"/>
         </w:rPr>
         <w:t>يونان 2: 2</w:t>
       </w:r>
       <w:r>
         <w:rPr>
-          <w:lang w:val="ar_AE" w:bidi="ar_AE"/>
-        </w:rPr>
-      </w:r>
-    </w:p>
-    <w:p>
-      <w:pPr>
-        <w:bidi/>
-      </w:pPr>
-      <w:r>
-        <w:rPr>
-          <w:lang w:val="ar_AE" w:bidi="ar_AE"/>
-        </w:rPr>
-      </w:r>
-      <w:r>
-        <w:rPr>
+          <w:rtl/>
+          <w:cs/>
+          <w:lang w:val="ar_AE" w:bidi="ar_AE"/>
+        </w:rPr>
+      </w:r>
+    </w:p>
+    <w:p>
+      <w:pPr>
+        <w:bidi/>
+      </w:pPr>
+      <w:r>
+        <w:rPr>
+          <w:rtl/>
+          <w:cs/>
+          <w:lang w:val="ar_AE" w:bidi="ar_AE"/>
+        </w:rPr>
+      </w:r>
+      <w:r>
+        <w:rPr>
+          <w:rtl/>
+          <w:cs/>
           <w:lang w:val="ar_AE" w:bidi="ar_AE"/>
         </w:rPr>
         <w:t xml:space="preserve">استهل يونان تسبحته بالإشارة إلى صلاته الأولى، التي كانت فعلًا عفوية، لكنها نابعة من أعماق قلبه - صرخة استغاثة أطلقها وهو على وشك الغرق. • من أرض الأموات (حرفيًا </w:t>
@@ -1722,12 +2144,16 @@
       <w:r>
         <w:rPr>
           <w:i/>
+          <w:rtl/>
+          <w:cs/>
           <w:lang w:val="ar_AE" w:bidi="ar_AE"/>
         </w:rPr>
         <w:t>من جوف الهاوية</w:t>
       </w:r>
       <w:r>
         <w:rPr>
+          <w:rtl/>
+          <w:cs/>
           <w:lang w:val="ar_AE" w:bidi="ar_AE"/>
         </w:rPr>
         <w:t xml:space="preserve">): كان يُعتقد أن الهاوية هي مقر الأموات (انظر </w:t>
@@ -1735,6 +2161,8 @@
       <w:hyperlink r:id="rId49">
         <w:r>
           <w:rPr>
+            <w:rtl/>
+            <w:cs/>
             <w:lang w:val="ar_AE" w:bidi="ar_AE"/>
           </w:rPr>
           <w:rPr>
@@ -1746,6 +2174,8 @@
       </w:hyperlink>
       <w:r>
         <w:rPr>
+          <w:rtl/>
+          <w:cs/>
           <w:lang w:val="ar_AE" w:bidi="ar_AE"/>
         </w:rPr>
         <w:t xml:space="preserve">؛ </w:t>
@@ -1753,6 +2183,8 @@
       <w:hyperlink r:id="rId50">
         <w:r>
           <w:rPr>
+            <w:rtl/>
+            <w:cs/>
             <w:lang w:val="ar_AE" w:bidi="ar_AE"/>
           </w:rPr>
           <w:rPr>
@@ -1764,27 +2196,35 @@
       </w:hyperlink>
       <w:r>
         <w:rPr>
+          <w:rtl/>
+          <w:cs/>
           <w:lang w:val="ar_AE" w:bidi="ar_AE"/>
         </w:rPr>
         <w:t>). ويُعد تعبير "جوف الهاوية" فريدًا في العهد القديم، إذ لم يرد في موضع آخر، وهو يصور اختبار يونان في الخلاص من الهاوية عبر جوف الحوت.</w:t>
       </w:r>
       <w:r>
         <w:rPr>
-          <w:lang w:val="ar_AE" w:bidi="ar_AE"/>
-        </w:rPr>
-      </w:r>
-      <w:r>
-        <w:rPr>
-          <w:lang w:val="ar_AE" w:bidi="ar_AE"/>
-        </w:rPr>
-      </w:r>
-    </w:p>
-    <w:p>
-      <w:pPr>
-        <w:bidi/>
-      </w:pPr>
-      <w:r>
-        <w:rPr>
+          <w:rtl/>
+          <w:cs/>
+          <w:lang w:val="ar_AE" w:bidi="ar_AE"/>
+        </w:rPr>
+      </w:r>
+      <w:r>
+        <w:rPr>
+          <w:rtl/>
+          <w:cs/>
+          <w:lang w:val="ar_AE" w:bidi="ar_AE"/>
+        </w:rPr>
+      </w:r>
+    </w:p>
+    <w:p>
+      <w:pPr>
+        <w:bidi/>
+      </w:pPr>
+      <w:r>
+        <w:rPr>
+          <w:rtl/>
+          <w:cs/>
           <w:lang w:val="ar_AE" w:bidi="ar_AE"/>
         </w:rPr>
       </w:r>
@@ -1796,27 +2236,35 @@
       </w:pPr>
       <w:r>
         <w:rPr>
+          <w:rtl/>
+          <w:cs/>
           <w:lang w:val="ar_AE" w:bidi="ar_AE"/>
         </w:rPr>
         <w:t>يونان 2: 4</w:t>
       </w:r>
       <w:r>
         <w:rPr>
-          <w:lang w:val="ar_AE" w:bidi="ar_AE"/>
-        </w:rPr>
-      </w:r>
-    </w:p>
-    <w:p>
-      <w:pPr>
-        <w:bidi/>
-      </w:pPr>
-      <w:r>
-        <w:rPr>
-          <w:lang w:val="ar_AE" w:bidi="ar_AE"/>
-        </w:rPr>
-      </w:r>
-      <w:r>
-        <w:rPr>
+          <w:rtl/>
+          <w:cs/>
+          <w:lang w:val="ar_AE" w:bidi="ar_AE"/>
+        </w:rPr>
+      </w:r>
+    </w:p>
+    <w:p>
+      <w:pPr>
+        <w:bidi/>
+      </w:pPr>
+      <w:r>
+        <w:rPr>
+          <w:rtl/>
+          <w:cs/>
+          <w:lang w:val="ar_AE" w:bidi="ar_AE"/>
+        </w:rPr>
+      </w:r>
+      <w:r>
+        <w:rPr>
+          <w:rtl/>
+          <w:cs/>
           <w:lang w:val="ar_AE" w:bidi="ar_AE"/>
         </w:rPr>
         <w:t>نادى يونان الرب في ضيقه، وهو على شفَا الغرق، طالبًا معونته وحياة من لدنه وإشراق وجهه عليه من جديد. ومن المفارقة أن يتهم يونان الرب بطرده من حضرته، حين كان هو نفسه قد فر من وجه الرب إلى ترشيش (</w:t>
@@ -1824,6 +2272,8 @@
       <w:hyperlink r:id="rId51">
         <w:r>
           <w:rPr>
+            <w:rtl/>
+            <w:cs/>
             <w:lang w:val="ar_AE" w:bidi="ar_AE"/>
           </w:rPr>
           <w:rPr>
@@ -1835,18 +2285,24 @@
       </w:hyperlink>
       <w:r>
         <w:rPr>
+          <w:rtl/>
+          <w:cs/>
           <w:lang w:val="ar_AE" w:bidi="ar_AE"/>
         </w:rPr>
         <w:t>). • و</w:t>
       </w:r>
       <w:r>
         <w:rPr>
+          <w:rtl/>
+          <w:cs/>
           <w:lang w:val="ar_AE" w:bidi="ar_AE"/>
         </w:rPr>
         <w:t>لَكِنَّنِي أَعُودُ أَنْظُر</w:t>
       </w:r>
       <w:r>
         <w:rPr>
+          <w:rtl/>
+          <w:cs/>
           <w:lang w:val="ar_AE" w:bidi="ar_AE"/>
         </w:rPr>
         <w:t xml:space="preserve">: يحتمل أن يكون يونان واثقًا من نجاته وبذلك فإنه يشير إلى أنه سيعود ليتعبد مجددًا في هيكل أورشليم، أو أنه كان ينادي الرب في هيكله من أعماق البحر (قارن </w:t>
@@ -1854,6 +2310,8 @@
       <w:hyperlink r:id="rId52">
         <w:r>
           <w:rPr>
+            <w:rtl/>
+            <w:cs/>
             <w:lang w:val="ar_AE" w:bidi="ar_AE"/>
           </w:rPr>
           <w:rPr>
@@ -1865,27 +2323,35 @@
       </w:hyperlink>
       <w:r>
         <w:rPr>
+          <w:rtl/>
+          <w:cs/>
           <w:lang w:val="ar_AE" w:bidi="ar_AE"/>
         </w:rPr>
         <w:t>).</w:t>
       </w:r>
       <w:r>
         <w:rPr>
-          <w:lang w:val="ar_AE" w:bidi="ar_AE"/>
-        </w:rPr>
-      </w:r>
-      <w:r>
-        <w:rPr>
-          <w:lang w:val="ar_AE" w:bidi="ar_AE"/>
-        </w:rPr>
-      </w:r>
-    </w:p>
-    <w:p>
-      <w:pPr>
-        <w:bidi/>
-      </w:pPr>
-      <w:r>
-        <w:rPr>
+          <w:rtl/>
+          <w:cs/>
+          <w:lang w:val="ar_AE" w:bidi="ar_AE"/>
+        </w:rPr>
+      </w:r>
+      <w:r>
+        <w:rPr>
+          <w:rtl/>
+          <w:cs/>
+          <w:lang w:val="ar_AE" w:bidi="ar_AE"/>
+        </w:rPr>
+      </w:r>
+    </w:p>
+    <w:p>
+      <w:pPr>
+        <w:bidi/>
+      </w:pPr>
+      <w:r>
+        <w:rPr>
+          <w:rtl/>
+          <w:cs/>
           <w:lang w:val="ar_AE" w:bidi="ar_AE"/>
         </w:rPr>
       </w:r>
@@ -1897,39 +2363,51 @@
       </w:pPr>
       <w:r>
         <w:rPr>
+          <w:rtl/>
+          <w:cs/>
           <w:lang w:val="ar_AE" w:bidi="ar_AE"/>
         </w:rPr>
         <w:t>يونان 2: 6</w:t>
       </w:r>
       <w:r>
         <w:rPr>
-          <w:lang w:val="ar_AE" w:bidi="ar_AE"/>
-        </w:rPr>
-      </w:r>
-    </w:p>
-    <w:p>
-      <w:pPr>
-        <w:bidi/>
-      </w:pPr>
-      <w:r>
-        <w:rPr>
-          <w:lang w:val="ar_AE" w:bidi="ar_AE"/>
-        </w:rPr>
-      </w:r>
-      <w:r>
-        <w:rPr>
+          <w:rtl/>
+          <w:cs/>
+          <w:lang w:val="ar_AE" w:bidi="ar_AE"/>
+        </w:rPr>
+      </w:r>
+    </w:p>
+    <w:p>
+      <w:pPr>
+        <w:bidi/>
+      </w:pPr>
+      <w:r>
+        <w:rPr>
+          <w:rtl/>
+          <w:cs/>
+          <w:lang w:val="ar_AE" w:bidi="ar_AE"/>
+        </w:rPr>
+      </w:r>
+      <w:r>
+        <w:rPr>
+          <w:rtl/>
+          <w:cs/>
           <w:lang w:val="ar_AE" w:bidi="ar_AE"/>
         </w:rPr>
         <w:t xml:space="preserve">استعارات يونان (مثل: </w:t>
       </w:r>
       <w:r>
         <w:rPr>
+          <w:rtl/>
+          <w:cs/>
           <w:lang w:val="ar_AE" w:bidi="ar_AE"/>
         </w:rPr>
         <w:t>أَسَافِلِ الجِبَال، ومَغَالِيقُ ٱلْأَرْضِ</w:t>
       </w:r>
       <w:r>
         <w:rPr>
+          <w:rtl/>
+          <w:cs/>
           <w:lang w:val="ar_AE" w:bidi="ar_AE"/>
         </w:rPr>
         <w:t xml:space="preserve">) تظهر مفاهيم قديمة للعالم السفلي، حيث يُعتقد أن الموتى في أعماق الأرض (انظر أيضًا </w:t>
@@ -1937,6 +2415,8 @@
       <w:hyperlink r:id="rId53">
         <w:r>
           <w:rPr>
+            <w:rtl/>
+            <w:cs/>
             <w:lang w:val="ar_AE" w:bidi="ar_AE"/>
           </w:rPr>
           <w:rPr>
@@ -1948,18 +2428,24 @@
       </w:hyperlink>
       <w:r>
         <w:rPr>
+          <w:rtl/>
+          <w:cs/>
           <w:lang w:val="ar_AE" w:bidi="ar_AE"/>
         </w:rPr>
         <w:t xml:space="preserve">). ففي لحظة ما، شعر يونان بأنه محكوم عليه في سجن الموت بلا أمل. • لكن- </w:t>
       </w:r>
       <w:r>
         <w:rPr>
+          <w:rtl/>
+          <w:cs/>
           <w:lang w:val="ar_AE" w:bidi="ar_AE"/>
         </w:rPr>
         <w:t>ثُمَّ</w:t>
       </w:r>
       <w:r>
         <w:rPr>
+          <w:rtl/>
+          <w:cs/>
           <w:lang w:val="ar_AE" w:bidi="ar_AE"/>
         </w:rPr>
         <w:t xml:space="preserve">: التحوّل في هذا المشهد قوي للغاية. يونان، على الرغْم من تيقنه من موته، لم يكن خارج نطاق رحمة ٱلله. • فكّا الموت (حرفيًا </w:t>
@@ -1967,6 +2453,8 @@
       <w:r>
         <w:rPr>
           <w:i/>
+          <w:rtl/>
+          <w:cs/>
           <w:lang w:val="ar_AE" w:bidi="ar_AE"/>
         </w:rPr>
         <w:t>ٱلحفرة-</w:t>
@@ -1974,33 +2462,43 @@
       <w:r>
         <w:rPr>
           <w:i/>
+          <w:rtl/>
+          <w:cs/>
           <w:lang w:val="ar_AE" w:bidi="ar_AE"/>
         </w:rPr>
         <w:t>ٱلْوَهْدَة</w:t>
       </w:r>
       <w:r>
         <w:rPr>
+          <w:rtl/>
+          <w:cs/>
           <w:lang w:val="ar_AE" w:bidi="ar_AE"/>
         </w:rPr>
         <w:t>): المصطلح العبري يشير عادة إلى موطن الموتى. لغة يونان توضح من جديد أنه في هذه اللحظة عدّ نفسه ميتًا فعلًا.</w:t>
       </w:r>
       <w:r>
         <w:rPr>
-          <w:lang w:val="ar_AE" w:bidi="ar_AE"/>
-        </w:rPr>
-      </w:r>
-      <w:r>
-        <w:rPr>
-          <w:lang w:val="ar_AE" w:bidi="ar_AE"/>
-        </w:rPr>
-      </w:r>
-    </w:p>
-    <w:p>
-      <w:pPr>
-        <w:bidi/>
-      </w:pPr>
-      <w:r>
-        <w:rPr>
+          <w:rtl/>
+          <w:cs/>
+          <w:lang w:val="ar_AE" w:bidi="ar_AE"/>
+        </w:rPr>
+      </w:r>
+      <w:r>
+        <w:rPr>
+          <w:rtl/>
+          <w:cs/>
+          <w:lang w:val="ar_AE" w:bidi="ar_AE"/>
+        </w:rPr>
+      </w:r>
+    </w:p>
+    <w:p>
+      <w:pPr>
+        <w:bidi/>
+      </w:pPr>
+      <w:r>
+        <w:rPr>
+          <w:rtl/>
+          <w:cs/>
           <w:lang w:val="ar_AE" w:bidi="ar_AE"/>
         </w:rPr>
       </w:r>
@@ -2012,27 +2510,35 @@
       </w:pPr>
       <w:r>
         <w:rPr>
+          <w:rtl/>
+          <w:cs/>
           <w:lang w:val="ar_AE" w:bidi="ar_AE"/>
         </w:rPr>
         <w:t>يونان 2: 7</w:t>
       </w:r>
       <w:r>
         <w:rPr>
-          <w:lang w:val="ar_AE" w:bidi="ar_AE"/>
-        </w:rPr>
-      </w:r>
-    </w:p>
-    <w:p>
-      <w:pPr>
-        <w:bidi/>
-      </w:pPr>
-      <w:r>
-        <w:rPr>
-          <w:lang w:val="ar_AE" w:bidi="ar_AE"/>
-        </w:rPr>
-      </w:r>
-      <w:r>
-        <w:rPr>
+          <w:rtl/>
+          <w:cs/>
+          <w:lang w:val="ar_AE" w:bidi="ar_AE"/>
+        </w:rPr>
+      </w:r>
+    </w:p>
+    <w:p>
+      <w:pPr>
+        <w:bidi/>
+      </w:pPr>
+      <w:r>
+        <w:rPr>
+          <w:rtl/>
+          <w:cs/>
+          <w:lang w:val="ar_AE" w:bidi="ar_AE"/>
+        </w:rPr>
+      </w:r>
+      <w:r>
+        <w:rPr>
+          <w:rtl/>
+          <w:cs/>
           <w:lang w:val="ar_AE" w:bidi="ar_AE"/>
         </w:rPr>
         <w:t>ذكرت الرب: في هذا السياق، تعني عبارة يونان "وجهت قلبي إلى الرب في الصلاة." • فجاءت إليك صلاتي إلى هيكل قدسك: رُغم أن الله حاضر في كل مكان وفي كل زمان، فإن الهيكل كان يُعد موضع سُكنى الله الخاص في عبادة بني إسرائيل، (</w:t>
@@ -2040,6 +2546,8 @@
       <w:hyperlink r:id="rId16">
         <w:r>
           <w:rPr>
+            <w:rtl/>
+            <w:cs/>
             <w:lang w:val="ar_AE" w:bidi="ar_AE"/>
           </w:rPr>
           <w:rPr>
@@ -2051,6 +2559,8 @@
       </w:hyperlink>
       <w:r>
         <w:rPr>
+          <w:rtl/>
+          <w:cs/>
           <w:lang w:val="ar_AE" w:bidi="ar_AE"/>
         </w:rPr>
         <w:t xml:space="preserve"> </w:t>
@@ -2058,6 +2568,8 @@
       <w:hyperlink r:id="rId54">
         <w:r>
           <w:rPr>
+            <w:rtl/>
+            <w:cs/>
             <w:lang w:val="ar_AE" w:bidi="ar_AE"/>
           </w:rPr>
           <w:rPr>
@@ -2069,27 +2581,35 @@
       </w:hyperlink>
       <w:r>
         <w:rPr>
+          <w:rtl/>
+          <w:cs/>
           <w:lang w:val="ar_AE" w:bidi="ar_AE"/>
         </w:rPr>
         <w:t>).</w:t>
       </w:r>
       <w:r>
         <w:rPr>
-          <w:lang w:val="ar_AE" w:bidi="ar_AE"/>
-        </w:rPr>
-      </w:r>
-      <w:r>
-        <w:rPr>
-          <w:lang w:val="ar_AE" w:bidi="ar_AE"/>
-        </w:rPr>
-      </w:r>
-    </w:p>
-    <w:p>
-      <w:pPr>
-        <w:bidi/>
-      </w:pPr>
-      <w:r>
-        <w:rPr>
+          <w:rtl/>
+          <w:cs/>
+          <w:lang w:val="ar_AE" w:bidi="ar_AE"/>
+        </w:rPr>
+      </w:r>
+      <w:r>
+        <w:rPr>
+          <w:rtl/>
+          <w:cs/>
+          <w:lang w:val="ar_AE" w:bidi="ar_AE"/>
+        </w:rPr>
+      </w:r>
+    </w:p>
+    <w:p>
+      <w:pPr>
+        <w:bidi/>
+      </w:pPr>
+      <w:r>
+        <w:rPr>
+          <w:rtl/>
+          <w:cs/>
           <w:lang w:val="ar_AE" w:bidi="ar_AE"/>
         </w:rPr>
       </w:r>
@@ -2101,27 +2621,35 @@
       </w:pPr>
       <w:r>
         <w:rPr>
+          <w:rtl/>
+          <w:cs/>
           <w:lang w:val="ar_AE" w:bidi="ar_AE"/>
         </w:rPr>
         <w:t>يونان 2 :8–9</w:t>
       </w:r>
       <w:r>
         <w:rPr>
-          <w:lang w:val="ar_AE" w:bidi="ar_AE"/>
-        </w:rPr>
-      </w:r>
-    </w:p>
-    <w:p>
-      <w:pPr>
-        <w:bidi/>
-      </w:pPr>
-      <w:r>
-        <w:rPr>
-          <w:lang w:val="ar_AE" w:bidi="ar_AE"/>
-        </w:rPr>
-      </w:r>
-      <w:r>
-        <w:rPr>
+          <w:rtl/>
+          <w:cs/>
+          <w:lang w:val="ar_AE" w:bidi="ar_AE"/>
+        </w:rPr>
+      </w:r>
+    </w:p>
+    <w:p>
+      <w:pPr>
+        <w:bidi/>
+      </w:pPr>
+      <w:r>
+        <w:rPr>
+          <w:rtl/>
+          <w:cs/>
+          <w:lang w:val="ar_AE" w:bidi="ar_AE"/>
+        </w:rPr>
+      </w:r>
+      <w:r>
+        <w:rPr>
+          <w:rtl/>
+          <w:cs/>
           <w:lang w:val="ar_AE" w:bidi="ar_AE"/>
         </w:rPr>
         <w:t xml:space="preserve">نلاحظ تشابهًا بين خاتمة تسبحة يونان وما ورد في </w:t>
@@ -2129,6 +2657,8 @@
       <w:hyperlink r:id="rId42">
         <w:r>
           <w:rPr>
+            <w:rtl/>
+            <w:cs/>
             <w:lang w:val="ar_AE" w:bidi="ar_AE"/>
           </w:rPr>
           <w:rPr>
@@ -2140,27 +2670,35 @@
       </w:hyperlink>
       <w:r>
         <w:rPr>
+          <w:rtl/>
+          <w:cs/>
           <w:lang w:val="ar_AE" w:bidi="ar_AE"/>
         </w:rPr>
         <w:t xml:space="preserve"> إذ كان رد فعل البحارة أيضًا تجاه قوة الرب في الإنقاذ وأعمال رحمته هو تقديم الذبائح والنذور.</w:t>
       </w:r>
       <w:r>
         <w:rPr>
-          <w:lang w:val="ar_AE" w:bidi="ar_AE"/>
-        </w:rPr>
-      </w:r>
-      <w:r>
-        <w:rPr>
-          <w:lang w:val="ar_AE" w:bidi="ar_AE"/>
-        </w:rPr>
-      </w:r>
-    </w:p>
-    <w:p>
-      <w:pPr>
-        <w:bidi/>
-      </w:pPr>
-      <w:r>
-        <w:rPr>
+          <w:rtl/>
+          <w:cs/>
+          <w:lang w:val="ar_AE" w:bidi="ar_AE"/>
+        </w:rPr>
+      </w:r>
+      <w:r>
+        <w:rPr>
+          <w:rtl/>
+          <w:cs/>
+          <w:lang w:val="ar_AE" w:bidi="ar_AE"/>
+        </w:rPr>
+      </w:r>
+    </w:p>
+    <w:p>
+      <w:pPr>
+        <w:bidi/>
+      </w:pPr>
+      <w:r>
+        <w:rPr>
+          <w:rtl/>
+          <w:cs/>
           <w:lang w:val="ar_AE" w:bidi="ar_AE"/>
         </w:rPr>
       </w:r>
@@ -2172,27 +2710,35 @@
       </w:pPr>
       <w:r>
         <w:rPr>
+          <w:rtl/>
+          <w:cs/>
           <w:lang w:val="ar_AE" w:bidi="ar_AE"/>
         </w:rPr>
         <w:t>يونان 3: 1 - 2</w:t>
       </w:r>
       <w:r>
         <w:rPr>
-          <w:lang w:val="ar_AE" w:bidi="ar_AE"/>
-        </w:rPr>
-      </w:r>
-    </w:p>
-    <w:p>
-      <w:pPr>
-        <w:bidi/>
-      </w:pPr>
-      <w:r>
-        <w:rPr>
-          <w:lang w:val="ar_AE" w:bidi="ar_AE"/>
-        </w:rPr>
-      </w:r>
-      <w:r>
-        <w:rPr>
+          <w:rtl/>
+          <w:cs/>
+          <w:lang w:val="ar_AE" w:bidi="ar_AE"/>
+        </w:rPr>
+      </w:r>
+    </w:p>
+    <w:p>
+      <w:pPr>
+        <w:bidi/>
+      </w:pPr>
+      <w:r>
+        <w:rPr>
+          <w:rtl/>
+          <w:cs/>
+          <w:lang w:val="ar_AE" w:bidi="ar_AE"/>
+        </w:rPr>
+      </w:r>
+      <w:r>
+        <w:rPr>
+          <w:rtl/>
+          <w:cs/>
           <w:lang w:val="ar_AE" w:bidi="ar_AE"/>
         </w:rPr>
         <w:t xml:space="preserve">يبدأ الجزء الثاني من السفر بنفس الطريقة التي بدأ بها الجزء الأول (انظر </w:t>
@@ -2200,6 +2746,8 @@
       <w:hyperlink r:id="rId55">
         <w:r>
           <w:rPr>
+            <w:rtl/>
+            <w:cs/>
             <w:lang w:val="ar_AE" w:bidi="ar_AE"/>
           </w:rPr>
           <w:rPr>
@@ -2211,27 +2759,35 @@
       </w:hyperlink>
       <w:r>
         <w:rPr>
+          <w:rtl/>
+          <w:cs/>
           <w:lang w:val="ar_AE" w:bidi="ar_AE"/>
         </w:rPr>
         <w:t>).</w:t>
       </w:r>
       <w:r>
         <w:rPr>
-          <w:lang w:val="ar_AE" w:bidi="ar_AE"/>
-        </w:rPr>
-      </w:r>
-      <w:r>
-        <w:rPr>
-          <w:lang w:val="ar_AE" w:bidi="ar_AE"/>
-        </w:rPr>
-      </w:r>
-    </w:p>
-    <w:p>
-      <w:pPr>
-        <w:bidi/>
-      </w:pPr>
-      <w:r>
-        <w:rPr>
+          <w:rtl/>
+          <w:cs/>
+          <w:lang w:val="ar_AE" w:bidi="ar_AE"/>
+        </w:rPr>
+      </w:r>
+      <w:r>
+        <w:rPr>
+          <w:rtl/>
+          <w:cs/>
+          <w:lang w:val="ar_AE" w:bidi="ar_AE"/>
+        </w:rPr>
+      </w:r>
+    </w:p>
+    <w:p>
+      <w:pPr>
+        <w:bidi/>
+      </w:pPr>
+      <w:r>
+        <w:rPr>
+          <w:rtl/>
+          <w:cs/>
           <w:lang w:val="ar_AE" w:bidi="ar_AE"/>
         </w:rPr>
       </w:r>
@@ -2243,27 +2799,35 @@
       </w:pPr>
       <w:r>
         <w:rPr>
+          <w:rtl/>
+          <w:cs/>
           <w:lang w:val="ar_AE" w:bidi="ar_AE"/>
         </w:rPr>
         <w:t>يونان 3: 1–4: 11</w:t>
       </w:r>
       <w:r>
         <w:rPr>
-          <w:lang w:val="ar_AE" w:bidi="ar_AE"/>
-        </w:rPr>
-      </w:r>
-    </w:p>
-    <w:p>
-      <w:pPr>
-        <w:bidi/>
-      </w:pPr>
-      <w:r>
-        <w:rPr>
-          <w:lang w:val="ar_AE" w:bidi="ar_AE"/>
-        </w:rPr>
-      </w:r>
-      <w:r>
-        <w:rPr>
+          <w:rtl/>
+          <w:cs/>
+          <w:lang w:val="ar_AE" w:bidi="ar_AE"/>
+        </w:rPr>
+      </w:r>
+    </w:p>
+    <w:p>
+      <w:pPr>
+        <w:bidi/>
+      </w:pPr>
+      <w:r>
+        <w:rPr>
+          <w:rtl/>
+          <w:cs/>
+          <w:lang w:val="ar_AE" w:bidi="ar_AE"/>
+        </w:rPr>
+      </w:r>
+      <w:r>
+        <w:rPr>
+          <w:rtl/>
+          <w:cs/>
           <w:lang w:val="ar_AE" w:bidi="ar_AE"/>
         </w:rPr>
         <w:t>يأمر الله يونان مرة أخرى أن يذهب إلى نينوى ليبشر أهلها. هذه المرة يطيع يونان، لكن النتيجة تأتي بمفارقة صارخة: فالمدينة تتوب - تمامًا كما كان يخشى يونان، مما يدفعه إلى الغضب من الله.</w:t>
@@ -2275,27 +2839,35 @@
       </w:pPr>
       <w:r>
         <w:rPr>
+          <w:rtl/>
+          <w:cs/>
           <w:lang w:val="ar_AE" w:bidi="ar_AE"/>
         </w:rPr>
         <w:br/>
       </w:r>
       <w:r>
         <w:rPr>
-          <w:lang w:val="ar_AE" w:bidi="ar_AE"/>
-        </w:rPr>
-      </w:r>
-      <w:r>
-        <w:rPr>
-          <w:lang w:val="ar_AE" w:bidi="ar_AE"/>
-        </w:rPr>
-      </w:r>
-    </w:p>
-    <w:p>
-      <w:pPr>
-        <w:bidi/>
-      </w:pPr>
-      <w:r>
-        <w:rPr>
+          <w:rtl/>
+          <w:cs/>
+          <w:lang w:val="ar_AE" w:bidi="ar_AE"/>
+        </w:rPr>
+      </w:r>
+      <w:r>
+        <w:rPr>
+          <w:rtl/>
+          <w:cs/>
+          <w:lang w:val="ar_AE" w:bidi="ar_AE"/>
+        </w:rPr>
+      </w:r>
+    </w:p>
+    <w:p>
+      <w:pPr>
+        <w:bidi/>
+      </w:pPr>
+      <w:r>
+        <w:rPr>
+          <w:rtl/>
+          <w:cs/>
           <w:lang w:val="ar_AE" w:bidi="ar_AE"/>
         </w:rPr>
       </w:r>
@@ -2307,27 +2879,35 @@
       </w:pPr>
       <w:r>
         <w:rPr>
+          <w:rtl/>
+          <w:cs/>
           <w:lang w:val="ar_AE" w:bidi="ar_AE"/>
         </w:rPr>
         <w:t>يونان 3: 3</w:t>
       </w:r>
       <w:r>
         <w:rPr>
-          <w:lang w:val="ar_AE" w:bidi="ar_AE"/>
-        </w:rPr>
-      </w:r>
-    </w:p>
-    <w:p>
-      <w:pPr>
-        <w:bidi/>
-      </w:pPr>
-      <w:r>
-        <w:rPr>
-          <w:lang w:val="ar_AE" w:bidi="ar_AE"/>
-        </w:rPr>
-      </w:r>
-      <w:r>
-        <w:rPr>
+          <w:rtl/>
+          <w:cs/>
+          <w:lang w:val="ar_AE" w:bidi="ar_AE"/>
+        </w:rPr>
+      </w:r>
+    </w:p>
+    <w:p>
+      <w:pPr>
+        <w:bidi/>
+      </w:pPr>
+      <w:r>
+        <w:rPr>
+          <w:rtl/>
+          <w:cs/>
+          <w:lang w:val="ar_AE" w:bidi="ar_AE"/>
+        </w:rPr>
+      </w:r>
+      <w:r>
+        <w:rPr>
+          <w:rtl/>
+          <w:cs/>
           <w:lang w:val="ar_AE" w:bidi="ar_AE"/>
         </w:rPr>
         <w:t>أما نينوى فكانت مدينة عظيمة لله مسيرة ثلاثة أيام: فقد أراد الله أن يخلص هذه المدينة الشاسعة المليئة بالموارد البشرية والطبيعية بدلًا من إهلاكها (</w:t>
@@ -2335,6 +2915,8 @@
       <w:hyperlink r:id="rId56">
         <w:r>
           <w:rPr>
+            <w:rtl/>
+            <w:cs/>
             <w:lang w:val="ar_AE" w:bidi="ar_AE"/>
           </w:rPr>
           <w:rPr>
@@ -2346,6 +2928,8 @@
       </w:hyperlink>
       <w:r>
         <w:rPr>
+          <w:rtl/>
+          <w:cs/>
           <w:lang w:val="ar_AE" w:bidi="ar_AE"/>
         </w:rPr>
         <w:t xml:space="preserve">). وهذا بالضبط ما قاومه يونان بشدة (انظر </w:t>
@@ -2353,6 +2937,8 @@
       <w:hyperlink r:id="rId20">
         <w:r>
           <w:rPr>
+            <w:rtl/>
+            <w:cs/>
             <w:lang w:val="ar_AE" w:bidi="ar_AE"/>
           </w:rPr>
           <w:rPr>
@@ -2364,6 +2950,8 @@
       </w:hyperlink>
       <w:r>
         <w:rPr>
+          <w:rtl/>
+          <w:cs/>
           <w:lang w:val="ar_AE" w:bidi="ar_AE"/>
         </w:rPr>
         <w:t xml:space="preserve">، </w:t>
@@ -2371,6 +2959,8 @@
       <w:hyperlink r:id="rId57">
         <w:r>
           <w:rPr>
+            <w:rtl/>
+            <w:cs/>
             <w:lang w:val="ar_AE" w:bidi="ar_AE"/>
           </w:rPr>
           <w:rPr>
@@ -2382,27 +2972,35 @@
       </w:hyperlink>
       <w:r>
         <w:rPr>
+          <w:rtl/>
+          <w:cs/>
           <w:lang w:val="ar_AE" w:bidi="ar_AE"/>
         </w:rPr>
         <w:t>). • يبلغ محيط المدينة نحو ثلاثة أميال فقط، ولا يستغرق اجتيازها ثلاثة أيام. لذا يُحتمل أن هذا الوصف يشير إلى المدة التي استغرقها يونان في تبشير جميع أنحاء المدينة أو أنه يشمل المدينة مع ضواحيها المجاورة.</w:t>
       </w:r>
       <w:r>
         <w:rPr>
-          <w:lang w:val="ar_AE" w:bidi="ar_AE"/>
-        </w:rPr>
-      </w:r>
-      <w:r>
-        <w:rPr>
-          <w:lang w:val="ar_AE" w:bidi="ar_AE"/>
-        </w:rPr>
-      </w:r>
-    </w:p>
-    <w:p>
-      <w:pPr>
-        <w:bidi/>
-      </w:pPr>
-      <w:r>
-        <w:rPr>
+          <w:rtl/>
+          <w:cs/>
+          <w:lang w:val="ar_AE" w:bidi="ar_AE"/>
+        </w:rPr>
+      </w:r>
+      <w:r>
+        <w:rPr>
+          <w:rtl/>
+          <w:cs/>
+          <w:lang w:val="ar_AE" w:bidi="ar_AE"/>
+        </w:rPr>
+      </w:r>
+    </w:p>
+    <w:p>
+      <w:pPr>
+        <w:bidi/>
+      </w:pPr>
+      <w:r>
+        <w:rPr>
+          <w:rtl/>
+          <w:cs/>
           <w:lang w:val="ar_AE" w:bidi="ar_AE"/>
         </w:rPr>
       </w:r>
@@ -2414,33 +3012,43 @@
       </w:pPr>
       <w:r>
         <w:rPr>
+          <w:rtl/>
+          <w:cs/>
           <w:lang w:val="ar_AE" w:bidi="ar_AE"/>
         </w:rPr>
         <w:t>يونان 3: 4</w:t>
       </w:r>
       <w:r>
         <w:rPr>
-          <w:lang w:val="ar_AE" w:bidi="ar_AE"/>
-        </w:rPr>
-      </w:r>
-    </w:p>
-    <w:p>
-      <w:pPr>
-        <w:bidi/>
-      </w:pPr>
-      <w:r>
-        <w:rPr>
-          <w:lang w:val="ar_AE" w:bidi="ar_AE"/>
-        </w:rPr>
-      </w:r>
-      <w:r>
-        <w:rPr>
+          <w:rtl/>
+          <w:cs/>
+          <w:lang w:val="ar_AE" w:bidi="ar_AE"/>
+        </w:rPr>
+      </w:r>
+    </w:p>
+    <w:p>
+      <w:pPr>
+        <w:bidi/>
+      </w:pPr>
+      <w:r>
+        <w:rPr>
+          <w:rtl/>
+          <w:cs/>
+          <w:lang w:val="ar_AE" w:bidi="ar_AE"/>
+        </w:rPr>
+      </w:r>
+      <w:r>
+        <w:rPr>
+          <w:rtl/>
+          <w:cs/>
           <w:lang w:val="ar_AE" w:bidi="ar_AE"/>
         </w:rPr>
         <w:t>بَعْدَ أَرْبَعِين يَوْمًا تَنْقَلِبُ نِينَوَى</w:t>
       </w:r>
       <w:r>
         <w:rPr>
+          <w:rtl/>
+          <w:cs/>
           <w:lang w:val="ar_AE" w:bidi="ar_AE"/>
         </w:rPr>
         <w:t xml:space="preserve">! لم تتضمن رسالة يونان - على ما يبدو - أي شرط أو احتمال للنجاة - مثل "ولكن إذا تبتم، فإن الله لن يفنيكم" (لاحظ حَيْرة الملك في </w:t>
@@ -2448,6 +3056,8 @@
       <w:hyperlink r:id="rId58">
         <w:r>
           <w:rPr>
+            <w:rtl/>
+            <w:cs/>
             <w:lang w:val="ar_AE" w:bidi="ar_AE"/>
           </w:rPr>
           <w:rPr>
@@ -2459,6 +3069,8 @@
       </w:hyperlink>
       <w:r>
         <w:rPr>
+          <w:rtl/>
+          <w:cs/>
           <w:lang w:val="ar_AE" w:bidi="ar_AE"/>
         </w:rPr>
         <w:t>). غير أن يونان كان يعلم تمامًا برغبة الله في توبة الناس لا إهلاكهم (</w:t>
@@ -2466,6 +3078,8 @@
       <w:hyperlink r:id="rId59">
         <w:r>
           <w:rPr>
+            <w:rtl/>
+            <w:cs/>
             <w:lang w:val="ar_AE" w:bidi="ar_AE"/>
           </w:rPr>
           <w:rPr>
@@ -2477,6 +3091,8 @@
       </w:hyperlink>
       <w:r>
         <w:rPr>
+          <w:rtl/>
+          <w:cs/>
           <w:lang w:val="ar_AE" w:bidi="ar_AE"/>
         </w:rPr>
         <w:t xml:space="preserve">؛ </w:t>
@@ -2484,6 +3100,8 @@
       <w:hyperlink r:id="rId20">
         <w:r>
           <w:rPr>
+            <w:rtl/>
+            <w:cs/>
             <w:lang w:val="ar_AE" w:bidi="ar_AE"/>
           </w:rPr>
           <w:rPr>
@@ -2495,27 +3113,35 @@
       </w:hyperlink>
       <w:r>
         <w:rPr>
+          <w:rtl/>
+          <w:cs/>
           <w:lang w:val="ar_AE" w:bidi="ar_AE"/>
         </w:rPr>
         <w:t>).</w:t>
       </w:r>
       <w:r>
         <w:rPr>
-          <w:lang w:val="ar_AE" w:bidi="ar_AE"/>
-        </w:rPr>
-      </w:r>
-      <w:r>
-        <w:rPr>
-          <w:lang w:val="ar_AE" w:bidi="ar_AE"/>
-        </w:rPr>
-      </w:r>
-    </w:p>
-    <w:p>
-      <w:pPr>
-        <w:bidi/>
-      </w:pPr>
-      <w:r>
-        <w:rPr>
+          <w:rtl/>
+          <w:cs/>
+          <w:lang w:val="ar_AE" w:bidi="ar_AE"/>
+        </w:rPr>
+      </w:r>
+      <w:r>
+        <w:rPr>
+          <w:rtl/>
+          <w:cs/>
+          <w:lang w:val="ar_AE" w:bidi="ar_AE"/>
+        </w:rPr>
+      </w:r>
+    </w:p>
+    <w:p>
+      <w:pPr>
+        <w:bidi/>
+      </w:pPr>
+      <w:r>
+        <w:rPr>
+          <w:rtl/>
+          <w:cs/>
           <w:lang w:val="ar_AE" w:bidi="ar_AE"/>
         </w:rPr>
       </w:r>
@@ -2527,27 +3153,35 @@
       </w:pPr>
       <w:r>
         <w:rPr>
+          <w:rtl/>
+          <w:cs/>
           <w:lang w:val="ar_AE" w:bidi="ar_AE"/>
         </w:rPr>
         <w:t>يونان 3 :5–6</w:t>
       </w:r>
       <w:r>
         <w:rPr>
-          <w:lang w:val="ar_AE" w:bidi="ar_AE"/>
-        </w:rPr>
-      </w:r>
-    </w:p>
-    <w:p>
-      <w:pPr>
-        <w:bidi/>
-      </w:pPr>
-      <w:r>
-        <w:rPr>
-          <w:lang w:val="ar_AE" w:bidi="ar_AE"/>
-        </w:rPr>
-      </w:r>
-      <w:r>
-        <w:rPr>
+          <w:rtl/>
+          <w:cs/>
+          <w:lang w:val="ar_AE" w:bidi="ar_AE"/>
+        </w:rPr>
+      </w:r>
+    </w:p>
+    <w:p>
+      <w:pPr>
+        <w:bidi/>
+      </w:pPr>
+      <w:r>
+        <w:rPr>
+          <w:rtl/>
+          <w:cs/>
+          <w:lang w:val="ar_AE" w:bidi="ar_AE"/>
+        </w:rPr>
+      </w:r>
+      <w:r>
+        <w:rPr>
+          <w:rtl/>
+          <w:cs/>
           <w:lang w:val="ar_AE" w:bidi="ar_AE"/>
         </w:rPr>
         <w:t xml:space="preserve">للمرة الثانية في هذا السفر القصير، يستجيب الوثنيون استجابة إيجابية لنداء الرب (قارن </w:t>
@@ -2555,6 +3189,8 @@
       <w:hyperlink r:id="rId42">
         <w:r>
           <w:rPr>
+            <w:rtl/>
+            <w:cs/>
             <w:lang w:val="ar_AE" w:bidi="ar_AE"/>
           </w:rPr>
           <w:rPr>
@@ -2566,6 +3202,8 @@
       </w:hyperlink>
       <w:r>
         <w:rPr>
+          <w:rtl/>
+          <w:cs/>
           <w:lang w:val="ar_AE" w:bidi="ar_AE"/>
         </w:rPr>
         <w:t xml:space="preserve">). • في إسرائيل القديمة، كان الصيام غالبًا ما يقترن بالصلاة والتوبة في أوقات الشدة (انظر </w:t>
@@ -2573,6 +3211,8 @@
       <w:hyperlink r:id="rId60">
         <w:r>
           <w:rPr>
+            <w:rtl/>
+            <w:cs/>
             <w:lang w:val="ar_AE" w:bidi="ar_AE"/>
           </w:rPr>
           <w:rPr>
@@ -2584,6 +3224,8 @@
       </w:hyperlink>
       <w:r>
         <w:rPr>
+          <w:rtl/>
+          <w:cs/>
           <w:lang w:val="ar_AE" w:bidi="ar_AE"/>
         </w:rPr>
         <w:t xml:space="preserve">؛ </w:t>
@@ -2591,6 +3233,8 @@
       <w:hyperlink r:id="rId61">
         <w:r>
           <w:rPr>
+            <w:rtl/>
+            <w:cs/>
             <w:lang w:val="ar_AE" w:bidi="ar_AE"/>
           </w:rPr>
           <w:rPr>
@@ -2602,6 +3246,8 @@
       </w:hyperlink>
       <w:r>
         <w:rPr>
+          <w:rtl/>
+          <w:cs/>
           <w:lang w:val="ar_AE" w:bidi="ar_AE"/>
         </w:rPr>
         <w:t xml:space="preserve">). أما ارتداء المُسوح والجلوس على الرماد فكانا يعبران عن الحداد والتوبة العميقة (انظر </w:t>
@@ -2609,6 +3255,8 @@
       <w:hyperlink r:id="rId62">
         <w:r>
           <w:rPr>
+            <w:rtl/>
+            <w:cs/>
             <w:lang w:val="ar_AE" w:bidi="ar_AE"/>
           </w:rPr>
           <w:rPr>
@@ -2620,6 +3268,8 @@
       </w:hyperlink>
       <w:r>
         <w:rPr>
+          <w:rtl/>
+          <w:cs/>
           <w:lang w:val="ar_AE" w:bidi="ar_AE"/>
         </w:rPr>
         <w:t xml:space="preserve">؛ </w:t>
@@ -2627,6 +3277,8 @@
       <w:hyperlink r:id="rId63">
         <w:r>
           <w:rPr>
+            <w:rtl/>
+            <w:cs/>
             <w:lang w:val="ar_AE" w:bidi="ar_AE"/>
           </w:rPr>
           <w:rPr>
@@ -2638,6 +3290,8 @@
       </w:hyperlink>
       <w:r>
         <w:rPr>
+          <w:rtl/>
+          <w:cs/>
           <w:lang w:val="ar_AE" w:bidi="ar_AE"/>
         </w:rPr>
         <w:t xml:space="preserve">؛ </w:t>
@@ -2645,6 +3299,8 @@
       <w:hyperlink r:id="rId64">
         <w:r>
           <w:rPr>
+            <w:rtl/>
+            <w:cs/>
             <w:lang w:val="ar_AE" w:bidi="ar_AE"/>
           </w:rPr>
           <w:rPr>
@@ -2656,6 +3312,8 @@
       </w:hyperlink>
       <w:r>
         <w:rPr>
+          <w:rtl/>
+          <w:cs/>
           <w:lang w:val="ar_AE" w:bidi="ar_AE"/>
         </w:rPr>
         <w:t>). ويبدو أن الآشوريين اتبعوا طقوسًا مماثلة، حيث أتاحت هذه الممارسات للمشاركين التعبير عن ندمهم بشكل ملموس يراه الجميع، والله نفسه • وقد صارت توبة أهل نينوى لاحقًا مثالًا صارخًا لإدانة أصحاب القلوب القاسية في أيام يسوع (</w:t>
@@ -2663,6 +3321,8 @@
       <w:hyperlink r:id="rId65">
         <w:r>
           <w:rPr>
+            <w:rtl/>
+            <w:cs/>
             <w:lang w:val="ar_AE" w:bidi="ar_AE"/>
           </w:rPr>
           <w:rPr>
@@ -2674,6 +3334,8 @@
       </w:hyperlink>
       <w:r>
         <w:rPr>
+          <w:rtl/>
+          <w:cs/>
           <w:lang w:val="ar_AE" w:bidi="ar_AE"/>
         </w:rPr>
         <w:t>).</w:t>
@@ -2685,27 +3347,35 @@
       </w:pPr>
       <w:r>
         <w:rPr>
+          <w:rtl/>
+          <w:cs/>
           <w:lang w:val="ar_AE" w:bidi="ar_AE"/>
         </w:rPr>
         <w:br/>
       </w:r>
       <w:r>
         <w:rPr>
-          <w:lang w:val="ar_AE" w:bidi="ar_AE"/>
-        </w:rPr>
-      </w:r>
-      <w:r>
-        <w:rPr>
-          <w:lang w:val="ar_AE" w:bidi="ar_AE"/>
-        </w:rPr>
-      </w:r>
-    </w:p>
-    <w:p>
-      <w:pPr>
-        <w:bidi/>
-      </w:pPr>
-      <w:r>
-        <w:rPr>
+          <w:rtl/>
+          <w:cs/>
+          <w:lang w:val="ar_AE" w:bidi="ar_AE"/>
+        </w:rPr>
+      </w:r>
+      <w:r>
+        <w:rPr>
+          <w:rtl/>
+          <w:cs/>
+          <w:lang w:val="ar_AE" w:bidi="ar_AE"/>
+        </w:rPr>
+      </w:r>
+    </w:p>
+    <w:p>
+      <w:pPr>
+        <w:bidi/>
+      </w:pPr>
+      <w:r>
+        <w:rPr>
+          <w:rtl/>
+          <w:cs/>
           <w:lang w:val="ar_AE" w:bidi="ar_AE"/>
         </w:rPr>
       </w:r>
@@ -2717,27 +3387,35 @@
       </w:pPr>
       <w:r>
         <w:rPr>
+          <w:rtl/>
+          <w:cs/>
           <w:lang w:val="ar_AE" w:bidi="ar_AE"/>
         </w:rPr>
         <w:t>يونان 3: 6</w:t>
       </w:r>
       <w:r>
         <w:rPr>
-          <w:lang w:val="ar_AE" w:bidi="ar_AE"/>
-        </w:rPr>
-      </w:r>
-    </w:p>
-    <w:p>
-      <w:pPr>
-        <w:bidi/>
-      </w:pPr>
-      <w:r>
-        <w:rPr>
-          <w:lang w:val="ar_AE" w:bidi="ar_AE"/>
-        </w:rPr>
-      </w:r>
-      <w:r>
-        <w:rPr>
+          <w:rtl/>
+          <w:cs/>
+          <w:lang w:val="ar_AE" w:bidi="ar_AE"/>
+        </w:rPr>
+      </w:r>
+    </w:p>
+    <w:p>
+      <w:pPr>
+        <w:bidi/>
+      </w:pPr>
+      <w:r>
+        <w:rPr>
+          <w:rtl/>
+          <w:cs/>
+          <w:lang w:val="ar_AE" w:bidi="ar_AE"/>
+        </w:rPr>
+      </w:r>
+      <w:r>
+        <w:rPr>
+          <w:rtl/>
+          <w:cs/>
           <w:lang w:val="ar_AE" w:bidi="ar_AE"/>
         </w:rPr>
         <w:t xml:space="preserve">يُحتمل أن ملك نينوى المذكور هنا إما حاكمًا غير معروف للمدينة أو ربما كان ملك آشور نفسه، الذي ربما اتخذ نينوى مقرًا دائمًا لحكمه (قارن </w:t>
@@ -2745,6 +3423,8 @@
       <w:hyperlink r:id="rId66">
         <w:r>
           <w:rPr>
+            <w:rtl/>
+            <w:cs/>
             <w:lang w:val="ar_AE" w:bidi="ar_AE"/>
           </w:rPr>
           <w:rPr>
@@ -2756,27 +3436,35 @@
       </w:hyperlink>
       <w:r>
         <w:rPr>
+          <w:rtl/>
+          <w:cs/>
           <w:lang w:val="ar_AE" w:bidi="ar_AE"/>
         </w:rPr>
         <w:t>).</w:t>
       </w:r>
       <w:r>
         <w:rPr>
-          <w:lang w:val="ar_AE" w:bidi="ar_AE"/>
-        </w:rPr>
-      </w:r>
-      <w:r>
-        <w:rPr>
-          <w:lang w:val="ar_AE" w:bidi="ar_AE"/>
-        </w:rPr>
-      </w:r>
-    </w:p>
-    <w:p>
-      <w:pPr>
-        <w:bidi/>
-      </w:pPr>
-      <w:r>
-        <w:rPr>
+          <w:rtl/>
+          <w:cs/>
+          <w:lang w:val="ar_AE" w:bidi="ar_AE"/>
+        </w:rPr>
+      </w:r>
+      <w:r>
+        <w:rPr>
+          <w:rtl/>
+          <w:cs/>
+          <w:lang w:val="ar_AE" w:bidi="ar_AE"/>
+        </w:rPr>
+      </w:r>
+    </w:p>
+    <w:p>
+      <w:pPr>
+        <w:bidi/>
+      </w:pPr>
+      <w:r>
+        <w:rPr>
+          <w:rtl/>
+          <w:cs/>
           <w:lang w:val="ar_AE" w:bidi="ar_AE"/>
         </w:rPr>
       </w:r>
@@ -2788,27 +3476,35 @@
       </w:pPr>
       <w:r>
         <w:rPr>
+          <w:rtl/>
+          <w:cs/>
           <w:lang w:val="ar_AE" w:bidi="ar_AE"/>
         </w:rPr>
         <w:t>يونان 3: 7–8</w:t>
       </w:r>
       <w:r>
         <w:rPr>
-          <w:lang w:val="ar_AE" w:bidi="ar_AE"/>
-        </w:rPr>
-      </w:r>
-    </w:p>
-    <w:p>
-      <w:pPr>
-        <w:bidi/>
-      </w:pPr>
-      <w:r>
-        <w:rPr>
-          <w:lang w:val="ar_AE" w:bidi="ar_AE"/>
-        </w:rPr>
-      </w:r>
-      <w:r>
-        <w:rPr>
+          <w:rtl/>
+          <w:cs/>
+          <w:lang w:val="ar_AE" w:bidi="ar_AE"/>
+        </w:rPr>
+      </w:r>
+    </w:p>
+    <w:p>
+      <w:pPr>
+        <w:bidi/>
+      </w:pPr>
+      <w:r>
+        <w:rPr>
+          <w:rtl/>
+          <w:cs/>
+          <w:lang w:val="ar_AE" w:bidi="ar_AE"/>
+        </w:rPr>
+      </w:r>
+      <w:r>
+        <w:rPr>
+          <w:rtl/>
+          <w:cs/>
           <w:lang w:val="ar_AE" w:bidi="ar_AE"/>
         </w:rPr>
         <w:t xml:space="preserve">حين أمر الملك بصوم البهائم أيضًا وتغطيتها بمُسوح، أراد بذلك أن يعلن أن هذه المحنة العظيمة تتطلب وقف مشاغل الحياة لكي يتفرغ الجميع للصراخ إلى الله بشدة والرجوع عن الطرق الردية. وقد تصدر العنف المستشري في المجتمع قائمة الأمور التي لزم التوبة عنها. </w:t>
@@ -2820,26 +3516,34 @@
       </w:pPr>
       <w:r>
         <w:rPr>
-          <w:lang w:val="ar_AE" w:bidi="ar_AE"/>
-        </w:rPr>
-      </w:r>
-      <w:r>
-        <w:rPr>
-          <w:lang w:val="ar_AE" w:bidi="ar_AE"/>
-        </w:rPr>
-      </w:r>
-      <w:r>
-        <w:rPr>
-          <w:lang w:val="ar_AE" w:bidi="ar_AE"/>
-        </w:rPr>
-      </w:r>
-    </w:p>
-    <w:p>
-      <w:pPr>
-        <w:bidi/>
-      </w:pPr>
-      <w:r>
-        <w:rPr>
+          <w:rtl/>
+          <w:cs/>
+          <w:lang w:val="ar_AE" w:bidi="ar_AE"/>
+        </w:rPr>
+      </w:r>
+      <w:r>
+        <w:rPr>
+          <w:rtl/>
+          <w:cs/>
+          <w:lang w:val="ar_AE" w:bidi="ar_AE"/>
+        </w:rPr>
+      </w:r>
+      <w:r>
+        <w:rPr>
+          <w:rtl/>
+          <w:cs/>
+          <w:lang w:val="ar_AE" w:bidi="ar_AE"/>
+        </w:rPr>
+      </w:r>
+    </w:p>
+    <w:p>
+      <w:pPr>
+        <w:bidi/>
+      </w:pPr>
+      <w:r>
+        <w:rPr>
+          <w:rtl/>
+          <w:cs/>
           <w:lang w:val="ar_AE" w:bidi="ar_AE"/>
         </w:rPr>
       </w:r>
@@ -2851,33 +3555,43 @@
       </w:pPr>
       <w:r>
         <w:rPr>
+          <w:rtl/>
+          <w:cs/>
           <w:lang w:val="ar_AE" w:bidi="ar_AE"/>
         </w:rPr>
         <w:t>يونان 3: 10</w:t>
       </w:r>
       <w:r>
         <w:rPr>
-          <w:lang w:val="ar_AE" w:bidi="ar_AE"/>
-        </w:rPr>
-      </w:r>
-    </w:p>
-    <w:p>
-      <w:pPr>
-        <w:bidi/>
-      </w:pPr>
-      <w:r>
-        <w:rPr>
-          <w:lang w:val="ar_AE" w:bidi="ar_AE"/>
-        </w:rPr>
-      </w:r>
-      <w:r>
-        <w:rPr>
+          <w:rtl/>
+          <w:cs/>
+          <w:lang w:val="ar_AE" w:bidi="ar_AE"/>
+        </w:rPr>
+      </w:r>
+    </w:p>
+    <w:p>
+      <w:pPr>
+        <w:bidi/>
+      </w:pPr>
+      <w:r>
+        <w:rPr>
+          <w:rtl/>
+          <w:cs/>
+          <w:lang w:val="ar_AE" w:bidi="ar_AE"/>
+        </w:rPr>
+      </w:r>
+      <w:r>
+        <w:rPr>
+          <w:rtl/>
+          <w:cs/>
           <w:lang w:val="ar_AE" w:bidi="ar_AE"/>
         </w:rPr>
         <w:t>نَدِمَ ٱلله</w:t>
       </w:r>
       <w:r>
         <w:rPr>
+          <w:rtl/>
+          <w:cs/>
           <w:lang w:val="ar_AE" w:bidi="ar_AE"/>
         </w:rPr>
         <w:t>: لو لم يتب أهل نينوى، لأهلكهم الله (</w:t>
@@ -2885,6 +3599,8 @@
       <w:hyperlink r:id="rId67">
         <w:r>
           <w:rPr>
+            <w:rtl/>
+            <w:cs/>
             <w:lang w:val="ar_AE" w:bidi="ar_AE"/>
           </w:rPr>
           <w:rPr>
@@ -2896,6 +3612,8 @@
       </w:hyperlink>
       <w:r>
         <w:rPr>
+          <w:rtl/>
+          <w:cs/>
           <w:lang w:val="ar_AE" w:bidi="ar_AE"/>
         </w:rPr>
         <w:t xml:space="preserve">). لكنه كان مستعدًا أن يقبل توبتهم بالرحمة (انظر </w:t>
@@ -2903,6 +3621,8 @@
       <w:hyperlink r:id="rId20">
         <w:r>
           <w:rPr>
+            <w:rtl/>
+            <w:cs/>
             <w:lang w:val="ar_AE" w:bidi="ar_AE"/>
           </w:rPr>
           <w:rPr>
@@ -2914,6 +3634,8 @@
       </w:hyperlink>
       <w:r>
         <w:rPr>
+          <w:rtl/>
+          <w:cs/>
           <w:lang w:val="ar_AE" w:bidi="ar_AE"/>
         </w:rPr>
         <w:t xml:space="preserve">، </w:t>
@@ -2921,6 +3643,8 @@
       <w:hyperlink r:id="rId56">
         <w:r>
           <w:rPr>
+            <w:rtl/>
+            <w:cs/>
             <w:lang w:val="ar_AE" w:bidi="ar_AE"/>
           </w:rPr>
           <w:rPr>
@@ -2932,6 +3656,8 @@
       </w:hyperlink>
       <w:r>
         <w:rPr>
+          <w:rtl/>
+          <w:cs/>
           <w:lang w:val="ar_AE" w:bidi="ar_AE"/>
         </w:rPr>
         <w:t xml:space="preserve">). من منظور الله، هذا التحول لم يكن تراجعًا عن قصده الأصلي، لأن الرحمة جزء أساس من طبيعته. كما أن تغيير موقفه لا يُعبر عن أي شيء خاص بعلمه المسبق. فالتقليد الكنسي يؤكد علم الله المسبق والكامل بالأحداث المستقبلية (انظر </w:t>
@@ -2939,6 +3665,8 @@
       <w:hyperlink r:id="rId68">
         <w:r>
           <w:rPr>
+            <w:rtl/>
+            <w:cs/>
             <w:lang w:val="ar_AE" w:bidi="ar_AE"/>
           </w:rPr>
           <w:rPr>
@@ -2950,6 +3678,8 @@
       </w:hyperlink>
       <w:r>
         <w:rPr>
+          <w:rtl/>
+          <w:cs/>
           <w:lang w:val="ar_AE" w:bidi="ar_AE"/>
         </w:rPr>
         <w:t xml:space="preserve"> </w:t>
@@ -2957,6 +3687,8 @@
       <w:hyperlink r:id="rId69">
         <w:r>
           <w:rPr>
+            <w:rtl/>
+            <w:cs/>
             <w:lang w:val="ar_AE" w:bidi="ar_AE"/>
           </w:rPr>
           <w:rPr>
@@ -2968,6 +3700,8 @@
       </w:hyperlink>
       <w:r>
         <w:rPr>
+          <w:rtl/>
+          <w:cs/>
           <w:lang w:val="ar_AE" w:bidi="ar_AE"/>
         </w:rPr>
         <w:t xml:space="preserve">؛ </w:t>
@@ -2975,6 +3709,8 @@
       <w:hyperlink r:id="rId70">
         <w:r>
           <w:rPr>
+            <w:rtl/>
+            <w:cs/>
             <w:lang w:val="ar_AE" w:bidi="ar_AE"/>
           </w:rPr>
           <w:rPr>
@@ -2986,6 +3722,8 @@
       </w:hyperlink>
       <w:r>
         <w:rPr>
+          <w:rtl/>
+          <w:cs/>
           <w:lang w:val="ar_AE" w:bidi="ar_AE"/>
         </w:rPr>
         <w:t xml:space="preserve">؛ </w:t>
@@ -2993,6 +3731,8 @@
       <w:hyperlink r:id="rId71">
         <w:r>
           <w:rPr>
+            <w:rtl/>
+            <w:cs/>
             <w:lang w:val="ar_AE" w:bidi="ar_AE"/>
           </w:rPr>
           <w:rPr>
@@ -3004,27 +3744,35 @@
       </w:hyperlink>
       <w:r>
         <w:rPr>
+          <w:rtl/>
+          <w:cs/>
           <w:lang w:val="ar_AE" w:bidi="ar_AE"/>
         </w:rPr>
         <w:t>). ولا يوجد ما يخالف هذا الإيمان في هذا النص.</w:t>
       </w:r>
       <w:r>
         <w:rPr>
-          <w:lang w:val="ar_AE" w:bidi="ar_AE"/>
-        </w:rPr>
-      </w:r>
-      <w:r>
-        <w:rPr>
-          <w:lang w:val="ar_AE" w:bidi="ar_AE"/>
-        </w:rPr>
-      </w:r>
-    </w:p>
-    <w:p>
-      <w:pPr>
-        <w:bidi/>
-      </w:pPr>
-      <w:r>
-        <w:rPr>
+          <w:rtl/>
+          <w:cs/>
+          <w:lang w:val="ar_AE" w:bidi="ar_AE"/>
+        </w:rPr>
+      </w:r>
+      <w:r>
+        <w:rPr>
+          <w:rtl/>
+          <w:cs/>
+          <w:lang w:val="ar_AE" w:bidi="ar_AE"/>
+        </w:rPr>
+      </w:r>
+    </w:p>
+    <w:p>
+      <w:pPr>
+        <w:bidi/>
+      </w:pPr>
+      <w:r>
+        <w:rPr>
+          <w:rtl/>
+          <w:cs/>
           <w:lang w:val="ar_AE" w:bidi="ar_AE"/>
         </w:rPr>
       </w:r>
@@ -3036,72 +3784,94 @@
       </w:pPr>
       <w:r>
         <w:rPr>
+          <w:rtl/>
+          <w:cs/>
           <w:lang w:val="ar_AE" w:bidi="ar_AE"/>
         </w:rPr>
         <w:t>يونان 4: 1</w:t>
       </w:r>
       <w:r>
         <w:rPr>
-          <w:lang w:val="ar_AE" w:bidi="ar_AE"/>
-        </w:rPr>
-      </w:r>
-    </w:p>
-    <w:p>
-      <w:pPr>
-        <w:bidi/>
-      </w:pPr>
-      <w:r>
-        <w:rPr>
-          <w:lang w:val="ar_AE" w:bidi="ar_AE"/>
-        </w:rPr>
-      </w:r>
-      <w:r>
-        <w:rPr>
+          <w:rtl/>
+          <w:cs/>
+          <w:lang w:val="ar_AE" w:bidi="ar_AE"/>
+        </w:rPr>
+      </w:r>
+    </w:p>
+    <w:p>
+      <w:pPr>
+        <w:bidi/>
+      </w:pPr>
+      <w:r>
+        <w:rPr>
+          <w:rtl/>
+          <w:cs/>
+          <w:lang w:val="ar_AE" w:bidi="ar_AE"/>
+        </w:rPr>
+      </w:r>
+      <w:r>
+        <w:rPr>
+          <w:rtl/>
+          <w:cs/>
           <w:lang w:val="ar_AE" w:bidi="ar_AE"/>
         </w:rPr>
         <w:t xml:space="preserve">هذا التغيير في الخطط (بالمعنى الحرفي </w:t>
       </w:r>
       <w:r>
         <w:rPr>
+          <w:rtl/>
+          <w:cs/>
           <w:lang w:val="ar_AE" w:bidi="ar_AE"/>
         </w:rPr>
         <w:t>ذَلِك [أي رجوع الله عن إهلاك أهل نينوى])</w:t>
       </w:r>
       <w:r>
         <w:rPr>
+          <w:rtl/>
+          <w:cs/>
           <w:lang w:val="ar_AE" w:bidi="ar_AE"/>
         </w:rPr>
         <w:t xml:space="preserve">: يرجى الاطلاع على </w:t>
       </w:r>
       <w:r>
         <w:rPr>
+          <w:rtl/>
+          <w:cs/>
           <w:lang w:val="ar_AE" w:bidi="ar_AE"/>
         </w:rPr>
         <w:t>الملاحظة الدراسية في 3:10</w:t>
       </w:r>
       <w:r>
         <w:rPr>
+          <w:rtl/>
+          <w:cs/>
           <w:lang w:val="ar_AE" w:bidi="ar_AE"/>
         </w:rPr>
         <w:t>.</w:t>
       </w:r>
       <w:r>
         <w:rPr>
-          <w:lang w:val="ar_AE" w:bidi="ar_AE"/>
-        </w:rPr>
-      </w:r>
-      <w:r>
-        <w:rPr>
-          <w:lang w:val="ar_AE" w:bidi="ar_AE"/>
-        </w:rPr>
-      </w:r>
-    </w:p>
-    <w:p>
-      <w:pPr>
-        <w:bidi/>
-      </w:pPr>
-      <w:r>
-        <w:rPr>
+          <w:rtl/>
+          <w:cs/>
+          <w:lang w:val="ar_AE" w:bidi="ar_AE"/>
+        </w:rPr>
+      </w:r>
+      <w:r>
+        <w:rPr>
+          <w:rtl/>
+          <w:cs/>
+          <w:lang w:val="ar_AE" w:bidi="ar_AE"/>
+        </w:rPr>
+      </w:r>
+    </w:p>
+    <w:p>
+      <w:pPr>
+        <w:bidi/>
+      </w:pPr>
+      <w:r>
+        <w:rPr>
+          <w:rtl/>
+          <w:cs/>
           <w:lang w:val="ar_AE" w:bidi="ar_AE"/>
         </w:rPr>
       </w:r>
@@ -3113,27 +3883,35 @@
       </w:pPr>
       <w:r>
         <w:rPr>
+          <w:rtl/>
+          <w:cs/>
           <w:lang w:val="ar_AE" w:bidi="ar_AE"/>
         </w:rPr>
         <w:t>يونان 4 :1–7</w:t>
       </w:r>
       <w:r>
         <w:rPr>
-          <w:lang w:val="ar_AE" w:bidi="ar_AE"/>
-        </w:rPr>
-      </w:r>
-    </w:p>
-    <w:p>
-      <w:pPr>
-        <w:bidi/>
-      </w:pPr>
-      <w:r>
-        <w:rPr>
-          <w:lang w:val="ar_AE" w:bidi="ar_AE"/>
-        </w:rPr>
-      </w:r>
-      <w:r>
-        <w:rPr>
+          <w:rtl/>
+          <w:cs/>
+          <w:lang w:val="ar_AE" w:bidi="ar_AE"/>
+        </w:rPr>
+      </w:r>
+    </w:p>
+    <w:p>
+      <w:pPr>
+        <w:bidi/>
+      </w:pPr>
+      <w:r>
+        <w:rPr>
+          <w:rtl/>
+          <w:cs/>
+          <w:lang w:val="ar_AE" w:bidi="ar_AE"/>
+        </w:rPr>
+      </w:r>
+      <w:r>
+        <w:rPr>
+          <w:rtl/>
+          <w:cs/>
           <w:lang w:val="ar_AE" w:bidi="ar_AE"/>
         </w:rPr>
         <w:t xml:space="preserve">يتخذ السرد منعطفًا غير متوقع. يونان، الذي ذاق بنفسه مراحم الله، يشتكي الآن من رحمته التي أجزلها للآشوريين. بيد أن عناد النبي بهذه الطريقة إنما يزيد من عظمة نعمة الله (انظر كيف أجاب الله في </w:t>
@@ -3141,6 +3919,8 @@
       <w:hyperlink r:id="rId72">
         <w:r>
           <w:rPr>
+            <w:rtl/>
+            <w:cs/>
             <w:lang w:val="ar_AE" w:bidi="ar_AE"/>
           </w:rPr>
           <w:rPr>
@@ -3152,6 +3932,8 @@
       </w:hyperlink>
       <w:r>
         <w:rPr>
+          <w:rtl/>
+          <w:cs/>
           <w:lang w:val="ar_AE" w:bidi="ar_AE"/>
         </w:rPr>
         <w:t>).</w:t>
@@ -3163,27 +3945,35 @@
       </w:pPr>
       <w:r>
         <w:rPr>
+          <w:rtl/>
+          <w:cs/>
           <w:lang w:val="ar_AE" w:bidi="ar_AE"/>
         </w:rPr>
         <w:br/>
       </w:r>
       <w:r>
         <w:rPr>
-          <w:lang w:val="ar_AE" w:bidi="ar_AE"/>
-        </w:rPr>
-      </w:r>
-      <w:r>
-        <w:rPr>
-          <w:lang w:val="ar_AE" w:bidi="ar_AE"/>
-        </w:rPr>
-      </w:r>
-    </w:p>
-    <w:p>
-      <w:pPr>
-        <w:bidi/>
-      </w:pPr>
-      <w:r>
-        <w:rPr>
+          <w:rtl/>
+          <w:cs/>
+          <w:lang w:val="ar_AE" w:bidi="ar_AE"/>
+        </w:rPr>
+      </w:r>
+      <w:r>
+        <w:rPr>
+          <w:rtl/>
+          <w:cs/>
+          <w:lang w:val="ar_AE" w:bidi="ar_AE"/>
+        </w:rPr>
+      </w:r>
+    </w:p>
+    <w:p>
+      <w:pPr>
+        <w:bidi/>
+      </w:pPr>
+      <w:r>
+        <w:rPr>
+          <w:rtl/>
+          <w:cs/>
           <w:lang w:val="ar_AE" w:bidi="ar_AE"/>
         </w:rPr>
       </w:r>
@@ -3195,27 +3985,35 @@
       </w:pPr>
       <w:r>
         <w:rPr>
+          <w:rtl/>
+          <w:cs/>
           <w:lang w:val="ar_AE" w:bidi="ar_AE"/>
         </w:rPr>
         <w:t>يونان 4: 2</w:t>
       </w:r>
       <w:r>
         <w:rPr>
-          <w:lang w:val="ar_AE" w:bidi="ar_AE"/>
-        </w:rPr>
-      </w:r>
-    </w:p>
-    <w:p>
-      <w:pPr>
-        <w:bidi/>
-      </w:pPr>
-      <w:r>
-        <w:rPr>
-          <w:lang w:val="ar_AE" w:bidi="ar_AE"/>
-        </w:rPr>
-      </w:r>
-      <w:r>
-        <w:rPr>
+          <w:rtl/>
+          <w:cs/>
+          <w:lang w:val="ar_AE" w:bidi="ar_AE"/>
+        </w:rPr>
+      </w:r>
+    </w:p>
+    <w:p>
+      <w:pPr>
+        <w:bidi/>
+      </w:pPr>
+      <w:r>
+        <w:rPr>
+          <w:rtl/>
+          <w:cs/>
+          <w:lang w:val="ar_AE" w:bidi="ar_AE"/>
+        </w:rPr>
+      </w:r>
+      <w:r>
+        <w:rPr>
+          <w:rtl/>
+          <w:cs/>
           <w:lang w:val="ar_AE" w:bidi="ar_AE"/>
         </w:rPr>
         <w:t>يصرّح يونان بدافعه الأصلي لهروبه من وجه الرب (</w:t>
@@ -3223,6 +4021,8 @@
       <w:hyperlink r:id="rId51">
         <w:r>
           <w:rPr>
+            <w:rtl/>
+            <w:cs/>
             <w:lang w:val="ar_AE" w:bidi="ar_AE"/>
           </w:rPr>
           <w:rPr>
@@ -3234,6 +4034,8 @@
       </w:hyperlink>
       <w:r>
         <w:rPr>
+          <w:rtl/>
+          <w:cs/>
           <w:lang w:val="ar_AE" w:bidi="ar_AE"/>
         </w:rPr>
         <w:t xml:space="preserve">): فقد علم أن الرب لن يهلك أهل نينوى الأشرار إذا تابوا. • لأني علمت: يقتبس يونان عمليًا من </w:t>
@@ -3241,6 +4043,8 @@
       <w:hyperlink r:id="rId73">
         <w:r>
           <w:rPr>
+            <w:rtl/>
+            <w:cs/>
             <w:lang w:val="ar_AE" w:bidi="ar_AE"/>
           </w:rPr>
           <w:rPr>
@@ -3252,6 +4056,8 @@
       </w:hyperlink>
       <w:r>
         <w:rPr>
+          <w:rtl/>
+          <w:cs/>
           <w:lang w:val="ar_AE" w:bidi="ar_AE"/>
         </w:rPr>
         <w:t xml:space="preserve">، وهو المقطع الذي يشير إلى العهد بين إسرائيل والرب. حتى في العهد القديم، كان الله مهتمًا بنشر الخلاص لجميع الشعوب (قارن </w:t>
@@ -3259,6 +4065,8 @@
       <w:hyperlink r:id="rId74">
         <w:r>
           <w:rPr>
+            <w:rtl/>
+            <w:cs/>
             <w:lang w:val="ar_AE" w:bidi="ar_AE"/>
           </w:rPr>
           <w:rPr>
@@ -3270,27 +4078,35 @@
       </w:hyperlink>
       <w:r>
         <w:rPr>
+          <w:rtl/>
+          <w:cs/>
           <w:lang w:val="ar_AE" w:bidi="ar_AE"/>
         </w:rPr>
         <w:t>).</w:t>
       </w:r>
       <w:r>
         <w:rPr>
-          <w:lang w:val="ar_AE" w:bidi="ar_AE"/>
-        </w:rPr>
-      </w:r>
-      <w:r>
-        <w:rPr>
-          <w:lang w:val="ar_AE" w:bidi="ar_AE"/>
-        </w:rPr>
-      </w:r>
-    </w:p>
-    <w:p>
-      <w:pPr>
-        <w:bidi/>
-      </w:pPr>
-      <w:r>
-        <w:rPr>
+          <w:rtl/>
+          <w:cs/>
+          <w:lang w:val="ar_AE" w:bidi="ar_AE"/>
+        </w:rPr>
+      </w:r>
+      <w:r>
+        <w:rPr>
+          <w:rtl/>
+          <w:cs/>
+          <w:lang w:val="ar_AE" w:bidi="ar_AE"/>
+        </w:rPr>
+      </w:r>
+    </w:p>
+    <w:p>
+      <w:pPr>
+        <w:bidi/>
+      </w:pPr>
+      <w:r>
+        <w:rPr>
+          <w:rtl/>
+          <w:cs/>
           <w:lang w:val="ar_AE" w:bidi="ar_AE"/>
         </w:rPr>
       </w:r>
@@ -3302,27 +4118,35 @@
       </w:pPr>
       <w:r>
         <w:rPr>
+          <w:rtl/>
+          <w:cs/>
           <w:lang w:val="ar_AE" w:bidi="ar_AE"/>
         </w:rPr>
         <w:t>اليونان 4: 3–5</w:t>
       </w:r>
       <w:r>
         <w:rPr>
-          <w:lang w:val="ar_AE" w:bidi="ar_AE"/>
-        </w:rPr>
-      </w:r>
-    </w:p>
-    <w:p>
-      <w:pPr>
-        <w:bidi/>
-      </w:pPr>
-      <w:r>
-        <w:rPr>
-          <w:lang w:val="ar_AE" w:bidi="ar_AE"/>
-        </w:rPr>
-      </w:r>
-      <w:r>
-        <w:rPr>
+          <w:rtl/>
+          <w:cs/>
+          <w:lang w:val="ar_AE" w:bidi="ar_AE"/>
+        </w:rPr>
+      </w:r>
+    </w:p>
+    <w:p>
+      <w:pPr>
+        <w:bidi/>
+      </w:pPr>
+      <w:r>
+        <w:rPr>
+          <w:rtl/>
+          <w:cs/>
+          <w:lang w:val="ar_AE" w:bidi="ar_AE"/>
+        </w:rPr>
+      </w:r>
+      <w:r>
+        <w:rPr>
+          <w:rtl/>
+          <w:cs/>
           <w:lang w:val="ar_AE" w:bidi="ar_AE"/>
         </w:rPr>
         <w:t xml:space="preserve">عوضًا عن قَبُول إرادة الله، رغب يونان في الموت (انظر أيضًا </w:t>
@@ -3330,6 +4154,8 @@
       <w:hyperlink r:id="rId75">
         <w:r>
           <w:rPr>
+            <w:rtl/>
+            <w:cs/>
             <w:lang w:val="ar_AE" w:bidi="ar_AE"/>
           </w:rPr>
           <w:rPr>
@@ -3341,6 +4167,8 @@
       </w:hyperlink>
       <w:r>
         <w:rPr>
+          <w:rtl/>
+          <w:cs/>
           <w:lang w:val="ar_AE" w:bidi="ar_AE"/>
         </w:rPr>
         <w:t>)، وكان انتظاره على أمل أن تُدمر المدينة (</w:t>
@@ -3348,6 +4176,8 @@
       <w:hyperlink r:id="rId76">
         <w:r>
           <w:rPr>
+            <w:rtl/>
+            <w:cs/>
             <w:lang w:val="ar_AE" w:bidi="ar_AE"/>
           </w:rPr>
           <w:rPr>
@@ -3359,27 +4189,35 @@
       </w:hyperlink>
       <w:r>
         <w:rPr>
+          <w:rtl/>
+          <w:cs/>
           <w:lang w:val="ar_AE" w:bidi="ar_AE"/>
         </w:rPr>
         <w:t>)، فكل هذه تُظهر قساوة قلبه وكراهيته للآشوريين.</w:t>
       </w:r>
       <w:r>
         <w:rPr>
-          <w:lang w:val="ar_AE" w:bidi="ar_AE"/>
-        </w:rPr>
-      </w:r>
-      <w:r>
-        <w:rPr>
-          <w:lang w:val="ar_AE" w:bidi="ar_AE"/>
-        </w:rPr>
-      </w:r>
-    </w:p>
-    <w:p>
-      <w:pPr>
-        <w:bidi/>
-      </w:pPr>
-      <w:r>
-        <w:rPr>
+          <w:rtl/>
+          <w:cs/>
+          <w:lang w:val="ar_AE" w:bidi="ar_AE"/>
+        </w:rPr>
+      </w:r>
+      <w:r>
+        <w:rPr>
+          <w:rtl/>
+          <w:cs/>
+          <w:lang w:val="ar_AE" w:bidi="ar_AE"/>
+        </w:rPr>
+      </w:r>
+    </w:p>
+    <w:p>
+      <w:pPr>
+        <w:bidi/>
+      </w:pPr>
+      <w:r>
+        <w:rPr>
+          <w:rtl/>
+          <w:cs/>
           <w:lang w:val="ar_AE" w:bidi="ar_AE"/>
         </w:rPr>
       </w:r>
@@ -3391,27 +4229,35 @@
       </w:pPr>
       <w:r>
         <w:rPr>
+          <w:rtl/>
+          <w:cs/>
           <w:lang w:val="ar_AE" w:bidi="ar_AE"/>
         </w:rPr>
         <w:t>يونان 4: 4</w:t>
       </w:r>
       <w:r>
         <w:rPr>
-          <w:lang w:val="ar_AE" w:bidi="ar_AE"/>
-        </w:rPr>
-      </w:r>
-    </w:p>
-    <w:p>
-      <w:pPr>
-        <w:bidi/>
-      </w:pPr>
-      <w:r>
-        <w:rPr>
-          <w:lang w:val="ar_AE" w:bidi="ar_AE"/>
-        </w:rPr>
-      </w:r>
-      <w:r>
-        <w:rPr>
+          <w:rtl/>
+          <w:cs/>
+          <w:lang w:val="ar_AE" w:bidi="ar_AE"/>
+        </w:rPr>
+      </w:r>
+    </w:p>
+    <w:p>
+      <w:pPr>
+        <w:bidi/>
+      </w:pPr>
+      <w:r>
+        <w:rPr>
+          <w:rtl/>
+          <w:cs/>
+          <w:lang w:val="ar_AE" w:bidi="ar_AE"/>
+        </w:rPr>
+      </w:r>
+      <w:r>
+        <w:rPr>
+          <w:rtl/>
+          <w:cs/>
           <w:lang w:val="ar_AE" w:bidi="ar_AE"/>
         </w:rPr>
         <w:t>يأتي رد الرب في أسلوب سؤال بلاغي. والإجابة الضمنية هي "بالتأكيد لا!" والدرس العملي التالي في (</w:t>
@@ -3419,6 +4265,8 @@
       <w:hyperlink r:id="rId77">
         <w:r>
           <w:rPr>
+            <w:rtl/>
+            <w:cs/>
             <w:lang w:val="ar_AE" w:bidi="ar_AE"/>
           </w:rPr>
           <w:rPr>
@@ -3430,6 +4278,8 @@
       </w:hyperlink>
       <w:r>
         <w:rPr>
+          <w:rtl/>
+          <w:cs/>
           <w:lang w:val="ar_AE" w:bidi="ar_AE"/>
         </w:rPr>
         <w:t>) إنما يوضح عدم أحقية يونان في غضبه.</w:t>
@@ -3441,27 +4291,35 @@
       </w:pPr>
       <w:r>
         <w:rPr>
+          <w:rtl/>
+          <w:cs/>
           <w:lang w:val="ar_AE" w:bidi="ar_AE"/>
         </w:rPr>
         <w:br/>
       </w:r>
       <w:r>
         <w:rPr>
-          <w:lang w:val="ar_AE" w:bidi="ar_AE"/>
-        </w:rPr>
-      </w:r>
-      <w:r>
-        <w:rPr>
-          <w:lang w:val="ar_AE" w:bidi="ar_AE"/>
-        </w:rPr>
-      </w:r>
-    </w:p>
-    <w:p>
-      <w:pPr>
-        <w:bidi/>
-      </w:pPr>
-      <w:r>
-        <w:rPr>
+          <w:rtl/>
+          <w:cs/>
+          <w:lang w:val="ar_AE" w:bidi="ar_AE"/>
+        </w:rPr>
+      </w:r>
+      <w:r>
+        <w:rPr>
+          <w:rtl/>
+          <w:cs/>
+          <w:lang w:val="ar_AE" w:bidi="ar_AE"/>
+        </w:rPr>
+      </w:r>
+    </w:p>
+    <w:p>
+      <w:pPr>
+        <w:bidi/>
+      </w:pPr>
+      <w:r>
+        <w:rPr>
+          <w:rtl/>
+          <w:cs/>
           <w:lang w:val="ar_AE" w:bidi="ar_AE"/>
         </w:rPr>
       </w:r>
@@ -3473,27 +4331,35 @@
       </w:pPr>
       <w:r>
         <w:rPr>
+          <w:rtl/>
+          <w:cs/>
           <w:lang w:val="ar_AE" w:bidi="ar_AE"/>
         </w:rPr>
         <w:t>يونان 4: 6</w:t>
       </w:r>
       <w:r>
         <w:rPr>
-          <w:lang w:val="ar_AE" w:bidi="ar_AE"/>
-        </w:rPr>
-      </w:r>
-    </w:p>
-    <w:p>
-      <w:pPr>
-        <w:bidi/>
-      </w:pPr>
-      <w:r>
-        <w:rPr>
-          <w:lang w:val="ar_AE" w:bidi="ar_AE"/>
-        </w:rPr>
-      </w:r>
-      <w:r>
-        <w:rPr>
+          <w:rtl/>
+          <w:cs/>
+          <w:lang w:val="ar_AE" w:bidi="ar_AE"/>
+        </w:rPr>
+      </w:r>
+    </w:p>
+    <w:p>
+      <w:pPr>
+        <w:bidi/>
+      </w:pPr>
+      <w:r>
+        <w:rPr>
+          <w:rtl/>
+          <w:cs/>
+          <w:lang w:val="ar_AE" w:bidi="ar_AE"/>
+        </w:rPr>
+      </w:r>
+      <w:r>
+        <w:rPr>
+          <w:rtl/>
+          <w:cs/>
           <w:lang w:val="ar_AE" w:bidi="ar_AE"/>
         </w:rPr>
         <w:t xml:space="preserve">"الرب" هو اسم الله في العهد الذي أقامه مع إسرائيل (انظر، على سبيل المثال، </w:t>
@@ -3501,6 +4367,8 @@
       <w:hyperlink r:id="rId78">
         <w:r>
           <w:rPr>
+            <w:rtl/>
+            <w:cs/>
             <w:lang w:val="ar_AE" w:bidi="ar_AE"/>
           </w:rPr>
           <w:rPr>
@@ -3512,39 +4380,51 @@
       </w:hyperlink>
       <w:r>
         <w:rPr>
+          <w:rtl/>
+          <w:cs/>
           <w:lang w:val="ar_AE" w:bidi="ar_AE"/>
         </w:rPr>
         <w:t xml:space="preserve">). صنع الله هذه الأمور ليظهر محبته المتضمنة في العهد ليونان ولكل من في إسرائيل ويتبنى الموقف ذاته. • فأعد: انظر </w:t>
       </w:r>
       <w:r>
         <w:rPr>
+          <w:rtl/>
+          <w:cs/>
           <w:lang w:val="ar_AE" w:bidi="ar_AE"/>
         </w:rPr>
         <w:t>ملاحظة الدراسة على يونان 1: 17</w:t>
       </w:r>
       <w:r>
         <w:rPr>
+          <w:rtl/>
+          <w:cs/>
           <w:lang w:val="ar_AE" w:bidi="ar_AE"/>
         </w:rPr>
         <w:t>.</w:t>
       </w:r>
       <w:r>
         <w:rPr>
-          <w:lang w:val="ar_AE" w:bidi="ar_AE"/>
-        </w:rPr>
-      </w:r>
-      <w:r>
-        <w:rPr>
-          <w:lang w:val="ar_AE" w:bidi="ar_AE"/>
-        </w:rPr>
-      </w:r>
-    </w:p>
-    <w:p>
-      <w:pPr>
-        <w:bidi/>
-      </w:pPr>
-      <w:r>
-        <w:rPr>
+          <w:rtl/>
+          <w:cs/>
+          <w:lang w:val="ar_AE" w:bidi="ar_AE"/>
+        </w:rPr>
+      </w:r>
+      <w:r>
+        <w:rPr>
+          <w:rtl/>
+          <w:cs/>
+          <w:lang w:val="ar_AE" w:bidi="ar_AE"/>
+        </w:rPr>
+      </w:r>
+    </w:p>
+    <w:p>
+      <w:pPr>
+        <w:bidi/>
+      </w:pPr>
+      <w:r>
+        <w:rPr>
+          <w:rtl/>
+          <w:cs/>
           <w:lang w:val="ar_AE" w:bidi="ar_AE"/>
         </w:rPr>
       </w:r>
@@ -3556,27 +4436,35 @@
       </w:pPr>
       <w:r>
         <w:rPr>
+          <w:rtl/>
+          <w:cs/>
           <w:lang w:val="ar_AE" w:bidi="ar_AE"/>
         </w:rPr>
         <w:t>يونان 4: 11</w:t>
       </w:r>
       <w:r>
         <w:rPr>
-          <w:lang w:val="ar_AE" w:bidi="ar_AE"/>
-        </w:rPr>
-      </w:r>
-    </w:p>
-    <w:p>
-      <w:pPr>
-        <w:bidi/>
-      </w:pPr>
-      <w:r>
-        <w:rPr>
-          <w:lang w:val="ar_AE" w:bidi="ar_AE"/>
-        </w:rPr>
-      </w:r>
-      <w:r>
-        <w:rPr>
+          <w:rtl/>
+          <w:cs/>
+          <w:lang w:val="ar_AE" w:bidi="ar_AE"/>
+        </w:rPr>
+      </w:r>
+    </w:p>
+    <w:p>
+      <w:pPr>
+        <w:bidi/>
+      </w:pPr>
+      <w:r>
+        <w:rPr>
+          <w:rtl/>
+          <w:cs/>
+          <w:lang w:val="ar_AE" w:bidi="ar_AE"/>
+        </w:rPr>
+      </w:r>
+      <w:r>
+        <w:rPr>
+          <w:rtl/>
+          <w:cs/>
           <w:lang w:val="ar_AE" w:bidi="ar_AE"/>
         </w:rPr>
         <w:t xml:space="preserve">أناس يعيشون في ظلام روحي: أشرق الله برحمته نور كلمته النبوية على مدينة فاسدة. ليس كل من يواجه نور الله يستجيب استجابة إيجابية (قارن </w:t>
@@ -3584,6 +4472,8 @@
       <w:hyperlink r:id="rId79">
         <w:r>
           <w:rPr>
+            <w:rtl/>
+            <w:cs/>
             <w:lang w:val="ar_AE" w:bidi="ar_AE"/>
           </w:rPr>
           <w:rPr>
@@ -3595,6 +4485,8 @@
       </w:hyperlink>
       <w:r>
         <w:rPr>
+          <w:rtl/>
+          <w:cs/>
           <w:lang w:val="ar_AE" w:bidi="ar_AE"/>
         </w:rPr>
         <w:t>)، إلا أن الله يتوق لخلاص الذين يقبلون كلمته بتوبة وإيمان حقيقيين. • ينتهي السفر بغتة، مما يدفع القارئ للتفكير في السؤال الأخير الذي طرحه الله على يونان. لطاما كانت رغبة الله في الخلاص وليس الهلاك. وعلى كل الذين اختبروا رحمته أن يبتهجوا عندما تمتد هذه الرحمة ذاتها لتشمل الآخرين، حتى الأعداء.</w:t>
@@ -3606,17 +4498,23 @@
       </w:pPr>
       <w:r>
         <w:rPr>
+          <w:rtl/>
+          <w:cs/>
           <w:lang w:val="ar_AE" w:bidi="ar_AE"/>
         </w:rPr>
         <w:br/>
       </w:r>
       <w:r>
         <w:rPr>
-          <w:lang w:val="ar_AE" w:bidi="ar_AE"/>
-        </w:rPr>
-      </w:r>
-      <w:r>
-        <w:rPr>
+          <w:rtl/>
+          <w:cs/>
+          <w:lang w:val="ar_AE" w:bidi="ar_AE"/>
+        </w:rPr>
+      </w:r>
+      <w:r>
+        <w:rPr>
+          <w:rtl/>
+          <w:cs/>
           <w:lang w:val="ar_AE" w:bidi="ar_AE"/>
         </w:rPr>
       </w:r>

--- a/arb/docx/32.content.docx
+++ b/arb/docx/32.content.docx
@@ -309,20 +309,14 @@
         </w:rPr>
         <w:t xml:space="preserve">كان يونان بن أمتّاي من جتّ-حافر، وهي بلدة تقع على الحدود بين أراضي سبطي نفتالي وزبولون. وقد خدم في مملكة إسرائيل الشمالية في أثناء حكم يرُبعام الثاني (793–753 قبل الميلاد؛ انظر </w:t>
       </w:r>
-      <w:hyperlink r:id="rId13">
-        <w:r>
-          <w:rPr>
-            <w:rtl/>
-            <w:cs/>
-            <w:lang w:val="ar_AE" w:bidi="ar_AE"/>
-          </w:rPr>
-          <w:rPr>
-            <w:color w:val="0000EE"/>
-            <w:u w:val="single"/>
-          </w:rPr>
-          <w:t>2 ملوك 14:25</w:t>
-        </w:r>
-      </w:hyperlink>
+      <w:r>
+        <w:rPr>
+          <w:rtl/>
+          <w:cs/>
+          <w:lang w:val="ar_AE" w:bidi="ar_AE"/>
+        </w:rPr>
+        <w:t>2 ملوك 14:25</w:t>
+      </w:r>
       <w:r>
         <w:rPr>
           <w:rtl/>
@@ -465,20 +459,14 @@
         </w:rPr>
         <w:t xml:space="preserve">بحلول عصر يونان، شهدت نينوى تاريخًا عريقًا ممتدًا (انظر </w:t>
       </w:r>
-      <w:hyperlink r:id="rId14">
-        <w:r>
-          <w:rPr>
-            <w:rtl/>
-            <w:cs/>
-            <w:lang w:val="ar_AE" w:bidi="ar_AE"/>
-          </w:rPr>
-          <w:rPr>
-            <w:color w:val="0000EE"/>
-            <w:u w:val="single"/>
-          </w:rPr>
-          <w:t>تكوين 10: 12</w:t>
-        </w:r>
-      </w:hyperlink>
+      <w:r>
+        <w:rPr>
+          <w:rtl/>
+          <w:cs/>
+          <w:lang w:val="ar_AE" w:bidi="ar_AE"/>
+        </w:rPr>
+        <w:t>تكوين 10: 12</w:t>
+      </w:r>
       <w:r>
         <w:rPr>
           <w:rtl/>
@@ -487,20 +475,14 @@
         </w:rPr>
         <w:t xml:space="preserve">). إذ بقيت من أهم المدن في الإمبراطورية الآشورية إلى أن دُمرت عام 612 قبل الميلاد (انظر </w:t>
       </w:r>
-      <w:hyperlink r:id="rId15">
-        <w:r>
-          <w:rPr>
-            <w:rtl/>
-            <w:cs/>
-            <w:lang w:val="ar_AE" w:bidi="ar_AE"/>
-          </w:rPr>
-          <w:rPr>
-            <w:color w:val="0000EE"/>
-            <w:u w:val="single"/>
-          </w:rPr>
-          <w:t>ناحوم 1–3</w:t>
-        </w:r>
-      </w:hyperlink>
+      <w:r>
+        <w:rPr>
+          <w:rtl/>
+          <w:cs/>
+          <w:lang w:val="ar_AE" w:bidi="ar_AE"/>
+        </w:rPr>
+        <w:t>ناحوم 1–3</w:t>
+      </w:r>
       <w:r>
         <w:rPr>
           <w:rtl/>
@@ -592,20 +574,14 @@
         </w:rPr>
         <w:t>إن محاولة يونان الهرب من الرب كانت بلا جدوى. فلا يمكن لأحد أن يهرب من وجهه (</w:t>
       </w:r>
-      <w:hyperlink r:id="rId16">
-        <w:r>
-          <w:rPr>
-            <w:rtl/>
-            <w:cs/>
-            <w:lang w:val="ar_AE" w:bidi="ar_AE"/>
-          </w:rPr>
-          <w:rPr>
-            <w:color w:val="0000EE"/>
-            <w:u w:val="single"/>
-          </w:rPr>
-          <w:t>مز 139:7–10</w:t>
-        </w:r>
-      </w:hyperlink>
+      <w:r>
+        <w:rPr>
+          <w:rtl/>
+          <w:cs/>
+          <w:lang w:val="ar_AE" w:bidi="ar_AE"/>
+        </w:rPr>
+        <w:t>مز 139:7–10</w:t>
+      </w:r>
       <w:r>
         <w:rPr>
           <w:rtl/>
@@ -614,20 +590,14 @@
         </w:rPr>
         <w:t>) أو يعصي مشيئته دون تحمل العواقب (</w:t>
       </w:r>
-      <w:hyperlink r:id="rId17">
-        <w:r>
-          <w:rPr>
-            <w:rtl/>
-            <w:cs/>
-            <w:lang w:val="ar_AE" w:bidi="ar_AE"/>
-          </w:rPr>
-          <w:rPr>
-            <w:color w:val="0000EE"/>
-            <w:u w:val="single"/>
-          </w:rPr>
-          <w:t>تثنية 8:5</w:t>
-        </w:r>
-      </w:hyperlink>
+      <w:r>
+        <w:rPr>
+          <w:rtl/>
+          <w:cs/>
+          <w:lang w:val="ar_AE" w:bidi="ar_AE"/>
+        </w:rPr>
+        <w:t>تثنية 8:5</w:t>
+      </w:r>
       <w:r>
         <w:rPr>
           <w:rtl/>
@@ -636,20 +606,14 @@
         </w:rPr>
         <w:t>). ومع ذلك، يمكننا أن نتفهم تردده في الذَّهاب إلى نينوى؛ فقد كانت أشور عدوًا لإسرائيل ومعروفة بوحشيتها (</w:t>
       </w:r>
-      <w:hyperlink r:id="rId18">
-        <w:r>
-          <w:rPr>
-            <w:rtl/>
-            <w:cs/>
-            <w:lang w:val="ar_AE" w:bidi="ar_AE"/>
-          </w:rPr>
-          <w:rPr>
-            <w:color w:val="0000EE"/>
-            <w:u w:val="single"/>
-          </w:rPr>
-          <w:t>يونان 3:8</w:t>
-        </w:r>
-      </w:hyperlink>
+      <w:r>
+        <w:rPr>
+          <w:rtl/>
+          <w:cs/>
+          <w:lang w:val="ar_AE" w:bidi="ar_AE"/>
+        </w:rPr>
+        <w:t>يونان 3:8</w:t>
+      </w:r>
       <w:r>
         <w:rPr>
           <w:rtl/>
@@ -658,20 +622,14 @@
         </w:rPr>
         <w:t xml:space="preserve">؛ انظر أيضًا </w:t>
       </w:r>
-      <w:hyperlink r:id="rId19">
-        <w:r>
-          <w:rPr>
-            <w:rtl/>
-            <w:cs/>
-            <w:lang w:val="ar_AE" w:bidi="ar_AE"/>
-          </w:rPr>
-          <w:rPr>
-            <w:color w:val="0000EE"/>
-            <w:u w:val="single"/>
-          </w:rPr>
-          <w:t>ناحوم 3:1–4</w:t>
-        </w:r>
-      </w:hyperlink>
+      <w:r>
+        <w:rPr>
+          <w:rtl/>
+          <w:cs/>
+          <w:lang w:val="ar_AE" w:bidi="ar_AE"/>
+        </w:rPr>
+        <w:t>ناحوم 3:1–4</w:t>
+      </w:r>
       <w:r>
         <w:rPr>
           <w:rtl/>
@@ -680,20 +638,14 @@
         </w:rPr>
         <w:t>). لم يرد يونان أن يتاح لهؤلاء الأممين فرصة التوبة والنجاة (</w:t>
       </w:r>
-      <w:hyperlink r:id="rId20">
-        <w:r>
-          <w:rPr>
-            <w:rtl/>
-            <w:cs/>
-            <w:lang w:val="ar_AE" w:bidi="ar_AE"/>
-          </w:rPr>
-          <w:rPr>
-            <w:color w:val="0000EE"/>
-            <w:u w:val="single"/>
-          </w:rPr>
-          <w:t>يونان 4:2</w:t>
-        </w:r>
-      </w:hyperlink>
+      <w:r>
+        <w:rPr>
+          <w:rtl/>
+          <w:cs/>
+          <w:lang w:val="ar_AE" w:bidi="ar_AE"/>
+        </w:rPr>
+        <w:t>يونان 4:2</w:t>
+      </w:r>
       <w:r>
         <w:rPr>
           <w:rtl/>
@@ -702,20 +654,14 @@
         </w:rPr>
         <w:t>). • كانت يافا مدينة مرفئية رئيسة على ساحل البحر الأبيض المتوسط (</w:t>
       </w:r>
-      <w:hyperlink r:id="rId21">
-        <w:r>
-          <w:rPr>
-            <w:rtl/>
-            <w:cs/>
-            <w:lang w:val="ar_AE" w:bidi="ar_AE"/>
-          </w:rPr>
-          <w:rPr>
-            <w:color w:val="0000EE"/>
-            <w:u w:val="single"/>
-          </w:rPr>
-          <w:t>2أخبار 2 : 16</w:t>
-        </w:r>
-      </w:hyperlink>
+      <w:r>
+        <w:rPr>
+          <w:rtl/>
+          <w:cs/>
+          <w:lang w:val="ar_AE" w:bidi="ar_AE"/>
+        </w:rPr>
+        <w:t>2أخبار 2 : 16</w:t>
+      </w:r>
       <w:r>
         <w:rPr>
           <w:rtl/>
@@ -724,20 +670,14 @@
         </w:rPr>
         <w:t xml:space="preserve">؛ </w:t>
       </w:r>
-      <w:hyperlink r:id="rId22">
-        <w:r>
-          <w:rPr>
-            <w:rtl/>
-            <w:cs/>
-            <w:lang w:val="ar_AE" w:bidi="ar_AE"/>
-          </w:rPr>
-          <w:rPr>
-            <w:color w:val="0000EE"/>
-            <w:u w:val="single"/>
-          </w:rPr>
-          <w:t>عزرا 3: 7</w:t>
-        </w:r>
-      </w:hyperlink>
+      <w:r>
+        <w:rPr>
+          <w:rtl/>
+          <w:cs/>
+          <w:lang w:val="ar_AE" w:bidi="ar_AE"/>
+        </w:rPr>
+        <w:t>عزرا 3: 7</w:t>
+      </w:r>
       <w:r>
         <w:rPr>
           <w:rtl/>
@@ -830,20 +770,14 @@
         </w:rPr>
         <w:t xml:space="preserve">إن سيادة الله على الطبيعة موضوع محوري في كل سفر يونان (انظر </w:t>
       </w:r>
-      <w:hyperlink r:id="rId23">
-        <w:r>
-          <w:rPr>
-            <w:rtl/>
-            <w:cs/>
-            <w:lang w:val="ar_AE" w:bidi="ar_AE"/>
-          </w:rPr>
-          <w:rPr>
-            <w:color w:val="0000EE"/>
-            <w:u w:val="single"/>
-          </w:rPr>
-          <w:t>يونان 1: 4</w:t>
-        </w:r>
-      </w:hyperlink>
+      <w:r>
+        <w:rPr>
+          <w:rtl/>
+          <w:cs/>
+          <w:lang w:val="ar_AE" w:bidi="ar_AE"/>
+        </w:rPr>
+        <w:t>يونان 1: 4</w:t>
+      </w:r>
       <w:r>
         <w:rPr>
           <w:rtl/>
@@ -852,20 +786,14 @@
         </w:rPr>
         <w:t xml:space="preserve">، </w:t>
       </w:r>
-      <w:hyperlink r:id="rId24">
-        <w:r>
-          <w:rPr>
-            <w:rtl/>
-            <w:cs/>
-            <w:lang w:val="ar_AE" w:bidi="ar_AE"/>
-          </w:rPr>
-          <w:rPr>
-            <w:color w:val="0000EE"/>
-            <w:u w:val="single"/>
-          </w:rPr>
-          <w:t>9،</w:t>
-        </w:r>
-      </w:hyperlink>
+      <w:r>
+        <w:rPr>
+          <w:rtl/>
+          <w:cs/>
+          <w:lang w:val="ar_AE" w:bidi="ar_AE"/>
+        </w:rPr>
+        <w:t>9،</w:t>
+      </w:r>
       <w:r>
         <w:rPr>
           <w:rtl/>
@@ -874,20 +802,14 @@
         </w:rPr>
         <w:t xml:space="preserve"> </w:t>
       </w:r>
-      <w:hyperlink r:id="rId25">
-        <w:r>
-          <w:rPr>
-            <w:rtl/>
-            <w:cs/>
-            <w:lang w:val="ar_AE" w:bidi="ar_AE"/>
-          </w:rPr>
-          <w:rPr>
-            <w:color w:val="0000EE"/>
-            <w:u w:val="single"/>
-          </w:rPr>
-          <w:t>13–16،</w:t>
-        </w:r>
-      </w:hyperlink>
+      <w:r>
+        <w:rPr>
+          <w:rtl/>
+          <w:cs/>
+          <w:lang w:val="ar_AE" w:bidi="ar_AE"/>
+        </w:rPr>
+        <w:t>13–16،</w:t>
+      </w:r>
       <w:r>
         <w:rPr>
           <w:rtl/>
@@ -896,20 +818,14 @@
         </w:rPr>
         <w:t xml:space="preserve"> </w:t>
       </w:r>
-      <w:hyperlink r:id="rId26">
-        <w:r>
-          <w:rPr>
-            <w:rtl/>
-            <w:cs/>
-            <w:lang w:val="ar_AE" w:bidi="ar_AE"/>
-          </w:rPr>
-          <w:rPr>
-            <w:color w:val="0000EE"/>
-            <w:u w:val="single"/>
-          </w:rPr>
-          <w:t>17؛</w:t>
-        </w:r>
-      </w:hyperlink>
+      <w:r>
+        <w:rPr>
+          <w:rtl/>
+          <w:cs/>
+          <w:lang w:val="ar_AE" w:bidi="ar_AE"/>
+        </w:rPr>
+        <w:t>17؛</w:t>
+      </w:r>
       <w:r>
         <w:rPr>
           <w:rtl/>
@@ -918,20 +834,14 @@
         </w:rPr>
         <w:t xml:space="preserve"> </w:t>
       </w:r>
-      <w:hyperlink r:id="rId27">
-        <w:r>
-          <w:rPr>
-            <w:rtl/>
-            <w:cs/>
-            <w:lang w:val="ar_AE" w:bidi="ar_AE"/>
-          </w:rPr>
-          <w:rPr>
-            <w:color w:val="0000EE"/>
-            <w:u w:val="single"/>
-          </w:rPr>
-          <w:t>2: 3،</w:t>
-        </w:r>
-      </w:hyperlink>
+      <w:r>
+        <w:rPr>
+          <w:rtl/>
+          <w:cs/>
+          <w:lang w:val="ar_AE" w:bidi="ar_AE"/>
+        </w:rPr>
+        <w:t>2: 3،</w:t>
+      </w:r>
       <w:r>
         <w:rPr>
           <w:rtl/>
@@ -940,20 +850,14 @@
         </w:rPr>
         <w:t xml:space="preserve"> </w:t>
       </w:r>
-      <w:hyperlink r:id="rId28">
-        <w:r>
-          <w:rPr>
-            <w:rtl/>
-            <w:cs/>
-            <w:lang w:val="ar_AE" w:bidi="ar_AE"/>
-          </w:rPr>
-          <w:rPr>
-            <w:color w:val="0000EE"/>
-            <w:u w:val="single"/>
-          </w:rPr>
-          <w:t>10؛</w:t>
-        </w:r>
-      </w:hyperlink>
+      <w:r>
+        <w:rPr>
+          <w:rtl/>
+          <w:cs/>
+          <w:lang w:val="ar_AE" w:bidi="ar_AE"/>
+        </w:rPr>
+        <w:t>10؛</w:t>
+      </w:r>
       <w:r>
         <w:rPr>
           <w:rtl/>
@@ -962,20 +866,14 @@
         </w:rPr>
         <w:t xml:space="preserve"> </w:t>
       </w:r>
-      <w:hyperlink r:id="rId29">
-        <w:r>
-          <w:rPr>
-            <w:rtl/>
-            <w:cs/>
-            <w:lang w:val="ar_AE" w:bidi="ar_AE"/>
-          </w:rPr>
-          <w:rPr>
-            <w:color w:val="0000EE"/>
-            <w:u w:val="single"/>
-          </w:rPr>
-          <w:t>4: 6–7</w:t>
-        </w:r>
-      </w:hyperlink>
+      <w:r>
+        <w:rPr>
+          <w:rtl/>
+          <w:cs/>
+          <w:lang w:val="ar_AE" w:bidi="ar_AE"/>
+        </w:rPr>
+        <w:t>4: 6–7</w:t>
+      </w:r>
       <w:r>
         <w:rPr>
           <w:rtl/>
@@ -1051,20 +949,14 @@
         </w:rPr>
         <w:t>يُحتمل أن النوم الثقيل الذي غلب على يونان كان بتدبير من الله، حتى تبلغ الأزمة ذروتها، ويظهر عجز آلهة البحارة عن تقديم العون (</w:t>
       </w:r>
-      <w:hyperlink r:id="rId30">
-        <w:r>
-          <w:rPr>
-            <w:rtl/>
-            <w:cs/>
-            <w:lang w:val="ar_AE" w:bidi="ar_AE"/>
-          </w:rPr>
-          <w:rPr>
-            <w:color w:val="0000EE"/>
-            <w:u w:val="single"/>
-          </w:rPr>
-          <w:t>1: 6</w:t>
-        </w:r>
-      </w:hyperlink>
+      <w:r>
+        <w:rPr>
+          <w:rtl/>
+          <w:cs/>
+          <w:lang w:val="ar_AE" w:bidi="ar_AE"/>
+        </w:rPr>
+        <w:t>1: 6</w:t>
+      </w:r>
       <w:r>
         <w:rPr>
           <w:rtl/>
@@ -1140,20 +1032,14 @@
         </w:rPr>
         <w:t xml:space="preserve">سمح الله بإجراء القرعة لأغراض معينة (انظر </w:t>
       </w:r>
-      <w:hyperlink r:id="rId31">
-        <w:r>
-          <w:rPr>
-            <w:rtl/>
-            <w:cs/>
-            <w:lang w:val="ar_AE" w:bidi="ar_AE"/>
-          </w:rPr>
-          <w:rPr>
-            <w:color w:val="0000EE"/>
-            <w:u w:val="single"/>
-          </w:rPr>
-          <w:t>لاويين 16: 8</w:t>
-        </w:r>
-      </w:hyperlink>
+      <w:r>
+        <w:rPr>
+          <w:rtl/>
+          <w:cs/>
+          <w:lang w:val="ar_AE" w:bidi="ar_AE"/>
+        </w:rPr>
+        <w:t>لاويين 16: 8</w:t>
+      </w:r>
       <w:r>
         <w:rPr>
           <w:rtl/>
@@ -1162,20 +1048,14 @@
         </w:rPr>
         <w:t xml:space="preserve">؛ </w:t>
       </w:r>
-      <w:hyperlink r:id="rId32">
-        <w:r>
-          <w:rPr>
-            <w:rtl/>
-            <w:cs/>
-            <w:lang w:val="ar_AE" w:bidi="ar_AE"/>
-          </w:rPr>
-          <w:rPr>
-            <w:color w:val="0000EE"/>
-            <w:u w:val="single"/>
-          </w:rPr>
-          <w:t>يشوع 18: 6</w:t>
-        </w:r>
-      </w:hyperlink>
+      <w:r>
+        <w:rPr>
+          <w:rtl/>
+          <w:cs/>
+          <w:lang w:val="ar_AE" w:bidi="ar_AE"/>
+        </w:rPr>
+        <w:t>يشوع 18: 6</w:t>
+      </w:r>
       <w:r>
         <w:rPr>
           <w:rtl/>
@@ -1184,20 +1064,14 @@
         </w:rPr>
         <w:t xml:space="preserve">؛ </w:t>
       </w:r>
-      <w:hyperlink r:id="rId33">
-        <w:r>
-          <w:rPr>
-            <w:rtl/>
-            <w:cs/>
-            <w:lang w:val="ar_AE" w:bidi="ar_AE"/>
-          </w:rPr>
-          <w:rPr>
-            <w:color w:val="0000EE"/>
-            <w:u w:val="single"/>
-          </w:rPr>
-          <w:t>1أخبار الأيام 26: 12–16</w:t>
-        </w:r>
-      </w:hyperlink>
+      <w:r>
+        <w:rPr>
+          <w:rtl/>
+          <w:cs/>
+          <w:lang w:val="ar_AE" w:bidi="ar_AE"/>
+        </w:rPr>
+        <w:t>1أخبار الأيام 26: 12–16</w:t>
+      </w:r>
       <w:r>
         <w:rPr>
           <w:rtl/>
@@ -1206,20 +1080,14 @@
         </w:rPr>
         <w:t xml:space="preserve">؛ </w:t>
       </w:r>
-      <w:hyperlink r:id="rId34">
-        <w:r>
-          <w:rPr>
-            <w:rtl/>
-            <w:cs/>
-            <w:lang w:val="ar_AE" w:bidi="ar_AE"/>
-          </w:rPr>
-          <w:rPr>
-            <w:color w:val="0000EE"/>
-            <w:u w:val="single"/>
-          </w:rPr>
-          <w:t>أعمال الرسل 1:26</w:t>
-        </w:r>
-      </w:hyperlink>
+      <w:r>
+        <w:rPr>
+          <w:rtl/>
+          <w:cs/>
+          <w:lang w:val="ar_AE" w:bidi="ar_AE"/>
+        </w:rPr>
+        <w:t>أعمال الرسل 1:26</w:t>
+      </w:r>
       <w:r>
         <w:rPr>
           <w:rtl/>
@@ -1228,20 +1096,14 @@
         </w:rPr>
         <w:t>)؛ غير أن ممارسة العرافة عمومًا، كما كانت شائعة في ثقافات العالم القديم، تُعد أمرًا مكروهًا لدى الرب (</w:t>
       </w:r>
-      <w:hyperlink r:id="rId35">
-        <w:r>
-          <w:rPr>
-            <w:rtl/>
-            <w:cs/>
-            <w:lang w:val="ar_AE" w:bidi="ar_AE"/>
-          </w:rPr>
-          <w:rPr>
-            <w:color w:val="0000EE"/>
-            <w:u w:val="single"/>
-          </w:rPr>
-          <w:t>تثنية 18:9–13</w:t>
-        </w:r>
-      </w:hyperlink>
+      <w:r>
+        <w:rPr>
+          <w:rtl/>
+          <w:cs/>
+          <w:lang w:val="ar_AE" w:bidi="ar_AE"/>
+        </w:rPr>
+        <w:t>تثنية 18:9–13</w:t>
+      </w:r>
       <w:r>
         <w:rPr>
           <w:rtl/>
@@ -1341,20 +1203,14 @@
         </w:rPr>
         <w:t xml:space="preserve">: انظر أيضًا </w:t>
       </w:r>
-      <w:hyperlink r:id="rId36">
-        <w:r>
-          <w:rPr>
-            <w:rtl/>
-            <w:cs/>
-            <w:lang w:val="ar_AE" w:bidi="ar_AE"/>
-          </w:rPr>
-          <w:rPr>
-            <w:color w:val="0000EE"/>
-            <w:u w:val="single"/>
-          </w:rPr>
-          <w:t>تكوين 41: 12</w:t>
-        </w:r>
-      </w:hyperlink>
+      <w:r>
+        <w:rPr>
+          <w:rtl/>
+          <w:cs/>
+          <w:lang w:val="ar_AE" w:bidi="ar_AE"/>
+        </w:rPr>
+        <w:t>تكوين 41: 12</w:t>
+      </w:r>
       <w:r>
         <w:rPr>
           <w:rtl/>
@@ -1363,20 +1219,14 @@
         </w:rPr>
         <w:t xml:space="preserve">؛ </w:t>
       </w:r>
-      <w:hyperlink r:id="rId37">
-        <w:r>
-          <w:rPr>
-            <w:rtl/>
-            <w:cs/>
-            <w:lang w:val="ar_AE" w:bidi="ar_AE"/>
-          </w:rPr>
-          <w:rPr>
-            <w:color w:val="0000EE"/>
-            <w:u w:val="single"/>
-          </w:rPr>
-          <w:t>خروج 1: 15</w:t>
-        </w:r>
-      </w:hyperlink>
+      <w:r>
+        <w:rPr>
+          <w:rtl/>
+          <w:cs/>
+          <w:lang w:val="ar_AE" w:bidi="ar_AE"/>
+        </w:rPr>
+        <w:t>خروج 1: 15</w:t>
+      </w:r>
       <w:r>
         <w:rPr>
           <w:rtl/>
@@ -1385,20 +1235,14 @@
         </w:rPr>
         <w:t xml:space="preserve">؛ </w:t>
       </w:r>
-      <w:hyperlink r:id="rId38">
-        <w:r>
-          <w:rPr>
-            <w:rtl/>
-            <w:cs/>
-            <w:lang w:val="ar_AE" w:bidi="ar_AE"/>
-          </w:rPr>
-          <w:rPr>
-            <w:color w:val="0000EE"/>
-            <w:u w:val="single"/>
-          </w:rPr>
-          <w:t>2: 11</w:t>
-        </w:r>
-      </w:hyperlink>
+      <w:r>
+        <w:rPr>
+          <w:rtl/>
+          <w:cs/>
+          <w:lang w:val="ar_AE" w:bidi="ar_AE"/>
+        </w:rPr>
+        <w:t>2: 11</w:t>
+      </w:r>
       <w:r>
         <w:rPr>
           <w:rtl/>
@@ -1441,20 +1285,14 @@
         </w:rPr>
         <w:t xml:space="preserve"> وله السيادة المطلقة عليهما. كانت المعتقدات السائدة آنذاك أن العديد من الآلهة لها ولاية أو سلطة في مجالات بعينها وتضطلع بمهام محددة لفرض سيطرتها. أما لقب "إله السماوات" فهو يشير إلى ارتفاع هذا الإله فوق جميع الآلهة، حيث إن السماء هي أسمى العوالم. ولطالما يؤكد العهد القديم أن الرب وحده هو الإله الحق (انظر، على سبيل المثال، </w:t>
       </w:r>
-      <w:hyperlink r:id="rId39">
-        <w:r>
-          <w:rPr>
-            <w:rtl/>
-            <w:cs/>
-            <w:lang w:val="ar_AE" w:bidi="ar_AE"/>
-          </w:rPr>
-          <w:rPr>
-            <w:color w:val="0000EE"/>
-            <w:u w:val="single"/>
-          </w:rPr>
-          <w:t>تثنية 6: 4</w:t>
-        </w:r>
-      </w:hyperlink>
+      <w:r>
+        <w:rPr>
+          <w:rtl/>
+          <w:cs/>
+          <w:lang w:val="ar_AE" w:bidi="ar_AE"/>
+        </w:rPr>
+        <w:t>تثنية 6: 4</w:t>
+      </w:r>
       <w:r>
         <w:rPr>
           <w:rtl/>
@@ -1463,20 +1301,14 @@
         </w:rPr>
         <w:t xml:space="preserve">)، بينما في بعض الأحيان يستخدم تعبيرات تُظهر تفوقه وسموه على الآلهة الزائفة التي كانت تسيطر على خيالات الشعوب الوثنية (انظر </w:t>
       </w:r>
-      <w:hyperlink r:id="rId40">
-        <w:r>
-          <w:rPr>
-            <w:rtl/>
-            <w:cs/>
-            <w:lang w:val="ar_AE" w:bidi="ar_AE"/>
-          </w:rPr>
-          <w:rPr>
-            <w:color w:val="0000EE"/>
-            <w:u w:val="single"/>
-          </w:rPr>
-          <w:t>مزمور 95: 3–5</w:t>
-        </w:r>
-      </w:hyperlink>
+      <w:r>
+        <w:rPr>
+          <w:rtl/>
+          <w:cs/>
+          <w:lang w:val="ar_AE" w:bidi="ar_AE"/>
+        </w:rPr>
+        <w:t>مزمور 95: 3–5</w:t>
+      </w:r>
       <w:r>
         <w:rPr>
           <w:rtl/>
@@ -1710,20 +1542,14 @@
         </w:rPr>
         <w:t xml:space="preserve">فخاف الرجال....خوفًا عظيمًا: إن إظهار الله لسلطانه على البحر الهائج دفع البحارة إلى تقديم العبادة له. مع أن تقديم الذبائح والنذور هو جزء من طقوس العبادة في إسرائيل (مثلًا، </w:t>
       </w:r>
-      <w:hyperlink r:id="rId41">
-        <w:r>
-          <w:rPr>
-            <w:rtl/>
-            <w:cs/>
-            <w:lang w:val="ar_AE" w:bidi="ar_AE"/>
-          </w:rPr>
-          <w:rPr>
-            <w:color w:val="0000EE"/>
-            <w:u w:val="single"/>
-          </w:rPr>
-          <w:t>مز 116: 17- 18</w:t>
-        </w:r>
-      </w:hyperlink>
+      <w:r>
+        <w:rPr>
+          <w:rtl/>
+          <w:cs/>
+          <w:lang w:val="ar_AE" w:bidi="ar_AE"/>
+        </w:rPr>
+        <w:t>مز 116: 17- 18</w:t>
+      </w:r>
       <w:r>
         <w:rPr>
           <w:rtl/>
@@ -1815,20 +1641,14 @@
         </w:rPr>
         <w:t>يرى بعض النُقاد أن نجاة يونان من الموت في جوف الحوت أمر مستحيل. لكن هذا التشكيك يتعارض مع أحد المحاور اللاهوتية الرئيسة في هذا السفر - وهو سيادة الله المطلقة على الطبيعة. فإذا كنا نؤمن أن الله موجود، وخالق للطبيعة ومتحكم فيها (</w:t>
       </w:r>
-      <w:hyperlink r:id="rId24">
-        <w:r>
-          <w:rPr>
-            <w:rtl/>
-            <w:cs/>
-            <w:lang w:val="ar_AE" w:bidi="ar_AE"/>
-          </w:rPr>
-          <w:rPr>
-            <w:color w:val="0000EE"/>
-            <w:u w:val="single"/>
-          </w:rPr>
-          <w:t>1:9</w:t>
-        </w:r>
-      </w:hyperlink>
+      <w:r>
+        <w:rPr>
+          <w:rtl/>
+          <w:cs/>
+          <w:lang w:val="ar_AE" w:bidi="ar_AE"/>
+        </w:rPr>
+        <w:t>1:9</w:t>
+      </w:r>
       <w:r>
         <w:rPr>
           <w:rtl/>
@@ -1837,20 +1657,14 @@
         </w:rPr>
         <w:t xml:space="preserve">، </w:t>
       </w:r>
-      <w:hyperlink r:id="rId42">
-        <w:r>
-          <w:rPr>
-            <w:rtl/>
-            <w:cs/>
-            <w:lang w:val="ar_AE" w:bidi="ar_AE"/>
-          </w:rPr>
-          <w:rPr>
-            <w:color w:val="0000EE"/>
-            <w:u w:val="single"/>
-          </w:rPr>
-          <w:t>16</w:t>
-        </w:r>
-      </w:hyperlink>
+      <w:r>
+        <w:rPr>
+          <w:rtl/>
+          <w:cs/>
+          <w:lang w:val="ar_AE" w:bidi="ar_AE"/>
+        </w:rPr>
+        <w:t>16</w:t>
+      </w:r>
       <w:r>
         <w:rPr>
           <w:rtl/>
@@ -1859,20 +1673,14 @@
         </w:rPr>
         <w:t xml:space="preserve">؛ انظر أيضًا </w:t>
       </w:r>
-      <w:hyperlink r:id="rId43">
-        <w:r>
-          <w:rPr>
-            <w:rtl/>
-            <w:cs/>
-            <w:lang w:val="ar_AE" w:bidi="ar_AE"/>
-          </w:rPr>
-          <w:rPr>
-            <w:color w:val="0000EE"/>
-            <w:u w:val="single"/>
-          </w:rPr>
-          <w:t>تكوين 1: 21</w:t>
-        </w:r>
-      </w:hyperlink>
+      <w:r>
+        <w:rPr>
+          <w:rtl/>
+          <w:cs/>
+          <w:lang w:val="ar_AE" w:bidi="ar_AE"/>
+        </w:rPr>
+        <w:t>تكوين 1: 21</w:t>
+      </w:r>
       <w:r>
         <w:rPr>
           <w:rtl/>
@@ -1897,20 +1705,14 @@
         </w:rPr>
         <w:t xml:space="preserve">(قارن </w:t>
       </w:r>
-      <w:hyperlink r:id="rId44">
-        <w:r>
-          <w:rPr>
-            <w:rtl/>
-            <w:cs/>
-            <w:lang w:val="ar_AE" w:bidi="ar_AE"/>
-          </w:rPr>
-          <w:rPr>
-            <w:color w:val="0000EE"/>
-            <w:u w:val="single"/>
-          </w:rPr>
-          <w:t>دانيال 3: 14–27</w:t>
-        </w:r>
-      </w:hyperlink>
+      <w:r>
+        <w:rPr>
+          <w:rtl/>
+          <w:cs/>
+          <w:lang w:val="ar_AE" w:bidi="ar_AE"/>
+        </w:rPr>
+        <w:t>دانيال 3: 14–27</w:t>
+      </w:r>
       <w:r>
         <w:rPr>
           <w:rtl/>
@@ -1919,20 +1721,14 @@
         </w:rPr>
         <w:t>). من ناحية أخرى، هناك أنواع معينة من الكائنات البحرية ضخمة بما يكفي لتفي بالغرض (مثل الحيتان والقروش)، وقد سُجلت حوادث مماثلة في العصر الحديث. • أشار يسوع لاحقًا إلى مكوث يونان في جوف الحوت ثلاثة أيام وثلاث ليالٍ عند التنبؤ بمدة بقائه في القبر (</w:t>
       </w:r>
-      <w:hyperlink r:id="rId45">
-        <w:r>
-          <w:rPr>
-            <w:rtl/>
-            <w:cs/>
-            <w:lang w:val="ar_AE" w:bidi="ar_AE"/>
-          </w:rPr>
-          <w:rPr>
-            <w:color w:val="0000EE"/>
-            <w:u w:val="single"/>
-          </w:rPr>
-          <w:t>متى 12: 39–41</w:t>
-        </w:r>
-      </w:hyperlink>
+      <w:r>
+        <w:rPr>
+          <w:rtl/>
+          <w:cs/>
+          <w:lang w:val="ar_AE" w:bidi="ar_AE"/>
+        </w:rPr>
+        <w:t>متى 12: 39–41</w:t>
+      </w:r>
       <w:r>
         <w:rPr>
           <w:rtl/>
@@ -1941,20 +1737,14 @@
         </w:rPr>
         <w:t xml:space="preserve">). • كلمة "أعد" هنا هي الأولى من أربع مرات ترد فيها نفس الكلمة العبرية في السفر (انظر </w:t>
       </w:r>
-      <w:hyperlink r:id="rId46">
-        <w:r>
-          <w:rPr>
-            <w:rtl/>
-            <w:cs/>
-            <w:lang w:val="ar_AE" w:bidi="ar_AE"/>
-          </w:rPr>
-          <w:rPr>
-            <w:color w:val="0000EE"/>
-            <w:u w:val="single"/>
-          </w:rPr>
-          <w:t>يونان 4:6</w:t>
-        </w:r>
-      </w:hyperlink>
+      <w:r>
+        <w:rPr>
+          <w:rtl/>
+          <w:cs/>
+          <w:lang w:val="ar_AE" w:bidi="ar_AE"/>
+        </w:rPr>
+        <w:t>يونان 4:6</w:t>
+      </w:r>
       <w:r>
         <w:rPr>
           <w:rtl/>
@@ -1963,20 +1753,14 @@
         </w:rPr>
         <w:t xml:space="preserve">، </w:t>
       </w:r>
-      <w:hyperlink r:id="rId47">
-        <w:r>
-          <w:rPr>
-            <w:rtl/>
-            <w:cs/>
-            <w:lang w:val="ar_AE" w:bidi="ar_AE"/>
-          </w:rPr>
-          <w:rPr>
-            <w:color w:val="0000EE"/>
-            <w:u w:val="single"/>
-          </w:rPr>
-          <w:t>7</w:t>
-        </w:r>
-      </w:hyperlink>
+      <w:r>
+        <w:rPr>
+          <w:rtl/>
+          <w:cs/>
+          <w:lang w:val="ar_AE" w:bidi="ar_AE"/>
+        </w:rPr>
+        <w:t>7</w:t>
+      </w:r>
       <w:r>
         <w:rPr>
           <w:rtl/>
@@ -1985,20 +1769,14 @@
         </w:rPr>
         <w:t xml:space="preserve">، </w:t>
       </w:r>
-      <w:hyperlink r:id="rId48">
-        <w:r>
-          <w:rPr>
-            <w:rtl/>
-            <w:cs/>
-            <w:lang w:val="ar_AE" w:bidi="ar_AE"/>
-          </w:rPr>
-          <w:rPr>
-            <w:color w:val="0000EE"/>
-            <w:u w:val="single"/>
-          </w:rPr>
-          <w:t>8</w:t>
-        </w:r>
-      </w:hyperlink>
+      <w:r>
+        <w:rPr>
+          <w:rtl/>
+          <w:cs/>
+          <w:lang w:val="ar_AE" w:bidi="ar_AE"/>
+        </w:rPr>
+        <w:t>8</w:t>
+      </w:r>
       <w:r>
         <w:rPr>
           <w:rtl/>
@@ -2158,20 +1936,14 @@
         </w:rPr>
         <w:t xml:space="preserve">): كان يُعتقد أن الهاوية هي مقر الأموات (انظر </w:t>
       </w:r>
-      <w:hyperlink r:id="rId49">
-        <w:r>
-          <w:rPr>
-            <w:rtl/>
-            <w:cs/>
-            <w:lang w:val="ar_AE" w:bidi="ar_AE"/>
-          </w:rPr>
-          <w:rPr>
-            <w:color w:val="0000EE"/>
-            <w:u w:val="single"/>
-          </w:rPr>
-          <w:t>إشعياء 14:15</w:t>
-        </w:r>
-      </w:hyperlink>
+      <w:r>
+        <w:rPr>
+          <w:rtl/>
+          <w:cs/>
+          <w:lang w:val="ar_AE" w:bidi="ar_AE"/>
+        </w:rPr>
+        <w:t>إشعياء 14:15</w:t>
+      </w:r>
       <w:r>
         <w:rPr>
           <w:rtl/>
@@ -2180,20 +1952,14 @@
         </w:rPr>
         <w:t xml:space="preserve">؛ </w:t>
       </w:r>
-      <w:hyperlink r:id="rId50">
-        <w:r>
-          <w:rPr>
-            <w:rtl/>
-            <w:cs/>
-            <w:lang w:val="ar_AE" w:bidi="ar_AE"/>
-          </w:rPr>
-          <w:rPr>
-            <w:color w:val="0000EE"/>
-            <w:u w:val="single"/>
-          </w:rPr>
-          <w:t>حزقيال 31: 15–17</w:t>
-        </w:r>
-      </w:hyperlink>
+      <w:r>
+        <w:rPr>
+          <w:rtl/>
+          <w:cs/>
+          <w:lang w:val="ar_AE" w:bidi="ar_AE"/>
+        </w:rPr>
+        <w:t>حزقيال 31: 15–17</w:t>
+      </w:r>
       <w:r>
         <w:rPr>
           <w:rtl/>
@@ -2269,20 +2035,14 @@
         </w:rPr>
         <w:t>نادى يونان الرب في ضيقه، وهو على شفَا الغرق، طالبًا معونته وحياة من لدنه وإشراق وجهه عليه من جديد. ومن المفارقة أن يتهم يونان الرب بطرده من حضرته، حين كان هو نفسه قد فر من وجه الرب إلى ترشيش (</w:t>
       </w:r>
-      <w:hyperlink r:id="rId51">
-        <w:r>
-          <w:rPr>
-            <w:rtl/>
-            <w:cs/>
-            <w:lang w:val="ar_AE" w:bidi="ar_AE"/>
-          </w:rPr>
-          <w:rPr>
-            <w:color w:val="0000EE"/>
-            <w:u w:val="single"/>
-          </w:rPr>
-          <w:t>1:3</w:t>
-        </w:r>
-      </w:hyperlink>
+      <w:r>
+        <w:rPr>
+          <w:rtl/>
+          <w:cs/>
+          <w:lang w:val="ar_AE" w:bidi="ar_AE"/>
+        </w:rPr>
+        <w:t>1:3</w:t>
+      </w:r>
       <w:r>
         <w:rPr>
           <w:rtl/>
@@ -2307,20 +2067,14 @@
         </w:rPr>
         <w:t xml:space="preserve">: يحتمل أن يكون يونان واثقًا من نجاته وبذلك فإنه يشير إلى أنه سيعود ليتعبد مجددًا في هيكل أورشليم، أو أنه كان ينادي الرب في هيكله من أعماق البحر (قارن </w:t>
       </w:r>
-      <w:hyperlink r:id="rId52">
-        <w:r>
-          <w:rPr>
-            <w:rtl/>
-            <w:cs/>
-            <w:lang w:val="ar_AE" w:bidi="ar_AE"/>
-          </w:rPr>
-          <w:rPr>
-            <w:color w:val="0000EE"/>
-            <w:u w:val="single"/>
-          </w:rPr>
-          <w:t>2:7</w:t>
-        </w:r>
-      </w:hyperlink>
+      <w:r>
+        <w:rPr>
+          <w:rtl/>
+          <w:cs/>
+          <w:lang w:val="ar_AE" w:bidi="ar_AE"/>
+        </w:rPr>
+        <w:t>2:7</w:t>
+      </w:r>
       <w:r>
         <w:rPr>
           <w:rtl/>
@@ -2412,20 +2166,14 @@
         </w:rPr>
         <w:t xml:space="preserve">) تظهر مفاهيم قديمة للعالم السفلي، حيث يُعتقد أن الموتى في أعماق الأرض (انظر أيضًا </w:t>
       </w:r>
-      <w:hyperlink r:id="rId53">
-        <w:r>
-          <w:rPr>
-            <w:rtl/>
-            <w:cs/>
-            <w:lang w:val="ar_AE" w:bidi="ar_AE"/>
-          </w:rPr>
-          <w:rPr>
-            <w:color w:val="0000EE"/>
-            <w:u w:val="single"/>
-          </w:rPr>
-          <w:t>2:2</w:t>
-        </w:r>
-      </w:hyperlink>
+      <w:r>
+        <w:rPr>
+          <w:rtl/>
+          <w:cs/>
+          <w:lang w:val="ar_AE" w:bidi="ar_AE"/>
+        </w:rPr>
+        <w:t>2:2</w:t>
+      </w:r>
       <w:r>
         <w:rPr>
           <w:rtl/>
@@ -2543,20 +2291,14 @@
         </w:rPr>
         <w:t>ذكرت الرب: في هذا السياق، تعني عبارة يونان "وجهت قلبي إلى الرب في الصلاة." • فجاءت إليك صلاتي إلى هيكل قدسك: رُغم أن الله حاضر في كل مكان وفي كل زمان، فإن الهيكل كان يُعد موضع سُكنى الله الخاص في عبادة بني إسرائيل، (</w:t>
       </w:r>
-      <w:hyperlink r:id="rId16">
-        <w:r>
-          <w:rPr>
-            <w:rtl/>
-            <w:cs/>
-            <w:lang w:val="ar_AE" w:bidi="ar_AE"/>
-          </w:rPr>
-          <w:rPr>
-            <w:color w:val="0000EE"/>
-            <w:u w:val="single"/>
-          </w:rPr>
-          <w:t>مز 139:7–10؛</w:t>
-        </w:r>
-      </w:hyperlink>
+      <w:r>
+        <w:rPr>
+          <w:rtl/>
+          <w:cs/>
+          <w:lang w:val="ar_AE" w:bidi="ar_AE"/>
+        </w:rPr>
+        <w:t>مز 139:7–10؛</w:t>
+      </w:r>
       <w:r>
         <w:rPr>
           <w:rtl/>
@@ -2565,20 +2307,14 @@
         </w:rPr>
         <w:t xml:space="preserve"> </w:t>
       </w:r>
-      <w:hyperlink r:id="rId54">
-        <w:r>
-          <w:rPr>
-            <w:rtl/>
-            <w:cs/>
-            <w:lang w:val="ar_AE" w:bidi="ar_AE"/>
-          </w:rPr>
-          <w:rPr>
-            <w:color w:val="0000EE"/>
-            <w:u w:val="single"/>
-          </w:rPr>
-          <w:t>إرميا 23:23–24</w:t>
-        </w:r>
-      </w:hyperlink>
+      <w:r>
+        <w:rPr>
+          <w:rtl/>
+          <w:cs/>
+          <w:lang w:val="ar_AE" w:bidi="ar_AE"/>
+        </w:rPr>
+        <w:t>إرميا 23:23–24</w:t>
+      </w:r>
       <w:r>
         <w:rPr>
           <w:rtl/>
@@ -2654,20 +2390,14 @@
         </w:rPr>
         <w:t xml:space="preserve">نلاحظ تشابهًا بين خاتمة تسبحة يونان وما ورد في </w:t>
       </w:r>
-      <w:hyperlink r:id="rId42">
-        <w:r>
-          <w:rPr>
-            <w:rtl/>
-            <w:cs/>
-            <w:lang w:val="ar_AE" w:bidi="ar_AE"/>
-          </w:rPr>
-          <w:rPr>
-            <w:color w:val="0000EE"/>
-            <w:u w:val="single"/>
-          </w:rPr>
-          <w:t>1:16؛</w:t>
-        </w:r>
-      </w:hyperlink>
+      <w:r>
+        <w:rPr>
+          <w:rtl/>
+          <w:cs/>
+          <w:lang w:val="ar_AE" w:bidi="ar_AE"/>
+        </w:rPr>
+        <w:t>1:16؛</w:t>
+      </w:r>
       <w:r>
         <w:rPr>
           <w:rtl/>
@@ -2743,20 +2473,14 @@
         </w:rPr>
         <w:t xml:space="preserve">يبدأ الجزء الثاني من السفر بنفس الطريقة التي بدأ بها الجزء الأول (انظر </w:t>
       </w:r>
-      <w:hyperlink r:id="rId55">
-        <w:r>
-          <w:rPr>
-            <w:rtl/>
-            <w:cs/>
-            <w:lang w:val="ar_AE" w:bidi="ar_AE"/>
-          </w:rPr>
-          <w:rPr>
-            <w:color w:val="0000EE"/>
-            <w:u w:val="single"/>
-          </w:rPr>
-          <w:t>1:1–2</w:t>
-        </w:r>
-      </w:hyperlink>
+      <w:r>
+        <w:rPr>
+          <w:rtl/>
+          <w:cs/>
+          <w:lang w:val="ar_AE" w:bidi="ar_AE"/>
+        </w:rPr>
+        <w:t>1:1–2</w:t>
+      </w:r>
       <w:r>
         <w:rPr>
           <w:rtl/>
@@ -2912,20 +2636,14 @@
         </w:rPr>
         <w:t>أما نينوى فكانت مدينة عظيمة لله مسيرة ثلاثة أيام: فقد أراد الله أن يخلص هذه المدينة الشاسعة المليئة بالموارد البشرية والطبيعية بدلًا من إهلاكها (</w:t>
       </w:r>
-      <w:hyperlink r:id="rId56">
-        <w:r>
-          <w:rPr>
-            <w:rtl/>
-            <w:cs/>
-            <w:lang w:val="ar_AE" w:bidi="ar_AE"/>
-          </w:rPr>
-          <w:rPr>
-            <w:color w:val="0000EE"/>
-            <w:u w:val="single"/>
-          </w:rPr>
-          <w:t>4:11</w:t>
-        </w:r>
-      </w:hyperlink>
+      <w:r>
+        <w:rPr>
+          <w:rtl/>
+          <w:cs/>
+          <w:lang w:val="ar_AE" w:bidi="ar_AE"/>
+        </w:rPr>
+        <w:t>4:11</w:t>
+      </w:r>
       <w:r>
         <w:rPr>
           <w:rtl/>
@@ -2934,20 +2652,14 @@
         </w:rPr>
         <w:t xml:space="preserve">). وهذا بالضبط ما قاومه يونان بشدة (انظر </w:t>
       </w:r>
-      <w:hyperlink r:id="rId20">
-        <w:r>
-          <w:rPr>
-            <w:rtl/>
-            <w:cs/>
-            <w:lang w:val="ar_AE" w:bidi="ar_AE"/>
-          </w:rPr>
-          <w:rPr>
-            <w:color w:val="0000EE"/>
-            <w:u w:val="single"/>
-          </w:rPr>
-          <w:t>4: 2</w:t>
-        </w:r>
-      </w:hyperlink>
+      <w:r>
+        <w:rPr>
+          <w:rtl/>
+          <w:cs/>
+          <w:lang w:val="ar_AE" w:bidi="ar_AE"/>
+        </w:rPr>
+        <w:t>4: 2</w:t>
+      </w:r>
       <w:r>
         <w:rPr>
           <w:rtl/>
@@ -2956,20 +2668,14 @@
         </w:rPr>
         <w:t xml:space="preserve">، </w:t>
       </w:r>
-      <w:hyperlink r:id="rId57">
-        <w:r>
-          <w:rPr>
-            <w:rtl/>
-            <w:cs/>
-            <w:lang w:val="ar_AE" w:bidi="ar_AE"/>
-          </w:rPr>
-          <w:rPr>
-            <w:color w:val="0000EE"/>
-            <w:u w:val="single"/>
-          </w:rPr>
-          <w:t>10–11</w:t>
-        </w:r>
-      </w:hyperlink>
+      <w:r>
+        <w:rPr>
+          <w:rtl/>
+          <w:cs/>
+          <w:lang w:val="ar_AE" w:bidi="ar_AE"/>
+        </w:rPr>
+        <w:t>10–11</w:t>
+      </w:r>
       <w:r>
         <w:rPr>
           <w:rtl/>
@@ -3053,20 +2759,14 @@
         </w:rPr>
         <w:t xml:space="preserve">! لم تتضمن رسالة يونان - على ما يبدو - أي شرط أو احتمال للنجاة - مثل "ولكن إذا تبتم، فإن الله لن يفنيكم" (لاحظ حَيْرة الملك في </w:t>
       </w:r>
-      <w:hyperlink r:id="rId58">
-        <w:r>
-          <w:rPr>
-            <w:rtl/>
-            <w:cs/>
-            <w:lang w:val="ar_AE" w:bidi="ar_AE"/>
-          </w:rPr>
-          <w:rPr>
-            <w:color w:val="0000EE"/>
-            <w:u w:val="single"/>
-          </w:rPr>
-          <w:t>3:9</w:t>
-        </w:r>
-      </w:hyperlink>
+      <w:r>
+        <w:rPr>
+          <w:rtl/>
+          <w:cs/>
+          <w:lang w:val="ar_AE" w:bidi="ar_AE"/>
+        </w:rPr>
+        <w:t>3:9</w:t>
+      </w:r>
       <w:r>
         <w:rPr>
           <w:rtl/>
@@ -3075,20 +2775,14 @@
         </w:rPr>
         <w:t>). غير أن يونان كان يعلم تمامًا برغبة الله في توبة الناس لا إهلاكهم (</w:t>
       </w:r>
-      <w:hyperlink r:id="rId59">
-        <w:r>
-          <w:rPr>
-            <w:rtl/>
-            <w:cs/>
-            <w:lang w:val="ar_AE" w:bidi="ar_AE"/>
-          </w:rPr>
-          <w:rPr>
-            <w:color w:val="0000EE"/>
-            <w:u w:val="single"/>
-          </w:rPr>
-          <w:t>3:10</w:t>
-        </w:r>
-      </w:hyperlink>
+      <w:r>
+        <w:rPr>
+          <w:rtl/>
+          <w:cs/>
+          <w:lang w:val="ar_AE" w:bidi="ar_AE"/>
+        </w:rPr>
+        <w:t>3:10</w:t>
+      </w:r>
       <w:r>
         <w:rPr>
           <w:rtl/>
@@ -3097,20 +2791,14 @@
         </w:rPr>
         <w:t xml:space="preserve">؛ </w:t>
       </w:r>
-      <w:hyperlink r:id="rId20">
-        <w:r>
-          <w:rPr>
-            <w:rtl/>
-            <w:cs/>
-            <w:lang w:val="ar_AE" w:bidi="ar_AE"/>
-          </w:rPr>
-          <w:rPr>
-            <w:color w:val="0000EE"/>
-            <w:u w:val="single"/>
-          </w:rPr>
-          <w:t>4:2</w:t>
-        </w:r>
-      </w:hyperlink>
+      <w:r>
+        <w:rPr>
+          <w:rtl/>
+          <w:cs/>
+          <w:lang w:val="ar_AE" w:bidi="ar_AE"/>
+        </w:rPr>
+        <w:t>4:2</w:t>
+      </w:r>
       <w:r>
         <w:rPr>
           <w:rtl/>
@@ -3186,20 +2874,14 @@
         </w:rPr>
         <w:t xml:space="preserve">للمرة الثانية في هذا السفر القصير، يستجيب الوثنيون استجابة إيجابية لنداء الرب (قارن </w:t>
       </w:r>
-      <w:hyperlink r:id="rId42">
-        <w:r>
-          <w:rPr>
-            <w:rtl/>
-            <w:cs/>
-            <w:lang w:val="ar_AE" w:bidi="ar_AE"/>
-          </w:rPr>
-          <w:rPr>
-            <w:color w:val="0000EE"/>
-            <w:u w:val="single"/>
-          </w:rPr>
-          <w:t>1:16</w:t>
-        </w:r>
-      </w:hyperlink>
+      <w:r>
+        <w:rPr>
+          <w:rtl/>
+          <w:cs/>
+          <w:lang w:val="ar_AE" w:bidi="ar_AE"/>
+        </w:rPr>
+        <w:t>1:16</w:t>
+      </w:r>
       <w:r>
         <w:rPr>
           <w:rtl/>
@@ -3208,20 +2890,14 @@
         </w:rPr>
         <w:t xml:space="preserve">). • في إسرائيل القديمة، كان الصيام غالبًا ما يقترن بالصلاة والتوبة في أوقات الشدة (انظر </w:t>
       </w:r>
-      <w:hyperlink r:id="rId60">
-        <w:r>
-          <w:rPr>
-            <w:rtl/>
-            <w:cs/>
-            <w:lang w:val="ar_AE" w:bidi="ar_AE"/>
-          </w:rPr>
-          <w:rPr>
-            <w:color w:val="0000EE"/>
-            <w:u w:val="single"/>
-          </w:rPr>
-          <w:t>2صموئيل 1:12</w:t>
-        </w:r>
-      </w:hyperlink>
+      <w:r>
+        <w:rPr>
+          <w:rtl/>
+          <w:cs/>
+          <w:lang w:val="ar_AE" w:bidi="ar_AE"/>
+        </w:rPr>
+        <w:t>2صموئيل 1:12</w:t>
+      </w:r>
       <w:r>
         <w:rPr>
           <w:rtl/>
@@ -3230,20 +2906,14 @@
         </w:rPr>
         <w:t xml:space="preserve">؛ </w:t>
       </w:r>
-      <w:hyperlink r:id="rId61">
-        <w:r>
-          <w:rPr>
-            <w:rtl/>
-            <w:cs/>
-            <w:lang w:val="ar_AE" w:bidi="ar_AE"/>
-          </w:rPr>
-          <w:rPr>
-            <w:color w:val="0000EE"/>
-            <w:u w:val="single"/>
-          </w:rPr>
-          <w:t>نحميا 1:4</w:t>
-        </w:r>
-      </w:hyperlink>
+      <w:r>
+        <w:rPr>
+          <w:rtl/>
+          <w:cs/>
+          <w:lang w:val="ar_AE" w:bidi="ar_AE"/>
+        </w:rPr>
+        <w:t>نحميا 1:4</w:t>
+      </w:r>
       <w:r>
         <w:rPr>
           <w:rtl/>
@@ -3252,20 +2922,14 @@
         </w:rPr>
         <w:t xml:space="preserve">). أما ارتداء المُسوح والجلوس على الرماد فكانا يعبران عن الحداد والتوبة العميقة (انظر </w:t>
       </w:r>
-      <w:hyperlink r:id="rId62">
-        <w:r>
-          <w:rPr>
-            <w:rtl/>
-            <w:cs/>
-            <w:lang w:val="ar_AE" w:bidi="ar_AE"/>
-          </w:rPr>
-          <w:rPr>
-            <w:color w:val="0000EE"/>
-            <w:u w:val="single"/>
-          </w:rPr>
-          <w:t>تكوين 37:34</w:t>
-        </w:r>
-      </w:hyperlink>
+      <w:r>
+        <w:rPr>
+          <w:rtl/>
+          <w:cs/>
+          <w:lang w:val="ar_AE" w:bidi="ar_AE"/>
+        </w:rPr>
+        <w:t>تكوين 37:34</w:t>
+      </w:r>
       <w:r>
         <w:rPr>
           <w:rtl/>
@@ -3274,20 +2938,14 @@
         </w:rPr>
         <w:t xml:space="preserve">؛ </w:t>
       </w:r>
-      <w:hyperlink r:id="rId63">
-        <w:r>
-          <w:rPr>
-            <w:rtl/>
-            <w:cs/>
-            <w:lang w:val="ar_AE" w:bidi="ar_AE"/>
-          </w:rPr>
-          <w:rPr>
-            <w:color w:val="0000EE"/>
-            <w:u w:val="single"/>
-          </w:rPr>
-          <w:t>أيّوب 16: 15</w:t>
-        </w:r>
-      </w:hyperlink>
+      <w:r>
+        <w:rPr>
+          <w:rtl/>
+          <w:cs/>
+          <w:lang w:val="ar_AE" w:bidi="ar_AE"/>
+        </w:rPr>
+        <w:t>أيّوب 16: 15</w:t>
+      </w:r>
       <w:r>
         <w:rPr>
           <w:rtl/>
@@ -3296,20 +2954,14 @@
         </w:rPr>
         <w:t xml:space="preserve">؛ </w:t>
       </w:r>
-      <w:hyperlink r:id="rId64">
-        <w:r>
-          <w:rPr>
-            <w:rtl/>
-            <w:cs/>
-            <w:lang w:val="ar_AE" w:bidi="ar_AE"/>
-          </w:rPr>
-          <w:rPr>
-            <w:color w:val="0000EE"/>
-            <w:u w:val="single"/>
-          </w:rPr>
-          <w:t>مراثي 2:10</w:t>
-        </w:r>
-      </w:hyperlink>
+      <w:r>
+        <w:rPr>
+          <w:rtl/>
+          <w:cs/>
+          <w:lang w:val="ar_AE" w:bidi="ar_AE"/>
+        </w:rPr>
+        <w:t>مراثي 2:10</w:t>
+      </w:r>
       <w:r>
         <w:rPr>
           <w:rtl/>
@@ -3318,20 +2970,14 @@
         </w:rPr>
         <w:t>). ويبدو أن الآشوريين اتبعوا طقوسًا مماثلة، حيث أتاحت هذه الممارسات للمشاركين التعبير عن ندمهم بشكل ملموس يراه الجميع، والله نفسه • وقد صارت توبة أهل نينوى لاحقًا مثالًا صارخًا لإدانة أصحاب القلوب القاسية في أيام يسوع (</w:t>
       </w:r>
-      <w:hyperlink r:id="rId65">
-        <w:r>
-          <w:rPr>
-            <w:rtl/>
-            <w:cs/>
-            <w:lang w:val="ar_AE" w:bidi="ar_AE"/>
-          </w:rPr>
-          <w:rPr>
-            <w:color w:val="0000EE"/>
-            <w:u w:val="single"/>
-          </w:rPr>
-          <w:t>متى 12:41</w:t>
-        </w:r>
-      </w:hyperlink>
+      <w:r>
+        <w:rPr>
+          <w:rtl/>
+          <w:cs/>
+          <w:lang w:val="ar_AE" w:bidi="ar_AE"/>
+        </w:rPr>
+        <w:t>متى 12:41</w:t>
+      </w:r>
       <w:r>
         <w:rPr>
           <w:rtl/>
@@ -3420,20 +3066,14 @@
         </w:rPr>
         <w:t xml:space="preserve">يُحتمل أن ملك نينوى المذكور هنا إما حاكمًا غير معروف للمدينة أو ربما كان ملك آشور نفسه، الذي ربما اتخذ نينوى مقرًا دائمًا لحكمه (قارن </w:t>
       </w:r>
-      <w:hyperlink r:id="rId66">
-        <w:r>
-          <w:rPr>
-            <w:rtl/>
-            <w:cs/>
-            <w:lang w:val="ar_AE" w:bidi="ar_AE"/>
-          </w:rPr>
-          <w:rPr>
-            <w:color w:val="0000EE"/>
-            <w:u w:val="single"/>
-          </w:rPr>
-          <w:t>2ملوك 19:9–13</w:t>
-        </w:r>
-      </w:hyperlink>
+      <w:r>
+        <w:rPr>
+          <w:rtl/>
+          <w:cs/>
+          <w:lang w:val="ar_AE" w:bidi="ar_AE"/>
+        </w:rPr>
+        <w:t>2ملوك 19:9–13</w:t>
+      </w:r>
       <w:r>
         <w:rPr>
           <w:rtl/>
@@ -3596,20 +3236,14 @@
         </w:rPr>
         <w:t>: لو لم يتب أهل نينوى، لأهلكهم الله (</w:t>
       </w:r>
-      <w:hyperlink r:id="rId67">
-        <w:r>
-          <w:rPr>
-            <w:rtl/>
-            <w:cs/>
-            <w:lang w:val="ar_AE" w:bidi="ar_AE"/>
-          </w:rPr>
-          <w:rPr>
-            <w:color w:val="0000EE"/>
-            <w:u w:val="single"/>
-          </w:rPr>
-          <w:t>3: 4</w:t>
-        </w:r>
-      </w:hyperlink>
+      <w:r>
+        <w:rPr>
+          <w:rtl/>
+          <w:cs/>
+          <w:lang w:val="ar_AE" w:bidi="ar_AE"/>
+        </w:rPr>
+        <w:t>3: 4</w:t>
+      </w:r>
       <w:r>
         <w:rPr>
           <w:rtl/>
@@ -3618,20 +3252,14 @@
         </w:rPr>
         <w:t xml:space="preserve">). لكنه كان مستعدًا أن يقبل توبتهم بالرحمة (انظر </w:t>
       </w:r>
-      <w:hyperlink r:id="rId20">
-        <w:r>
-          <w:rPr>
-            <w:rtl/>
-            <w:cs/>
-            <w:lang w:val="ar_AE" w:bidi="ar_AE"/>
-          </w:rPr>
-          <w:rPr>
-            <w:color w:val="0000EE"/>
-            <w:u w:val="single"/>
-          </w:rPr>
-          <w:t>4:2</w:t>
-        </w:r>
-      </w:hyperlink>
+      <w:r>
+        <w:rPr>
+          <w:rtl/>
+          <w:cs/>
+          <w:lang w:val="ar_AE" w:bidi="ar_AE"/>
+        </w:rPr>
+        <w:t>4:2</w:t>
+      </w:r>
       <w:r>
         <w:rPr>
           <w:rtl/>
@@ -3640,20 +3268,14 @@
         </w:rPr>
         <w:t xml:space="preserve">، </w:t>
       </w:r>
-      <w:hyperlink r:id="rId56">
-        <w:r>
-          <w:rPr>
-            <w:rtl/>
-            <w:cs/>
-            <w:lang w:val="ar_AE" w:bidi="ar_AE"/>
-          </w:rPr>
-          <w:rPr>
-            <w:color w:val="0000EE"/>
-            <w:u w:val="single"/>
-          </w:rPr>
-          <w:t>11</w:t>
-        </w:r>
-      </w:hyperlink>
+      <w:r>
+        <w:rPr>
+          <w:rtl/>
+          <w:cs/>
+          <w:lang w:val="ar_AE" w:bidi="ar_AE"/>
+        </w:rPr>
+        <w:t>11</w:t>
+      </w:r>
       <w:r>
         <w:rPr>
           <w:rtl/>
@@ -3662,20 +3284,14 @@
         </w:rPr>
         <w:t xml:space="preserve">). من منظور الله، هذا التحول لم يكن تراجعًا عن قصده الأصلي، لأن الرحمة جزء أساس من طبيعته. كما أن تغيير موقفه لا يُعبر عن أي شيء خاص بعلمه المسبق. فالتقليد الكنسي يؤكد علم الله المسبق والكامل بالأحداث المستقبلية (انظر </w:t>
       </w:r>
-      <w:hyperlink r:id="rId68">
-        <w:r>
-          <w:rPr>
-            <w:rtl/>
-            <w:cs/>
-            <w:lang w:val="ar_AE" w:bidi="ar_AE"/>
-          </w:rPr>
-          <w:rPr>
-            <w:color w:val="0000EE"/>
-            <w:u w:val="single"/>
-          </w:rPr>
-          <w:t>مزمور 139: 4؛</w:t>
-        </w:r>
-      </w:hyperlink>
+      <w:r>
+        <w:rPr>
+          <w:rtl/>
+          <w:cs/>
+          <w:lang w:val="ar_AE" w:bidi="ar_AE"/>
+        </w:rPr>
+        <w:t>مزمور 139: 4؛</w:t>
+      </w:r>
       <w:r>
         <w:rPr>
           <w:rtl/>
@@ -3684,20 +3300,14 @@
         </w:rPr>
         <w:t xml:space="preserve"> </w:t>
       </w:r>
-      <w:hyperlink r:id="rId69">
-        <w:r>
-          <w:rPr>
-            <w:rtl/>
-            <w:cs/>
-            <w:lang w:val="ar_AE" w:bidi="ar_AE"/>
-          </w:rPr>
-          <w:rPr>
-            <w:color w:val="0000EE"/>
-            <w:u w:val="single"/>
-          </w:rPr>
-          <w:t>إشعياء 46: 10</w:t>
-        </w:r>
-      </w:hyperlink>
+      <w:r>
+        <w:rPr>
+          <w:rtl/>
+          <w:cs/>
+          <w:lang w:val="ar_AE" w:bidi="ar_AE"/>
+        </w:rPr>
+        <w:t>إشعياء 46: 10</w:t>
+      </w:r>
       <w:r>
         <w:rPr>
           <w:rtl/>
@@ -3706,20 +3316,14 @@
         </w:rPr>
         <w:t xml:space="preserve">؛ </w:t>
       </w:r>
-      <w:hyperlink r:id="rId70">
-        <w:r>
-          <w:rPr>
-            <w:rtl/>
-            <w:cs/>
-            <w:lang w:val="ar_AE" w:bidi="ar_AE"/>
-          </w:rPr>
-          <w:rPr>
-            <w:color w:val="0000EE"/>
-            <w:u w:val="single"/>
-          </w:rPr>
-          <w:t>دانيال 2: 28–29</w:t>
-        </w:r>
-      </w:hyperlink>
+      <w:r>
+        <w:rPr>
+          <w:rtl/>
+          <w:cs/>
+          <w:lang w:val="ar_AE" w:bidi="ar_AE"/>
+        </w:rPr>
+        <w:t>دانيال 2: 28–29</w:t>
+      </w:r>
       <w:r>
         <w:rPr>
           <w:rtl/>
@@ -3728,20 +3332,14 @@
         </w:rPr>
         <w:t xml:space="preserve">؛ </w:t>
       </w:r>
-      <w:hyperlink r:id="rId71">
-        <w:r>
-          <w:rPr>
-            <w:rtl/>
-            <w:cs/>
-            <w:lang w:val="ar_AE" w:bidi="ar_AE"/>
-          </w:rPr>
-          <w:rPr>
-            <w:color w:val="0000EE"/>
-            <w:u w:val="single"/>
-          </w:rPr>
-          <w:t>متى 24: 36</w:t>
-        </w:r>
-      </w:hyperlink>
+      <w:r>
+        <w:rPr>
+          <w:rtl/>
+          <w:cs/>
+          <w:lang w:val="ar_AE" w:bidi="ar_AE"/>
+        </w:rPr>
+        <w:t>متى 24: 36</w:t>
+      </w:r>
       <w:r>
         <w:rPr>
           <w:rtl/>
@@ -3916,20 +3514,14 @@
         </w:rPr>
         <w:t xml:space="preserve">يتخذ السرد منعطفًا غير متوقع. يونان، الذي ذاق بنفسه مراحم الله، يشتكي الآن من رحمته التي أجزلها للآشوريين. بيد أن عناد النبي بهذه الطريقة إنما يزيد من عظمة نعمة الله (انظر كيف أجاب الله في </w:t>
       </w:r>
-      <w:hyperlink r:id="rId72">
-        <w:r>
-          <w:rPr>
-            <w:rtl/>
-            <w:cs/>
-            <w:lang w:val="ar_AE" w:bidi="ar_AE"/>
-          </w:rPr>
-          <w:rPr>
-            <w:color w:val="0000EE"/>
-            <w:u w:val="single"/>
-          </w:rPr>
-          <w:t>4: 8–11</w:t>
-        </w:r>
-      </w:hyperlink>
+      <w:r>
+        <w:rPr>
+          <w:rtl/>
+          <w:cs/>
+          <w:lang w:val="ar_AE" w:bidi="ar_AE"/>
+        </w:rPr>
+        <w:t>4: 8–11</w:t>
+      </w:r>
       <w:r>
         <w:rPr>
           <w:rtl/>
@@ -4018,20 +3610,14 @@
         </w:rPr>
         <w:t>يصرّح يونان بدافعه الأصلي لهروبه من وجه الرب (</w:t>
       </w:r>
-      <w:hyperlink r:id="rId51">
-        <w:r>
-          <w:rPr>
-            <w:rtl/>
-            <w:cs/>
-            <w:lang w:val="ar_AE" w:bidi="ar_AE"/>
-          </w:rPr>
-          <w:rPr>
-            <w:color w:val="0000EE"/>
-            <w:u w:val="single"/>
-          </w:rPr>
-          <w:t>1: 3</w:t>
-        </w:r>
-      </w:hyperlink>
+      <w:r>
+        <w:rPr>
+          <w:rtl/>
+          <w:cs/>
+          <w:lang w:val="ar_AE" w:bidi="ar_AE"/>
+        </w:rPr>
+        <w:t>1: 3</w:t>
+      </w:r>
       <w:r>
         <w:rPr>
           <w:rtl/>
@@ -4040,20 +3626,14 @@
         </w:rPr>
         <w:t xml:space="preserve">): فقد علم أن الرب لن يهلك أهل نينوى الأشرار إذا تابوا. • لأني علمت: يقتبس يونان عمليًا من </w:t>
       </w:r>
-      <w:hyperlink r:id="rId73">
-        <w:r>
-          <w:rPr>
-            <w:rtl/>
-            <w:cs/>
-            <w:lang w:val="ar_AE" w:bidi="ar_AE"/>
-          </w:rPr>
-          <w:rPr>
-            <w:color w:val="0000EE"/>
-            <w:u w:val="single"/>
-          </w:rPr>
-          <w:t>خروج 34: 6–7</w:t>
-        </w:r>
-      </w:hyperlink>
+      <w:r>
+        <w:rPr>
+          <w:rtl/>
+          <w:cs/>
+          <w:lang w:val="ar_AE" w:bidi="ar_AE"/>
+        </w:rPr>
+        <w:t>خروج 34: 6–7</w:t>
+      </w:r>
       <w:r>
         <w:rPr>
           <w:rtl/>
@@ -4062,20 +3642,14 @@
         </w:rPr>
         <w:t xml:space="preserve">، وهو المقطع الذي يشير إلى العهد بين إسرائيل والرب. حتى في العهد القديم، كان الله مهتمًا بنشر الخلاص لجميع الشعوب (قارن </w:t>
       </w:r>
-      <w:hyperlink r:id="rId74">
-        <w:r>
-          <w:rPr>
-            <w:rtl/>
-            <w:cs/>
-            <w:lang w:val="ar_AE" w:bidi="ar_AE"/>
-          </w:rPr>
-          <w:rPr>
-            <w:color w:val="0000EE"/>
-            <w:u w:val="single"/>
-          </w:rPr>
-          <w:t>متى 28: 18–20</w:t>
-        </w:r>
-      </w:hyperlink>
+      <w:r>
+        <w:rPr>
+          <w:rtl/>
+          <w:cs/>
+          <w:lang w:val="ar_AE" w:bidi="ar_AE"/>
+        </w:rPr>
+        <w:t>متى 28: 18–20</w:t>
+      </w:r>
       <w:r>
         <w:rPr>
           <w:rtl/>
@@ -4151,20 +3725,14 @@
         </w:rPr>
         <w:t xml:space="preserve">عوضًا عن قَبُول إرادة الله، رغب يونان في الموت (انظر أيضًا </w:t>
       </w:r>
-      <w:hyperlink r:id="rId75">
-        <w:r>
-          <w:rPr>
-            <w:rtl/>
-            <w:cs/>
-            <w:lang w:val="ar_AE" w:bidi="ar_AE"/>
-          </w:rPr>
-          <w:rPr>
-            <w:color w:val="0000EE"/>
-            <w:u w:val="single"/>
-          </w:rPr>
-          <w:t>4:8–9</w:t>
-        </w:r>
-      </w:hyperlink>
+      <w:r>
+        <w:rPr>
+          <w:rtl/>
+          <w:cs/>
+          <w:lang w:val="ar_AE" w:bidi="ar_AE"/>
+        </w:rPr>
+        <w:t>4:8–9</w:t>
+      </w:r>
       <w:r>
         <w:rPr>
           <w:rtl/>
@@ -4173,20 +3741,14 @@
         </w:rPr>
         <w:t>)، وكان انتظاره على أمل أن تُدمر المدينة (</w:t>
       </w:r>
-      <w:hyperlink r:id="rId76">
-        <w:r>
-          <w:rPr>
-            <w:rtl/>
-            <w:cs/>
-            <w:lang w:val="ar_AE" w:bidi="ar_AE"/>
-          </w:rPr>
-          <w:rPr>
-            <w:color w:val="0000EE"/>
-            <w:u w:val="single"/>
-          </w:rPr>
-          <w:t>4:5</w:t>
-        </w:r>
-      </w:hyperlink>
+      <w:r>
+        <w:rPr>
+          <w:rtl/>
+          <w:cs/>
+          <w:lang w:val="ar_AE" w:bidi="ar_AE"/>
+        </w:rPr>
+        <w:t>4:5</w:t>
+      </w:r>
       <w:r>
         <w:rPr>
           <w:rtl/>
@@ -4262,20 +3824,14 @@
         </w:rPr>
         <w:t>يأتي رد الرب في أسلوب سؤال بلاغي. والإجابة الضمنية هي "بالتأكيد لا!" والدرس العملي التالي في (</w:t>
       </w:r>
-      <w:hyperlink r:id="rId77">
-        <w:r>
-          <w:rPr>
-            <w:rtl/>
-            <w:cs/>
-            <w:lang w:val="ar_AE" w:bidi="ar_AE"/>
-          </w:rPr>
-          <w:rPr>
-            <w:color w:val="0000EE"/>
-            <w:u w:val="single"/>
-          </w:rPr>
-          <w:t>4:6–11</w:t>
-        </w:r>
-      </w:hyperlink>
+      <w:r>
+        <w:rPr>
+          <w:rtl/>
+          <w:cs/>
+          <w:lang w:val="ar_AE" w:bidi="ar_AE"/>
+        </w:rPr>
+        <w:t>4:6–11</w:t>
+      </w:r>
       <w:r>
         <w:rPr>
           <w:rtl/>
@@ -4364,20 +3920,14 @@
         </w:rPr>
         <w:t xml:space="preserve">"الرب" هو اسم الله في العهد الذي أقامه مع إسرائيل (انظر، على سبيل المثال، </w:t>
       </w:r>
-      <w:hyperlink r:id="rId78">
-        <w:r>
-          <w:rPr>
-            <w:rtl/>
-            <w:cs/>
-            <w:lang w:val="ar_AE" w:bidi="ar_AE"/>
-          </w:rPr>
-          <w:rPr>
-            <w:color w:val="0000EE"/>
-            <w:u w:val="single"/>
-          </w:rPr>
-          <w:t>مز 72: 18</w:t>
-        </w:r>
-      </w:hyperlink>
+      <w:r>
+        <w:rPr>
+          <w:rtl/>
+          <w:cs/>
+          <w:lang w:val="ar_AE" w:bidi="ar_AE"/>
+        </w:rPr>
+        <w:t>مز 72: 18</w:t>
+      </w:r>
       <w:r>
         <w:rPr>
           <w:rtl/>
@@ -4469,20 +4019,14 @@
         </w:rPr>
         <w:t xml:space="preserve">أناس يعيشون في ظلام روحي: أشرق الله برحمته نور كلمته النبوية على مدينة فاسدة. ليس كل من يواجه نور الله يستجيب استجابة إيجابية (قارن </w:t>
       </w:r>
-      <w:hyperlink r:id="rId79">
-        <w:r>
-          <w:rPr>
-            <w:rtl/>
-            <w:cs/>
-            <w:lang w:val="ar_AE" w:bidi="ar_AE"/>
-          </w:rPr>
-          <w:rPr>
-            <w:color w:val="0000EE"/>
-            <w:u w:val="single"/>
-          </w:rPr>
-          <w:t>يوحنا 3:19–21</w:t>
-        </w:r>
-      </w:hyperlink>
+      <w:r>
+        <w:rPr>
+          <w:rtl/>
+          <w:cs/>
+          <w:lang w:val="ar_AE" w:bidi="ar_AE"/>
+        </w:rPr>
+        <w:t>يوحنا 3:19–21</w:t>
+      </w:r>
       <w:r>
         <w:rPr>
           <w:rtl/>
